--- a/paper/数学建模论文.docx
+++ b/paper/数学建模论文.docx
@@ -298,6 +298,12 @@
             <w:insideH w:val="single" w:color="auto" w:sz="4" w:space="0"/>
             <w:insideV w:val="single" w:color="auto" w:sz="4" w:space="0"/>
           </w:tblBorders>
+          <w:tblCellMar>
+            <w:top w:w="0" w:type="dxa"/>
+            <w:left w:w="108" w:type="dxa"/>
+            <w:bottom w:w="0" w:type="dxa"/>
+            <w:right w:w="108" w:type="dxa"/>
+          </w:tblCellMar>
         </w:tblPrEx>
         <w:tc>
           <w:tcPr>
@@ -838,9 +844,9 @@
         </w:tblCellMar>
       </w:tblPr>
       <w:tblGrid>
-        <w:gridCol w:w="1099"/>
-        <w:gridCol w:w="7219"/>
-        <w:gridCol w:w="867"/>
+        <w:gridCol w:w="1085"/>
+        <w:gridCol w:w="7130"/>
+        <w:gridCol w:w="856"/>
       </w:tblGrid>
       <w:tr>
         <w:tblPrEx>
@@ -852,6 +858,12 @@
             <w:insideH w:val="none" w:color="auto" w:sz="0" w:space="0"/>
             <w:insideV w:val="none" w:color="auto" w:sz="0" w:space="0"/>
           </w:tblBorders>
+          <w:tblCellMar>
+            <w:top w:w="0" w:type="dxa"/>
+            <w:left w:w="108" w:type="dxa"/>
+            <w:bottom w:w="0" w:type="dxa"/>
+            <w:right w:w="108" w:type="dxa"/>
+          </w:tblCellMar>
         </w:tblPrEx>
         <w:trPr>
           <w:jc w:val="center"/>
@@ -951,6 +963,12 @@
             <w:insideH w:val="none" w:color="auto" w:sz="0" w:space="0"/>
             <w:insideV w:val="none" w:color="auto" w:sz="0" w:space="0"/>
           </w:tblBorders>
+          <w:tblCellMar>
+            <w:top w:w="0" w:type="dxa"/>
+            <w:left w:w="108" w:type="dxa"/>
+            <w:bottom w:w="0" w:type="dxa"/>
+            <w:right w:w="108" w:type="dxa"/>
+          </w:tblCellMar>
         </w:tblPrEx>
         <w:trPr>
           <w:jc w:val="center"/>
@@ -1020,6 +1038,12 @@
             <w:insideH w:val="none" w:color="auto" w:sz="0" w:space="0"/>
             <w:insideV w:val="none" w:color="auto" w:sz="0" w:space="0"/>
           </w:tblBorders>
+          <w:tblCellMar>
+            <w:top w:w="0" w:type="dxa"/>
+            <w:left w:w="108" w:type="dxa"/>
+            <w:bottom w:w="0" w:type="dxa"/>
+            <w:right w:w="108" w:type="dxa"/>
+          </w:tblCellMar>
         </w:tblPrEx>
         <w:trPr>
           <w:jc w:val="center"/>
@@ -1089,6 +1113,12 @@
             <w:insideH w:val="none" w:color="auto" w:sz="0" w:space="0"/>
             <w:insideV w:val="none" w:color="auto" w:sz="0" w:space="0"/>
           </w:tblBorders>
+          <w:tblCellMar>
+            <w:top w:w="0" w:type="dxa"/>
+            <w:left w:w="108" w:type="dxa"/>
+            <w:bottom w:w="0" w:type="dxa"/>
+            <w:right w:w="108" w:type="dxa"/>
+          </w:tblCellMar>
         </w:tblPrEx>
         <w:trPr>
           <w:jc w:val="center"/>
@@ -1158,6 +1188,12 @@
             <w:insideH w:val="none" w:color="auto" w:sz="0" w:space="0"/>
             <w:insideV w:val="none" w:color="auto" w:sz="0" w:space="0"/>
           </w:tblBorders>
+          <w:tblCellMar>
+            <w:top w:w="0" w:type="dxa"/>
+            <w:left w:w="108" w:type="dxa"/>
+            <w:bottom w:w="0" w:type="dxa"/>
+            <w:right w:w="108" w:type="dxa"/>
+          </w:tblCellMar>
         </w:tblPrEx>
         <w:trPr>
           <w:jc w:val="center"/>
@@ -1227,6 +1263,12 @@
             <w:insideH w:val="none" w:color="auto" w:sz="0" w:space="0"/>
             <w:insideV w:val="none" w:color="auto" w:sz="0" w:space="0"/>
           </w:tblBorders>
+          <w:tblCellMar>
+            <w:top w:w="0" w:type="dxa"/>
+            <w:left w:w="108" w:type="dxa"/>
+            <w:bottom w:w="0" w:type="dxa"/>
+            <w:right w:w="108" w:type="dxa"/>
+          </w:tblCellMar>
         </w:tblPrEx>
         <w:trPr>
           <w:jc w:val="center"/>
@@ -1296,6 +1338,12 @@
             <w:insideH w:val="none" w:color="auto" w:sz="0" w:space="0"/>
             <w:insideV w:val="none" w:color="auto" w:sz="0" w:space="0"/>
           </w:tblBorders>
+          <w:tblCellMar>
+            <w:top w:w="0" w:type="dxa"/>
+            <w:left w:w="108" w:type="dxa"/>
+            <w:bottom w:w="0" w:type="dxa"/>
+            <w:right w:w="108" w:type="dxa"/>
+          </w:tblCellMar>
         </w:tblPrEx>
         <w:trPr>
           <w:jc w:val="center"/>
@@ -1365,6 +1413,12 @@
             <w:insideH w:val="none" w:color="auto" w:sz="0" w:space="0"/>
             <w:insideV w:val="none" w:color="auto" w:sz="0" w:space="0"/>
           </w:tblBorders>
+          <w:tblCellMar>
+            <w:top w:w="0" w:type="dxa"/>
+            <w:left w:w="108" w:type="dxa"/>
+            <w:bottom w:w="0" w:type="dxa"/>
+            <w:right w:w="108" w:type="dxa"/>
+          </w:tblCellMar>
         </w:tblPrEx>
         <w:trPr>
           <w:jc w:val="center"/>
@@ -1434,6 +1488,12 @@
             <w:insideH w:val="none" w:color="auto" w:sz="0" w:space="0"/>
             <w:insideV w:val="none" w:color="auto" w:sz="0" w:space="0"/>
           </w:tblBorders>
+          <w:tblCellMar>
+            <w:top w:w="0" w:type="dxa"/>
+            <w:left w:w="108" w:type="dxa"/>
+            <w:bottom w:w="0" w:type="dxa"/>
+            <w:right w:w="108" w:type="dxa"/>
+          </w:tblCellMar>
         </w:tblPrEx>
         <w:trPr>
           <w:jc w:val="center"/>
@@ -1503,6 +1563,12 @@
             <w:insideH w:val="none" w:color="auto" w:sz="0" w:space="0"/>
             <w:insideV w:val="none" w:color="auto" w:sz="0" w:space="0"/>
           </w:tblBorders>
+          <w:tblCellMar>
+            <w:top w:w="0" w:type="dxa"/>
+            <w:left w:w="108" w:type="dxa"/>
+            <w:bottom w:w="0" w:type="dxa"/>
+            <w:right w:w="108" w:type="dxa"/>
+          </w:tblCellMar>
         </w:tblPrEx>
         <w:trPr>
           <w:jc w:val="center"/>
@@ -1572,6 +1638,12 @@
             <w:insideH w:val="none" w:color="auto" w:sz="0" w:space="0"/>
             <w:insideV w:val="none" w:color="auto" w:sz="0" w:space="0"/>
           </w:tblBorders>
+          <w:tblCellMar>
+            <w:top w:w="0" w:type="dxa"/>
+            <w:left w:w="108" w:type="dxa"/>
+            <w:bottom w:w="0" w:type="dxa"/>
+            <w:right w:w="108" w:type="dxa"/>
+          </w:tblCellMar>
         </w:tblPrEx>
         <w:trPr>
           <w:jc w:val="center"/>
@@ -1641,6 +1713,12 @@
             <w:insideH w:val="none" w:color="auto" w:sz="0" w:space="0"/>
             <w:insideV w:val="none" w:color="auto" w:sz="0" w:space="0"/>
           </w:tblBorders>
+          <w:tblCellMar>
+            <w:top w:w="0" w:type="dxa"/>
+            <w:left w:w="108" w:type="dxa"/>
+            <w:bottom w:w="0" w:type="dxa"/>
+            <w:right w:w="108" w:type="dxa"/>
+          </w:tblCellMar>
         </w:tblPrEx>
         <w:trPr>
           <w:jc w:val="center"/>
@@ -1710,6 +1788,12 @@
             <w:insideH w:val="none" w:color="auto" w:sz="0" w:space="0"/>
             <w:insideV w:val="none" w:color="auto" w:sz="0" w:space="0"/>
           </w:tblBorders>
+          <w:tblCellMar>
+            <w:top w:w="0" w:type="dxa"/>
+            <w:left w:w="108" w:type="dxa"/>
+            <w:bottom w:w="0" w:type="dxa"/>
+            <w:right w:w="108" w:type="dxa"/>
+          </w:tblCellMar>
         </w:tblPrEx>
         <w:trPr>
           <w:jc w:val="center"/>
@@ -1779,6 +1863,12 @@
             <w:insideH w:val="none" w:color="auto" w:sz="0" w:space="0"/>
             <w:insideV w:val="none" w:color="auto" w:sz="0" w:space="0"/>
           </w:tblBorders>
+          <w:tblCellMar>
+            <w:top w:w="0" w:type="dxa"/>
+            <w:left w:w="108" w:type="dxa"/>
+            <w:bottom w:w="0" w:type="dxa"/>
+            <w:right w:w="108" w:type="dxa"/>
+          </w:tblCellMar>
         </w:tblPrEx>
         <w:trPr>
           <w:jc w:val="center"/>
@@ -1848,6 +1938,12 @@
             <w:insideH w:val="none" w:color="auto" w:sz="0" w:space="0"/>
             <w:insideV w:val="none" w:color="auto" w:sz="0" w:space="0"/>
           </w:tblBorders>
+          <w:tblCellMar>
+            <w:top w:w="0" w:type="dxa"/>
+            <w:left w:w="108" w:type="dxa"/>
+            <w:bottom w:w="0" w:type="dxa"/>
+            <w:right w:w="108" w:type="dxa"/>
+          </w:tblCellMar>
         </w:tblPrEx>
         <w:trPr>
           <w:jc w:val="center"/>
@@ -1917,6 +2013,12 @@
             <w:insideH w:val="none" w:color="auto" w:sz="0" w:space="0"/>
             <w:insideV w:val="none" w:color="auto" w:sz="0" w:space="0"/>
           </w:tblBorders>
+          <w:tblCellMar>
+            <w:top w:w="0" w:type="dxa"/>
+            <w:left w:w="108" w:type="dxa"/>
+            <w:bottom w:w="0" w:type="dxa"/>
+            <w:right w:w="108" w:type="dxa"/>
+          </w:tblCellMar>
         </w:tblPrEx>
         <w:trPr>
           <w:jc w:val="center"/>
@@ -1986,6 +2088,12 @@
             <w:insideH w:val="none" w:color="auto" w:sz="0" w:space="0"/>
             <w:insideV w:val="none" w:color="auto" w:sz="0" w:space="0"/>
           </w:tblBorders>
+          <w:tblCellMar>
+            <w:top w:w="0" w:type="dxa"/>
+            <w:left w:w="108" w:type="dxa"/>
+            <w:bottom w:w="0" w:type="dxa"/>
+            <w:right w:w="108" w:type="dxa"/>
+          </w:tblCellMar>
         </w:tblPrEx>
         <w:trPr>
           <w:jc w:val="center"/>
@@ -2055,6 +2163,12 @@
             <w:insideH w:val="none" w:color="auto" w:sz="0" w:space="0"/>
             <w:insideV w:val="none" w:color="auto" w:sz="0" w:space="0"/>
           </w:tblBorders>
+          <w:tblCellMar>
+            <w:top w:w="0" w:type="dxa"/>
+            <w:left w:w="108" w:type="dxa"/>
+            <w:bottom w:w="0" w:type="dxa"/>
+            <w:right w:w="108" w:type="dxa"/>
+          </w:tblCellMar>
         </w:tblPrEx>
         <w:trPr>
           <w:jc w:val="center"/>
@@ -2124,6 +2238,12 @@
             <w:insideH w:val="none" w:color="auto" w:sz="0" w:space="0"/>
             <w:insideV w:val="none" w:color="auto" w:sz="0" w:space="0"/>
           </w:tblBorders>
+          <w:tblCellMar>
+            <w:top w:w="0" w:type="dxa"/>
+            <w:left w:w="108" w:type="dxa"/>
+            <w:bottom w:w="0" w:type="dxa"/>
+            <w:right w:w="108" w:type="dxa"/>
+          </w:tblCellMar>
         </w:tblPrEx>
         <w:trPr>
           <w:jc w:val="center"/>
@@ -2193,6 +2313,12 @@
             <w:insideH w:val="none" w:color="auto" w:sz="0" w:space="0"/>
             <w:insideV w:val="none" w:color="auto" w:sz="0" w:space="0"/>
           </w:tblBorders>
+          <w:tblCellMar>
+            <w:top w:w="0" w:type="dxa"/>
+            <w:left w:w="108" w:type="dxa"/>
+            <w:bottom w:w="0" w:type="dxa"/>
+            <w:right w:w="108" w:type="dxa"/>
+          </w:tblCellMar>
         </w:tblPrEx>
         <w:trPr>
           <w:jc w:val="center"/>
@@ -2262,6 +2388,12 @@
             <w:insideH w:val="none" w:color="auto" w:sz="0" w:space="0"/>
             <w:insideV w:val="none" w:color="auto" w:sz="0" w:space="0"/>
           </w:tblBorders>
+          <w:tblCellMar>
+            <w:top w:w="0" w:type="dxa"/>
+            <w:left w:w="108" w:type="dxa"/>
+            <w:bottom w:w="0" w:type="dxa"/>
+            <w:right w:w="108" w:type="dxa"/>
+          </w:tblCellMar>
         </w:tblPrEx>
         <w:trPr>
           <w:jc w:val="center"/>
@@ -2331,6 +2463,12 @@
             <w:insideH w:val="none" w:color="auto" w:sz="0" w:space="0"/>
             <w:insideV w:val="none" w:color="auto" w:sz="0" w:space="0"/>
           </w:tblBorders>
+          <w:tblCellMar>
+            <w:top w:w="0" w:type="dxa"/>
+            <w:left w:w="108" w:type="dxa"/>
+            <w:bottom w:w="0" w:type="dxa"/>
+            <w:right w:w="108" w:type="dxa"/>
+          </w:tblCellMar>
         </w:tblPrEx>
         <w:trPr>
           <w:jc w:val="center"/>
@@ -2400,6 +2538,12 @@
             <w:insideH w:val="none" w:color="auto" w:sz="0" w:space="0"/>
             <w:insideV w:val="none" w:color="auto" w:sz="0" w:space="0"/>
           </w:tblBorders>
+          <w:tblCellMar>
+            <w:top w:w="0" w:type="dxa"/>
+            <w:left w:w="108" w:type="dxa"/>
+            <w:bottom w:w="0" w:type="dxa"/>
+            <w:right w:w="108" w:type="dxa"/>
+          </w:tblCellMar>
         </w:tblPrEx>
         <w:trPr>
           <w:jc w:val="center"/>
@@ -2469,6 +2613,12 @@
             <w:insideH w:val="none" w:color="auto" w:sz="0" w:space="0"/>
             <w:insideV w:val="none" w:color="auto" w:sz="0" w:space="0"/>
           </w:tblBorders>
+          <w:tblCellMar>
+            <w:top w:w="0" w:type="dxa"/>
+            <w:left w:w="108" w:type="dxa"/>
+            <w:bottom w:w="0" w:type="dxa"/>
+            <w:right w:w="108" w:type="dxa"/>
+          </w:tblCellMar>
         </w:tblPrEx>
         <w:trPr>
           <w:jc w:val="center"/>
@@ -2538,6 +2688,12 @@
             <w:insideH w:val="none" w:color="auto" w:sz="0" w:space="0"/>
             <w:insideV w:val="none" w:color="auto" w:sz="0" w:space="0"/>
           </w:tblBorders>
+          <w:tblCellMar>
+            <w:top w:w="0" w:type="dxa"/>
+            <w:left w:w="108" w:type="dxa"/>
+            <w:bottom w:w="0" w:type="dxa"/>
+            <w:right w:w="108" w:type="dxa"/>
+          </w:tblCellMar>
         </w:tblPrEx>
         <w:trPr>
           <w:jc w:val="center"/>
@@ -3035,7 +3191,7 @@
       </w:pPr>
       <w:bookmarkStart w:id="15" w:name="_Toc206756664"/>
       <w:r>
-        <w:t>问题一的模型</w:t>
+        <w:t>问题一</w:t>
       </w:r>
       <w:bookmarkEnd w:id="15"/>
     </w:p>
@@ -3679,39 +3835,7 @@
           <w:shd w:val="clear" w:fill="FFFFFF"/>
           <w:lang w:val="en-US" w:eastAsia="zh-CN"/>
         </w:rPr>
-        <w:t>当t=0时，</w:t>
-      </w:r>
-    </w:p>
-    <w:p>
-      <w:pPr>
-        <w:pStyle w:val="29"/>
-        <w:rPr>
-          <w:rFonts w:hint="default" w:ascii="Times New Roman" w:hAnsi="Times New Roman" w:eastAsia="宋体" w:cs="Times New Roman"/>
-          <w:i w:val="0"/>
-          <w:iCs w:val="0"/>
-          <w:caps w:val="0"/>
-          <w:color w:val="000000"/>
-          <w:spacing w:val="0"/>
-          <w:sz w:val="24"/>
-          <w:szCs w:val="24"/>
-          <w:shd w:val="clear" w:fill="FFFFFF"/>
-          <w:lang w:val="en-US" w:eastAsia="zh-CN"/>
-        </w:rPr>
-      </w:pPr>
-      <w:r>
-        <w:rPr>
-          <w:rFonts w:hint="default" w:ascii="Times New Roman" w:hAnsi="Times New Roman" w:eastAsia="宋体" w:cs="Times New Roman"/>
-          <w:i w:val="0"/>
-          <w:iCs w:val="0"/>
-          <w:caps w:val="0"/>
-          <w:color w:val="000000"/>
-          <w:spacing w:val="0"/>
-          <w:sz w:val="24"/>
-          <w:szCs w:val="24"/>
-          <w:shd w:val="clear" w:fill="FFFFFF"/>
-          <w:lang w:val="en-US" w:eastAsia="zh-CN"/>
-        </w:rPr>
-        <w:t>P</w:t>
+        <w:t>当t=0时，P</w:t>
       </w:r>
       <w:r>
         <w:rPr>
@@ -3836,39 +3960,7 @@
           <w:shd w:val="clear" w:fill="FFFFFF"/>
           <w:lang w:val="en-US" w:eastAsia="zh-CN"/>
         </w:rPr>
-        <w:t>当t=1,2,……,143时，</w:t>
-      </w:r>
-    </w:p>
-    <w:p>
-      <w:pPr>
-        <w:pStyle w:val="29"/>
-        <w:rPr>
-          <w:rFonts w:hint="default" w:ascii="Times New Roman" w:hAnsi="Times New Roman" w:eastAsia="宋体" w:cs="Times New Roman"/>
-          <w:i w:val="0"/>
-          <w:iCs w:val="0"/>
-          <w:caps w:val="0"/>
-          <w:color w:val="000000"/>
-          <w:spacing w:val="0"/>
-          <w:sz w:val="24"/>
-          <w:szCs w:val="24"/>
-          <w:shd w:val="clear" w:fill="FFFFFF"/>
-          <w:lang w:val="en-US" w:eastAsia="zh-CN"/>
-        </w:rPr>
-      </w:pPr>
-      <w:r>
-        <w:rPr>
-          <w:rFonts w:hint="default" w:ascii="Times New Roman" w:hAnsi="Times New Roman" w:eastAsia="宋体" w:cs="Times New Roman"/>
-          <w:i w:val="0"/>
-          <w:iCs w:val="0"/>
-          <w:caps w:val="0"/>
-          <w:color w:val="000000"/>
-          <w:spacing w:val="0"/>
-          <w:sz w:val="24"/>
-          <w:szCs w:val="24"/>
-          <w:shd w:val="clear" w:fill="FFFFFF"/>
-          <w:lang w:val="en-US" w:eastAsia="zh-CN"/>
-        </w:rPr>
-        <w:t>P</w:t>
+        <w:t>当t=1,2,……,143时，P</w:t>
       </w:r>
       <w:r>
         <w:rPr>
@@ -4025,39 +4117,7 @@
           <w:shd w:val="clear" w:fill="FFFFFF"/>
           <w:lang w:val="en-US" w:eastAsia="zh-CN"/>
         </w:rPr>
-        <w:t>当t=0时，</w:t>
-      </w:r>
-    </w:p>
-    <w:p>
-      <w:pPr>
-        <w:pStyle w:val="29"/>
-        <w:rPr>
-          <w:rFonts w:hint="default" w:ascii="Times New Roman" w:hAnsi="Times New Roman" w:eastAsia="宋体" w:cs="Times New Roman"/>
-          <w:i w:val="0"/>
-          <w:iCs w:val="0"/>
-          <w:caps w:val="0"/>
-          <w:color w:val="000000"/>
-          <w:spacing w:val="0"/>
-          <w:sz w:val="24"/>
-          <w:szCs w:val="24"/>
-          <w:shd w:val="clear" w:fill="FFFFFF"/>
-          <w:lang w:val="en-US" w:eastAsia="zh-CN"/>
-        </w:rPr>
-      </w:pPr>
-      <w:r>
-        <w:rPr>
-          <w:rFonts w:hint="default" w:ascii="Times New Roman" w:hAnsi="Times New Roman" w:eastAsia="宋体" w:cs="Times New Roman"/>
-          <w:i w:val="0"/>
-          <w:iCs w:val="0"/>
-          <w:caps w:val="0"/>
-          <w:color w:val="000000"/>
-          <w:spacing w:val="0"/>
-          <w:sz w:val="24"/>
-          <w:szCs w:val="24"/>
-          <w:shd w:val="clear" w:fill="FFFFFF"/>
-          <w:lang w:val="en-US" w:eastAsia="zh-CN"/>
-        </w:rPr>
-        <w:t>P</w:t>
+        <w:t>当t=0时，P</w:t>
       </w:r>
       <w:r>
         <w:rPr>
@@ -4182,39 +4242,7 @@
           <w:shd w:val="clear" w:fill="FFFFFF"/>
           <w:lang w:val="en-US" w:eastAsia="zh-CN"/>
         </w:rPr>
-        <w:t>当t=1,2,……,143时，</w:t>
-      </w:r>
-    </w:p>
-    <w:p>
-      <w:pPr>
-        <w:pStyle w:val="29"/>
-        <w:rPr>
-          <w:rFonts w:hint="default" w:ascii="Times New Roman" w:hAnsi="Times New Roman" w:eastAsia="宋体" w:cs="Times New Roman"/>
-          <w:i w:val="0"/>
-          <w:iCs w:val="0"/>
-          <w:caps w:val="0"/>
-          <w:color w:val="000000"/>
-          <w:spacing w:val="0"/>
-          <w:sz w:val="24"/>
-          <w:szCs w:val="24"/>
-          <w:shd w:val="clear" w:fill="FFFFFF"/>
-          <w:lang w:val="en-US" w:eastAsia="zh-CN"/>
-        </w:rPr>
-      </w:pPr>
-      <w:r>
-        <w:rPr>
-          <w:rFonts w:hint="default" w:ascii="Times New Roman" w:hAnsi="Times New Roman" w:eastAsia="宋体" w:cs="Times New Roman"/>
-          <w:i w:val="0"/>
-          <w:iCs w:val="0"/>
-          <w:caps w:val="0"/>
-          <w:color w:val="000000"/>
-          <w:spacing w:val="0"/>
-          <w:sz w:val="24"/>
-          <w:szCs w:val="24"/>
-          <w:shd w:val="clear" w:fill="FFFFFF"/>
-          <w:lang w:val="en-US" w:eastAsia="zh-CN"/>
-        </w:rPr>
-        <w:t>P</w:t>
+        <w:t>当t=1,2,……,143时，P</w:t>
       </w:r>
       <w:r>
         <w:rPr>
@@ -4371,39 +4399,7 @@
           <w:shd w:val="clear" w:fill="FFFFFF"/>
           <w:lang w:val="en-US" w:eastAsia="zh-CN"/>
         </w:rPr>
-        <w:t>当t=0时，</w:t>
-      </w:r>
-    </w:p>
-    <w:p>
-      <w:pPr>
-        <w:pStyle w:val="29"/>
-        <w:rPr>
-          <w:rFonts w:hint="default" w:ascii="Times New Roman" w:hAnsi="Times New Roman" w:eastAsia="宋体" w:cs="Times New Roman"/>
-          <w:i w:val="0"/>
-          <w:iCs w:val="0"/>
-          <w:caps w:val="0"/>
-          <w:color w:val="000000"/>
-          <w:spacing w:val="0"/>
-          <w:sz w:val="24"/>
-          <w:szCs w:val="24"/>
-          <w:shd w:val="clear" w:fill="FFFFFF"/>
-          <w:lang w:val="en-US" w:eastAsia="zh-CN"/>
-        </w:rPr>
-      </w:pPr>
-      <w:r>
-        <w:rPr>
-          <w:rFonts w:hint="default" w:ascii="Times New Roman" w:hAnsi="Times New Roman" w:eastAsia="宋体" w:cs="Times New Roman"/>
-          <w:i w:val="0"/>
-          <w:iCs w:val="0"/>
-          <w:caps w:val="0"/>
-          <w:color w:val="000000"/>
-          <w:spacing w:val="0"/>
-          <w:sz w:val="24"/>
-          <w:szCs w:val="24"/>
-          <w:shd w:val="clear" w:fill="FFFFFF"/>
-          <w:lang w:val="en-US" w:eastAsia="zh-CN"/>
-        </w:rPr>
-        <w:t>π</w:t>
+        <w:t>当t=0时，π</w:t>
       </w:r>
       <w:r>
         <w:rPr>
@@ -4528,39 +4524,7 @@
           <w:shd w:val="clear" w:fill="FFFFFF"/>
           <w:lang w:val="en-US" w:eastAsia="zh-CN"/>
         </w:rPr>
-        <w:t>当t=1,2,……,143时，</w:t>
-      </w:r>
-    </w:p>
-    <w:p>
-      <w:pPr>
-        <w:pStyle w:val="29"/>
-        <w:rPr>
-          <w:rFonts w:hint="default" w:ascii="Times New Roman" w:hAnsi="Times New Roman" w:eastAsia="宋体" w:cs="Times New Roman"/>
-          <w:i w:val="0"/>
-          <w:iCs w:val="0"/>
-          <w:caps w:val="0"/>
-          <w:color w:val="000000"/>
-          <w:spacing w:val="0"/>
-          <w:sz w:val="24"/>
-          <w:szCs w:val="24"/>
-          <w:shd w:val="clear" w:fill="FFFFFF"/>
-          <w:lang w:val="en-US" w:eastAsia="zh-CN"/>
-        </w:rPr>
-      </w:pPr>
-      <w:r>
-        <w:rPr>
-          <w:rFonts w:hint="default" w:ascii="Times New Roman" w:hAnsi="Times New Roman" w:eastAsia="宋体" w:cs="Times New Roman"/>
-          <w:i w:val="0"/>
-          <w:iCs w:val="0"/>
-          <w:caps w:val="0"/>
-          <w:color w:val="000000"/>
-          <w:spacing w:val="0"/>
-          <w:sz w:val="24"/>
-          <w:szCs w:val="24"/>
-          <w:shd w:val="clear" w:fill="FFFFFF"/>
-          <w:lang w:val="en-US" w:eastAsia="zh-CN"/>
-        </w:rPr>
-        <w:t>π</w:t>
+        <w:t>当t=1,2,……,143时，π</w:t>
       </w:r>
       <w:r>
         <w:rPr>
@@ -4700,7 +4664,7 @@
           <w:shd w:val="clear" w:fill="FFFFFF"/>
           <w:lang w:val="en-US" w:eastAsia="zh-CN"/>
         </w:rPr>
-        <w:t>，</w:t>
+        <w:t>由题意知，</w:t>
       </w:r>
       <w:r>
         <w:rPr>
@@ -4841,39 +4805,7 @@
           <w:shd w:val="clear" w:fill="FFFFFF"/>
           <w:lang w:val="en-US" w:eastAsia="zh-CN"/>
         </w:rPr>
-        <w:t xml:space="preserve"> × Δt，</w:t>
-      </w:r>
-    </w:p>
-    <w:p>
-      <w:pPr>
-        <w:pStyle w:val="29"/>
-        <w:rPr>
-          <w:rFonts w:hint="default" w:ascii="Times New Roman" w:hAnsi="Times New Roman" w:eastAsia="宋体" w:cs="Times New Roman"/>
-          <w:i w:val="0"/>
-          <w:iCs w:val="0"/>
-          <w:caps w:val="0"/>
-          <w:color w:val="000000"/>
-          <w:spacing w:val="0"/>
-          <w:sz w:val="24"/>
-          <w:szCs w:val="24"/>
-          <w:shd w:val="clear" w:fill="FFFFFF"/>
-          <w:lang w:val="en-US" w:eastAsia="zh-CN"/>
-        </w:rPr>
-      </w:pPr>
-      <w:r>
-        <w:rPr>
-          <w:rFonts w:hint="default" w:ascii="Times New Roman" w:hAnsi="Times New Roman" w:eastAsia="宋体" w:cs="Times New Roman"/>
-          <w:i w:val="0"/>
-          <w:iCs w:val="0"/>
-          <w:caps w:val="0"/>
-          <w:color w:val="000000"/>
-          <w:spacing w:val="0"/>
-          <w:sz w:val="24"/>
-          <w:szCs w:val="24"/>
-          <w:shd w:val="clear" w:fill="FFFFFF"/>
-          <w:lang w:val="en-US" w:eastAsia="zh-CN"/>
-        </w:rPr>
-        <w:t>S</w:t>
+        <w:t xml:space="preserve"> × Δt，S</w:t>
       </w:r>
       <w:r>
         <w:rPr>
@@ -5031,6 +4963,63 @@
         </w:rPr>
         <w:t>为第t个时段的光伏发电电量，单位为kWh。经过上述预处理，电价、负荷和光伏功率均被转换为144个10分钟时段的区间平均值，并且该处理不改变全天负荷和光伏发电总量。</w:t>
       </w:r>
+    </w:p>
+    <w:p>
+      <w:pPr>
+        <w:pStyle w:val="29"/>
+      </w:pPr>
+      <w:r>
+        <w:drawing>
+          <wp:inline distT="0" distB="0" distL="114300" distR="114300">
+            <wp:extent cx="3391535" cy="2103120"/>
+            <wp:effectExtent l="0" t="0" r="12065" b="5080"/>
+            <wp:docPr id="3" name="图片 2"/>
+            <wp:cNvGraphicFramePr>
+              <a:graphicFrameLocks xmlns:a="http://schemas.openxmlformats.org/drawingml/2006/main" noChangeAspect="1"/>
+            </wp:cNvGraphicFramePr>
+            <a:graphic xmlns:a="http://schemas.openxmlformats.org/drawingml/2006/main">
+              <a:graphicData uri="http://schemas.openxmlformats.org/drawingml/2006/picture">
+                <pic:pic xmlns:pic="http://schemas.openxmlformats.org/drawingml/2006/picture">
+                  <pic:nvPicPr>
+                    <pic:cNvPr id="3" name="图片 2"/>
+                    <pic:cNvPicPr>
+                      <a:picLocks noChangeAspect="1"/>
+                    </pic:cNvPicPr>
+                  </pic:nvPicPr>
+                  <pic:blipFill>
+                    <a:blip r:embed="rId12"/>
+                    <a:stretch>
+                      <a:fillRect/>
+                    </a:stretch>
+                  </pic:blipFill>
+                  <pic:spPr>
+                    <a:xfrm>
+                      <a:off x="0" y="0"/>
+                      <a:ext cx="3391535" cy="2103120"/>
+                    </a:xfrm>
+                    <a:prstGeom prst="rect">
+                      <a:avLst/>
+                    </a:prstGeom>
+                    <a:noFill/>
+                    <a:ln>
+                      <a:noFill/>
+                    </a:ln>
+                  </pic:spPr>
+                </pic:pic>
+              </a:graphicData>
+            </a:graphic>
+          </wp:inline>
+        </w:drawing>
+      </w:r>
+    </w:p>
+    <w:p>
+      <w:pPr>
+        <w:pStyle w:val="29"/>
+        <w:rPr>
+          <w:rFonts w:hint="default"/>
+          <w:lang w:val="en-US" w:eastAsia="zh-CN"/>
+        </w:rPr>
+      </w:pPr>
     </w:p>
     <w:p>
       <w:pPr>
@@ -5880,6 +5869,12 @@
             <w:insideH w:val="none" w:color="auto" w:sz="0" w:space="0"/>
             <w:insideV w:val="none" w:color="auto" w:sz="0" w:space="0"/>
           </w:tblBorders>
+          <w:tblCellMar>
+            <w:top w:w="0" w:type="dxa"/>
+            <w:left w:w="0" w:type="dxa"/>
+            <w:bottom w:w="0" w:type="dxa"/>
+            <w:right w:w="0" w:type="dxa"/>
+          </w:tblCellMar>
         </w:tblPrEx>
         <w:trPr>
           <w:trHeight w:val="1410" w:hRule="atLeast"/>
@@ -5959,7 +5954,7 @@
                           </pic:cNvPicPr>
                         </pic:nvPicPr>
                         <pic:blipFill>
-                          <a:blip r:embed="rId12"/>
+                          <a:blip r:embed="rId13"/>
                           <a:stretch>
                             <a:fillRect/>
                           </a:stretch>
@@ -6170,7 +6165,7 @@
       </w:tblPr>
       <w:tblGrid>
         <w:gridCol w:w="209"/>
-        <w:gridCol w:w="8022"/>
+        <w:gridCol w:w="8018"/>
         <w:gridCol w:w="840"/>
       </w:tblGrid>
       <w:tr>
@@ -6183,6 +6178,13 @@
             <w:insideH w:val="none" w:color="auto" w:sz="0" w:space="0"/>
             <w:insideV w:val="none" w:color="auto" w:sz="0" w:space="0"/>
           </w:tblBorders>
+          <w:shd w:val="clear" w:color="auto" w:fill="FFFFFF"/>
+          <w:tblCellMar>
+            <w:top w:w="0" w:type="dxa"/>
+            <w:left w:w="0" w:type="dxa"/>
+            <w:bottom w:w="0" w:type="dxa"/>
+            <w:right w:w="0" w:type="dxa"/>
+          </w:tblCellMar>
         </w:tblPrEx>
         <w:tc>
           <w:tcPr>
@@ -6259,7 +6261,7 @@
                           </pic:cNvPicPr>
                         </pic:nvPicPr>
                         <pic:blipFill>
-                          <a:blip r:embed="rId13"/>
+                          <a:blip r:embed="rId14"/>
                           <a:stretch>
                             <a:fillRect/>
                           </a:stretch>
@@ -6488,7 +6490,7 @@
     <w:tbl>
       <w:tblPr>
         <w:tblStyle w:val="21"/>
-        <w:tblW w:w="9067" w:type="dxa"/>
+        <w:tblW w:w="8241" w:type="dxa"/>
         <w:tblInd w:w="0" w:type="dxa"/>
         <w:tblBorders>
           <w:top w:val="single" w:color="auto" w:sz="2" w:space="0"/>
@@ -6510,7 +6512,7 @@
       <w:tblGrid>
         <w:gridCol w:w="6"/>
         <w:gridCol w:w="7265"/>
-        <w:gridCol w:w="1796"/>
+        <w:gridCol w:w="970"/>
       </w:tblGrid>
       <w:tr>
         <w:tblPrEx>
@@ -6522,10 +6524,15 @@
             <w:insideH w:val="none" w:color="auto" w:sz="0" w:space="0"/>
             <w:insideV w:val="none" w:color="auto" w:sz="0" w:space="0"/>
           </w:tblBorders>
-          <w:shd w:val="clear" w:color="auto" w:fill="FFFFFF"/>
+          <w:tblCellMar>
+            <w:top w:w="0" w:type="dxa"/>
+            <w:left w:w="0" w:type="dxa"/>
+            <w:bottom w:w="0" w:type="dxa"/>
+            <w:right w:w="0" w:type="dxa"/>
+          </w:tblCellMar>
         </w:tblPrEx>
         <w:trPr>
-          <w:trHeight w:val="1304" w:hRule="atLeast"/>
+          <w:trHeight w:val="596" w:hRule="atLeast"/>
         </w:trPr>
         <w:tc>
           <w:tcPr>
@@ -6586,8 +6593,8 @@
               </w:rPr>
               <w:drawing>
                 <wp:inline distT="0" distB="0" distL="114300" distR="114300">
-                  <wp:extent cx="4098925" cy="528320"/>
-                  <wp:effectExtent l="0" t="0" r="0" b="0"/>
+                  <wp:extent cx="2444115" cy="314960"/>
+                  <wp:effectExtent l="0" t="0" r="0" b="2540"/>
                   <wp:docPr id="8" name="图片 9" descr="IMG_257"/>
                   <wp:cNvGraphicFramePr>
                     <a:graphicFrameLocks xmlns:a="http://schemas.openxmlformats.org/drawingml/2006/main" noChangeAspect="1"/>
@@ -6602,7 +6609,7 @@
                           </pic:cNvPicPr>
                         </pic:nvPicPr>
                         <pic:blipFill>
-                          <a:blip r:embed="rId14"/>
+                          <a:blip r:embed="rId15"/>
                           <a:stretch>
                             <a:fillRect/>
                           </a:stretch>
@@ -6610,7 +6617,7 @@
                         <pic:spPr>
                           <a:xfrm>
                             <a:off x="0" y="0"/>
-                            <a:ext cx="4098925" cy="528320"/>
+                            <a:ext cx="2444115" cy="314960"/>
                           </a:xfrm>
                           <a:prstGeom prst="rect">
                             <a:avLst/>
@@ -6630,7 +6637,7 @@
         </w:tc>
         <w:tc>
           <w:tcPr>
-            <w:tcW w:w="1796" w:type="dxa"/>
+            <w:tcW w:w="970" w:type="dxa"/>
             <w:tcBorders>
               <w:top w:val="nil"/>
               <w:left w:val="nil"/>
@@ -6928,6 +6935,190 @@
         <w:t>）储电量上下界与循环约束</w:t>
       </w:r>
     </w:p>
+    <w:tbl>
+      <w:tblPr>
+        <w:tblStyle w:val="21"/>
+        <w:tblpPr w:leftFromText="180" w:rightFromText="180" w:vertAnchor="text" w:horzAnchor="page" w:tblpX="1409" w:tblpY="805"/>
+        <w:tblOverlap w:val="never"/>
+        <w:tblW w:w="9067" w:type="dxa"/>
+        <w:tblInd w:w="0" w:type="dxa"/>
+        <w:tblBorders>
+          <w:top w:val="single" w:color="auto" w:sz="2" w:space="0"/>
+          <w:left w:val="single" w:color="auto" w:sz="2" w:space="0"/>
+          <w:bottom w:val="single" w:color="auto" w:sz="2" w:space="0"/>
+          <w:right w:val="single" w:color="auto" w:sz="2" w:space="0"/>
+          <w:insideH w:val="none" w:color="auto" w:sz="0" w:space="0"/>
+          <w:insideV w:val="none" w:color="auto" w:sz="0" w:space="0"/>
+        </w:tblBorders>
+        <w:shd w:val="clear" w:color="auto" w:fill="FFFFFF"/>
+        <w:tblLayout w:type="autofit"/>
+        <w:tblCellMar>
+          <w:top w:w="0" w:type="dxa"/>
+          <w:left w:w="0" w:type="dxa"/>
+          <w:bottom w:w="0" w:type="dxa"/>
+          <w:right w:w="0" w:type="dxa"/>
+        </w:tblCellMar>
+      </w:tblPr>
+      <w:tblGrid>
+        <w:gridCol w:w="248"/>
+        <w:gridCol w:w="7979"/>
+        <w:gridCol w:w="840"/>
+      </w:tblGrid>
+      <w:tr>
+        <w:tblPrEx>
+          <w:tblBorders>
+            <w:top w:val="single" w:color="auto" w:sz="2" w:space="0"/>
+            <w:left w:val="single" w:color="auto" w:sz="2" w:space="0"/>
+            <w:bottom w:val="single" w:color="auto" w:sz="2" w:space="0"/>
+            <w:right w:val="single" w:color="auto" w:sz="2" w:space="0"/>
+            <w:insideH w:val="none" w:color="auto" w:sz="0" w:space="0"/>
+            <w:insideV w:val="none" w:color="auto" w:sz="0" w:space="0"/>
+          </w:tblBorders>
+          <w:shd w:val="clear" w:color="auto" w:fill="FFFFFF"/>
+          <w:tblCellMar>
+            <w:top w:w="0" w:type="dxa"/>
+            <w:left w:w="0" w:type="dxa"/>
+            <w:bottom w:w="0" w:type="dxa"/>
+            <w:right w:w="0" w:type="dxa"/>
+          </w:tblCellMar>
+        </w:tblPrEx>
+        <w:tc>
+          <w:tcPr>
+            <w:tcW w:w="248" w:type="dxa"/>
+            <w:tcBorders>
+              <w:top w:val="nil"/>
+              <w:left w:val="nil"/>
+              <w:bottom w:val="nil"/>
+              <w:right w:val="nil"/>
+            </w:tcBorders>
+            <w:shd w:val="clear" w:color="auto" w:fill="FFFFFF"/>
+            <w:tcMar>
+              <w:left w:w="0" w:type="dxa"/>
+              <w:right w:w="0" w:type="dxa"/>
+            </w:tcMar>
+            <w:vAlign w:val="center"/>
+          </w:tcPr>
+          <w:p>
+            <w:pPr>
+              <w:pStyle w:val="29"/>
+              <w:ind w:firstLine="480"/>
+              <w:rPr>
+                <w:rFonts w:hint="default"/>
+                <w:lang w:val="en-US" w:eastAsia="zh-CN"/>
+              </w:rPr>
+            </w:pPr>
+          </w:p>
+        </w:tc>
+        <w:tc>
+          <w:tcPr>
+            <w:tcW w:w="7979" w:type="dxa"/>
+            <w:tcBorders>
+              <w:top w:val="nil"/>
+              <w:left w:val="nil"/>
+              <w:bottom w:val="nil"/>
+              <w:right w:val="nil"/>
+            </w:tcBorders>
+            <w:shd w:val="clear" w:color="auto" w:fill="FFFFFF"/>
+            <w:tcMar>
+              <w:left w:w="0" w:type="dxa"/>
+              <w:right w:w="0" w:type="dxa"/>
+            </w:tcMar>
+            <w:vAlign w:val="center"/>
+          </w:tcPr>
+          <w:p>
+            <w:pPr>
+              <w:pStyle w:val="29"/>
+              <w:ind w:firstLine="480"/>
+              <w:rPr>
+                <w:rFonts w:hint="default"/>
+                <w:lang w:val="en-US" w:eastAsia="zh-CN"/>
+              </w:rPr>
+            </w:pPr>
+            <w:r>
+              <w:rPr>
+                <w:rFonts w:hint="default"/>
+                <w:lang w:val="en-US" w:eastAsia="zh-CN"/>
+              </w:rPr>
+              <w:drawing>
+                <wp:inline distT="0" distB="0" distL="114300" distR="114300">
+                  <wp:extent cx="3169920" cy="277495"/>
+                  <wp:effectExtent l="0" t="0" r="5080" b="0"/>
+                  <wp:docPr id="10" name="图片 11" descr="IMG_259"/>
+                  <wp:cNvGraphicFramePr>
+                    <a:graphicFrameLocks xmlns:a="http://schemas.openxmlformats.org/drawingml/2006/main" noChangeAspect="1"/>
+                  </wp:cNvGraphicFramePr>
+                  <a:graphic xmlns:a="http://schemas.openxmlformats.org/drawingml/2006/main">
+                    <a:graphicData uri="http://schemas.openxmlformats.org/drawingml/2006/picture">
+                      <pic:pic xmlns:pic="http://schemas.openxmlformats.org/drawingml/2006/picture">
+                        <pic:nvPicPr>
+                          <pic:cNvPr id="10" name="图片 11" descr="IMG_259"/>
+                          <pic:cNvPicPr>
+                            <a:picLocks noChangeAspect="1"/>
+                          </pic:cNvPicPr>
+                        </pic:nvPicPr>
+                        <pic:blipFill>
+                          <a:blip r:embed="rId16"/>
+                          <a:stretch>
+                            <a:fillRect/>
+                          </a:stretch>
+                        </pic:blipFill>
+                        <pic:spPr>
+                          <a:xfrm>
+                            <a:off x="0" y="0"/>
+                            <a:ext cx="3169920" cy="277495"/>
+                          </a:xfrm>
+                          <a:prstGeom prst="rect">
+                            <a:avLst/>
+                          </a:prstGeom>
+                          <a:noFill/>
+                          <a:ln w="9525">
+                            <a:noFill/>
+                          </a:ln>
+                        </pic:spPr>
+                      </pic:pic>
+                    </a:graphicData>
+                  </a:graphic>
+                </wp:inline>
+              </w:drawing>
+            </w:r>
+          </w:p>
+        </w:tc>
+        <w:tc>
+          <w:tcPr>
+            <w:tcW w:w="840" w:type="dxa"/>
+            <w:tcBorders>
+              <w:top w:val="nil"/>
+              <w:left w:val="nil"/>
+              <w:bottom w:val="nil"/>
+              <w:right w:val="nil"/>
+            </w:tcBorders>
+            <w:shd w:val="clear" w:color="auto" w:fill="FFFFFF"/>
+            <w:tcMar>
+              <w:left w:w="0" w:type="dxa"/>
+              <w:right w:w="0" w:type="dxa"/>
+            </w:tcMar>
+            <w:vAlign w:val="center"/>
+          </w:tcPr>
+          <w:p>
+            <w:pPr>
+              <w:pStyle w:val="29"/>
+              <w:ind w:firstLine="480"/>
+              <w:rPr>
+                <w:rFonts w:hint="default"/>
+                <w:lang w:val="en-US" w:eastAsia="zh-CN"/>
+              </w:rPr>
+            </w:pPr>
+            <w:r>
+              <w:rPr>
+                <w:rFonts w:hint="default"/>
+                <w:lang w:val="en-US" w:eastAsia="zh-CN"/>
+              </w:rPr>
+              <w:t>(5)</w:t>
+            </w:r>
+          </w:p>
+        </w:tc>
+      </w:tr>
+    </w:tbl>
     <w:p>
       <w:pPr>
         <w:pStyle w:val="29"/>
@@ -6943,6 +7134,99 @@
           <w:lang w:val="en-US" w:eastAsia="zh-CN"/>
         </w:rPr>
         <w:t>为避免储能设备过度充电或过度放电，储电量必须保持在1200至10800 kWh之间。同时，问题一要求储能设备在0:00和24:00的储电量相同，均为6000 kWh，即</w:t>
+      </w:r>
+    </w:p>
+    <w:p>
+      <w:pPr>
+        <w:pStyle w:val="29"/>
+        <w:ind w:firstLine="480"/>
+        <w:rPr>
+          <w:rFonts w:hint="default"/>
+          <w:lang w:val="en-US" w:eastAsia="zh-CN"/>
+        </w:rPr>
+      </w:pPr>
+      <w:r>
+        <w:rPr>
+          <w:rFonts w:hint="default"/>
+          <w:lang w:val="en-US" w:eastAsia="zh-CN"/>
+        </w:rPr>
+        <w:t>（</w:t>
+      </w:r>
+      <w:r>
+        <w:rPr>
+          <w:rFonts w:hint="eastAsia"/>
+          <w:lang w:val="en-US" w:eastAsia="zh-CN"/>
+        </w:rPr>
+        <w:t>4</w:t>
+      </w:r>
+      <w:r>
+        <w:rPr>
+          <w:rFonts w:hint="default"/>
+          <w:lang w:val="en-US" w:eastAsia="zh-CN"/>
+        </w:rPr>
+        <w:t>）充放电互斥约束</w:t>
+      </w:r>
+    </w:p>
+    <w:p>
+      <w:pPr>
+        <w:pStyle w:val="29"/>
+        <w:ind w:firstLine="480"/>
+        <w:rPr>
+          <w:rFonts w:hint="default"/>
+          <w:lang w:val="en-US" w:eastAsia="zh-CN"/>
+        </w:rPr>
+      </w:pPr>
+      <w:r>
+        <w:rPr>
+          <w:rFonts w:hint="default"/>
+          <w:lang w:val="en-US" w:eastAsia="zh-CN"/>
+        </w:rPr>
+        <w:t>储能设备在同一时刻不能同时充电和放电。为此引入0-1状态变量z</w:t>
+      </w:r>
+      <w:r>
+        <w:rPr>
+          <w:rFonts w:hint="default"/>
+          <w:vertAlign w:val="subscript"/>
+          <w:lang w:val="en-US" w:eastAsia="zh-CN"/>
+        </w:rPr>
+        <w:t>t</w:t>
+      </w:r>
+      <w:r>
+        <w:rPr>
+          <w:rFonts w:hint="default"/>
+          <w:lang w:val="en-US" w:eastAsia="zh-CN"/>
+        </w:rPr>
+        <w:t>，并规定：当z</w:t>
+      </w:r>
+      <w:r>
+        <w:rPr>
+          <w:rFonts w:hint="default"/>
+          <w:vertAlign w:val="subscript"/>
+          <w:lang w:val="en-US" w:eastAsia="zh-CN"/>
+        </w:rPr>
+        <w:t>t</w:t>
+      </w:r>
+      <w:r>
+        <w:rPr>
+          <w:rFonts w:hint="default"/>
+          <w:lang w:val="en-US" w:eastAsia="zh-CN"/>
+        </w:rPr>
+        <w:t>=1时，第t个时段允许充电，但禁止放电；当z</w:t>
+      </w:r>
+      <w:r>
+        <w:rPr>
+          <w:rFonts w:hint="default"/>
+          <w:vertAlign w:val="subscript"/>
+          <w:lang w:val="en-US" w:eastAsia="zh-CN"/>
+        </w:rPr>
+        <w:t>t</w:t>
+      </w:r>
+      <w:r>
+        <w:rPr>
+          <w:rFonts w:hint="default"/>
+          <w:lang w:val="en-US" w:eastAsia="zh-CN"/>
+        </w:rPr>
+        <w:t>=0时，第t个时段不充电，只允许放电或既不充也不放。相应的约束为</w:t>
       </w:r>
     </w:p>
     <w:tbl>
@@ -6968,8 +7252,8 @@
         </w:tblCellMar>
       </w:tblPr>
       <w:tblGrid>
-        <w:gridCol w:w="248"/>
-        <w:gridCol w:w="7983"/>
+        <w:gridCol w:w="212"/>
+        <w:gridCol w:w="8015"/>
         <w:gridCol w:w="840"/>
       </w:tblGrid>
       <w:tr>
@@ -6982,6 +7266,7 @@
             <w:insideH w:val="none" w:color="auto" w:sz="0" w:space="0"/>
             <w:insideV w:val="none" w:color="auto" w:sz="0" w:space="0"/>
           </w:tblBorders>
+          <w:shd w:val="clear" w:color="auto" w:fill="FFFFFF"/>
           <w:tblCellMar>
             <w:top w:w="0" w:type="dxa"/>
             <w:left w:w="0" w:type="dxa"/>
@@ -7019,280 +7304,6 @@
         <w:tc>
           <w:tcPr>
             <w:tcW w:w="8334" w:type="dxa"/>
-            <w:tcBorders>
-              <w:top w:val="nil"/>
-              <w:left w:val="nil"/>
-              <w:bottom w:val="nil"/>
-              <w:right w:val="nil"/>
-            </w:tcBorders>
-            <w:shd w:val="clear" w:color="auto" w:fill="FFFFFF"/>
-            <w:tcMar>
-              <w:left w:w="0" w:type="dxa"/>
-              <w:right w:w="0" w:type="dxa"/>
-            </w:tcMar>
-            <w:vAlign w:val="center"/>
-          </w:tcPr>
-          <w:p>
-            <w:pPr>
-              <w:pStyle w:val="29"/>
-              <w:ind w:firstLine="480"/>
-              <w:rPr>
-                <w:rFonts w:hint="default"/>
-                <w:lang w:val="en-US" w:eastAsia="zh-CN"/>
-              </w:rPr>
-            </w:pPr>
-            <w:r>
-              <w:rPr>
-                <w:rFonts w:hint="default"/>
-                <w:lang w:val="en-US" w:eastAsia="zh-CN"/>
-              </w:rPr>
-              <w:drawing>
-                <wp:inline distT="0" distB="0" distL="114300" distR="114300">
-                  <wp:extent cx="3169920" cy="277495"/>
-                  <wp:effectExtent l="0" t="0" r="5080" b="0"/>
-                  <wp:docPr id="10" name="图片 11" descr="IMG_259"/>
-                  <wp:cNvGraphicFramePr>
-                    <a:graphicFrameLocks xmlns:a="http://schemas.openxmlformats.org/drawingml/2006/main" noChangeAspect="1"/>
-                  </wp:cNvGraphicFramePr>
-                  <a:graphic xmlns:a="http://schemas.openxmlformats.org/drawingml/2006/main">
-                    <a:graphicData uri="http://schemas.openxmlformats.org/drawingml/2006/picture">
-                      <pic:pic xmlns:pic="http://schemas.openxmlformats.org/drawingml/2006/picture">
-                        <pic:nvPicPr>
-                          <pic:cNvPr id="10" name="图片 11" descr="IMG_259"/>
-                          <pic:cNvPicPr>
-                            <a:picLocks noChangeAspect="1"/>
-                          </pic:cNvPicPr>
-                        </pic:nvPicPr>
-                        <pic:blipFill>
-                          <a:blip r:embed="rId15"/>
-                          <a:stretch>
-                            <a:fillRect/>
-                          </a:stretch>
-                        </pic:blipFill>
-                        <pic:spPr>
-                          <a:xfrm>
-                            <a:off x="0" y="0"/>
-                            <a:ext cx="3169920" cy="277495"/>
-                          </a:xfrm>
-                          <a:prstGeom prst="rect">
-                            <a:avLst/>
-                          </a:prstGeom>
-                          <a:noFill/>
-                          <a:ln w="9525">
-                            <a:noFill/>
-                          </a:ln>
-                        </pic:spPr>
-                      </pic:pic>
-                    </a:graphicData>
-                  </a:graphic>
-                </wp:inline>
-              </w:drawing>
-            </w:r>
-          </w:p>
-        </w:tc>
-        <w:tc>
-          <w:tcPr>
-            <w:tcW w:w="454" w:type="dxa"/>
-            <w:tcBorders>
-              <w:top w:val="nil"/>
-              <w:left w:val="nil"/>
-              <w:bottom w:val="nil"/>
-              <w:right w:val="nil"/>
-            </w:tcBorders>
-            <w:shd w:val="clear" w:color="auto" w:fill="FFFFFF"/>
-            <w:tcMar>
-              <w:left w:w="0" w:type="dxa"/>
-              <w:right w:w="0" w:type="dxa"/>
-            </w:tcMar>
-            <w:vAlign w:val="center"/>
-          </w:tcPr>
-          <w:p>
-            <w:pPr>
-              <w:pStyle w:val="29"/>
-              <w:ind w:firstLine="480"/>
-              <w:rPr>
-                <w:rFonts w:hint="default"/>
-                <w:lang w:val="en-US" w:eastAsia="zh-CN"/>
-              </w:rPr>
-            </w:pPr>
-            <w:r>
-              <w:rPr>
-                <w:rFonts w:hint="default"/>
-                <w:lang w:val="en-US" w:eastAsia="zh-CN"/>
-              </w:rPr>
-              <w:t>(5)</w:t>
-            </w:r>
-          </w:p>
-        </w:tc>
-      </w:tr>
-    </w:tbl>
-    <w:p>
-      <w:pPr>
-        <w:pStyle w:val="29"/>
-        <w:ind w:firstLine="480"/>
-        <w:rPr>
-          <w:rFonts w:hint="default"/>
-          <w:lang w:val="en-US" w:eastAsia="zh-CN"/>
-        </w:rPr>
-      </w:pPr>
-      <w:r>
-        <w:rPr>
-          <w:rFonts w:hint="default"/>
-          <w:lang w:val="en-US" w:eastAsia="zh-CN"/>
-        </w:rPr>
-        <w:t>（</w:t>
-      </w:r>
-      <w:r>
-        <w:rPr>
-          <w:rFonts w:hint="eastAsia"/>
-          <w:lang w:val="en-US" w:eastAsia="zh-CN"/>
-        </w:rPr>
-        <w:t>4</w:t>
-      </w:r>
-      <w:r>
-        <w:rPr>
-          <w:rFonts w:hint="default"/>
-          <w:lang w:val="en-US" w:eastAsia="zh-CN"/>
-        </w:rPr>
-        <w:t>）充放电互斥约束</w:t>
-      </w:r>
-    </w:p>
-    <w:p>
-      <w:pPr>
-        <w:pStyle w:val="29"/>
-        <w:ind w:firstLine="480"/>
-        <w:rPr>
-          <w:rFonts w:hint="default"/>
-          <w:lang w:val="en-US" w:eastAsia="zh-CN"/>
-        </w:rPr>
-      </w:pPr>
-      <w:r>
-        <w:rPr>
-          <w:rFonts w:hint="default"/>
-          <w:lang w:val="en-US" w:eastAsia="zh-CN"/>
-        </w:rPr>
-        <w:t>储能设备在同一时刻不能同时充电和放电。为此引入0-1状态变量z</w:t>
-      </w:r>
-      <w:r>
-        <w:rPr>
-          <w:rFonts w:hint="default"/>
-          <w:vertAlign w:val="subscript"/>
-          <w:lang w:val="en-US" w:eastAsia="zh-CN"/>
-        </w:rPr>
-        <w:t>t</w:t>
-      </w:r>
-      <w:r>
-        <w:rPr>
-          <w:rFonts w:hint="default"/>
-          <w:lang w:val="en-US" w:eastAsia="zh-CN"/>
-        </w:rPr>
-        <w:t>，并规定：当z</w:t>
-      </w:r>
-      <w:r>
-        <w:rPr>
-          <w:rFonts w:hint="default"/>
-          <w:vertAlign w:val="subscript"/>
-          <w:lang w:val="en-US" w:eastAsia="zh-CN"/>
-        </w:rPr>
-        <w:t>t</w:t>
-      </w:r>
-      <w:r>
-        <w:rPr>
-          <w:rFonts w:hint="default"/>
-          <w:lang w:val="en-US" w:eastAsia="zh-CN"/>
-        </w:rPr>
-        <w:t>=1时，第t个时段允许充电，但禁止放电；当z</w:t>
-      </w:r>
-      <w:r>
-        <w:rPr>
-          <w:rFonts w:hint="default"/>
-          <w:vertAlign w:val="subscript"/>
-          <w:lang w:val="en-US" w:eastAsia="zh-CN"/>
-        </w:rPr>
-        <w:t>t</w:t>
-      </w:r>
-      <w:r>
-        <w:rPr>
-          <w:rFonts w:hint="default"/>
-          <w:lang w:val="en-US" w:eastAsia="zh-CN"/>
-        </w:rPr>
-        <w:t>=0时，第t个时段不充电，只允许放电或既不充也不放。相应的约束为</w:t>
-      </w:r>
-    </w:p>
-    <w:tbl>
-      <w:tblPr>
-        <w:tblStyle w:val="21"/>
-        <w:tblW w:w="9071" w:type="dxa"/>
-        <w:tblInd w:w="0" w:type="dxa"/>
-        <w:tblBorders>
-          <w:top w:val="single" w:color="auto" w:sz="2" w:space="0"/>
-          <w:left w:val="single" w:color="auto" w:sz="2" w:space="0"/>
-          <w:bottom w:val="single" w:color="auto" w:sz="2" w:space="0"/>
-          <w:right w:val="single" w:color="auto" w:sz="2" w:space="0"/>
-          <w:insideH w:val="none" w:color="auto" w:sz="0" w:space="0"/>
-          <w:insideV w:val="none" w:color="auto" w:sz="0" w:space="0"/>
-        </w:tblBorders>
-        <w:shd w:val="clear" w:color="auto" w:fill="FFFFFF"/>
-        <w:tblLayout w:type="autofit"/>
-        <w:tblCellMar>
-          <w:top w:w="0" w:type="dxa"/>
-          <w:left w:w="0" w:type="dxa"/>
-          <w:bottom w:w="0" w:type="dxa"/>
-          <w:right w:w="0" w:type="dxa"/>
-        </w:tblCellMar>
-      </w:tblPr>
-      <w:tblGrid>
-        <w:gridCol w:w="213"/>
-        <w:gridCol w:w="8018"/>
-        <w:gridCol w:w="840"/>
-      </w:tblGrid>
-      <w:tr>
-        <w:tblPrEx>
-          <w:tblBorders>
-            <w:top w:val="single" w:color="auto" w:sz="2" w:space="0"/>
-            <w:left w:val="single" w:color="auto" w:sz="2" w:space="0"/>
-            <w:bottom w:val="single" w:color="auto" w:sz="2" w:space="0"/>
-            <w:right w:val="single" w:color="auto" w:sz="2" w:space="0"/>
-            <w:insideH w:val="none" w:color="auto" w:sz="0" w:space="0"/>
-            <w:insideV w:val="none" w:color="auto" w:sz="0" w:space="0"/>
-          </w:tblBorders>
-          <w:tblCellMar>
-            <w:top w:w="0" w:type="dxa"/>
-            <w:left w:w="0" w:type="dxa"/>
-            <w:bottom w:w="0" w:type="dxa"/>
-            <w:right w:w="0" w:type="dxa"/>
-          </w:tblCellMar>
-        </w:tblPrEx>
-        <w:tc>
-          <w:tcPr>
-            <w:tcW w:w="213" w:type="dxa"/>
-            <w:tcBorders>
-              <w:top w:val="nil"/>
-              <w:left w:val="nil"/>
-              <w:bottom w:val="nil"/>
-              <w:right w:val="nil"/>
-            </w:tcBorders>
-            <w:shd w:val="clear" w:color="auto" w:fill="FFFFFF"/>
-            <w:tcMar>
-              <w:left w:w="0" w:type="dxa"/>
-              <w:right w:w="0" w:type="dxa"/>
-            </w:tcMar>
-            <w:vAlign w:val="center"/>
-          </w:tcPr>
-          <w:p>
-            <w:pPr>
-              <w:pStyle w:val="29"/>
-              <w:ind w:firstLine="480"/>
-              <w:rPr>
-                <w:rFonts w:hint="default"/>
-                <w:lang w:val="en-US" w:eastAsia="zh-CN"/>
-              </w:rPr>
-            </w:pPr>
-          </w:p>
-        </w:tc>
-        <w:tc>
-          <w:tcPr>
-            <w:tcW w:w="8018" w:type="dxa"/>
             <w:tcBorders>
               <w:top w:val="nil"/>
               <w:left w:val="nil"/>
@@ -7338,7 +7349,7 @@
                           </pic:cNvPicPr>
                         </pic:nvPicPr>
                         <pic:blipFill>
-                          <a:blip r:embed="rId16"/>
+                          <a:blip r:embed="rId17"/>
                           <a:stretch>
                             <a:fillRect/>
                           </a:stretch>
@@ -7366,7 +7377,7 @@
         </w:tc>
         <w:tc>
           <w:tcPr>
-            <w:tcW w:w="840" w:type="dxa"/>
+            <w:tcW w:w="454" w:type="dxa"/>
             <w:tcBorders>
               <w:top w:val="nil"/>
               <w:left w:val="nil"/>
@@ -7396,6 +7407,115 @@
               </w:rPr>
               <w:t>(6)</w:t>
             </w:r>
+          </w:p>
+        </w:tc>
+      </w:tr>
+      <w:tr>
+        <w:tblPrEx>
+          <w:tblBorders>
+            <w:top w:val="single" w:color="auto" w:sz="2" w:space="0"/>
+            <w:left w:val="single" w:color="auto" w:sz="2" w:space="0"/>
+            <w:bottom w:val="single" w:color="auto" w:sz="2" w:space="0"/>
+            <w:right w:val="single" w:color="auto" w:sz="2" w:space="0"/>
+            <w:insideH w:val="none" w:color="auto" w:sz="0" w:space="0"/>
+            <w:insideV w:val="none" w:color="auto" w:sz="0" w:space="0"/>
+          </w:tblBorders>
+          <w:tblCellMar>
+            <w:top w:w="0" w:type="dxa"/>
+            <w:left w:w="0" w:type="dxa"/>
+            <w:bottom w:w="0" w:type="dxa"/>
+            <w:right w:w="0" w:type="dxa"/>
+          </w:tblCellMar>
+        </w:tblPrEx>
+        <w:tc>
+          <w:tcPr>
+            <w:tcW w:w="283" w:type="dxa"/>
+            <w:tcBorders>
+              <w:top w:val="nil"/>
+              <w:left w:val="nil"/>
+              <w:bottom w:val="nil"/>
+              <w:right w:val="nil"/>
+            </w:tcBorders>
+            <w:shd w:val="clear" w:color="auto" w:fill="FFFFFF"/>
+            <w:tcMar>
+              <w:left w:w="0" w:type="dxa"/>
+              <w:right w:w="0" w:type="dxa"/>
+            </w:tcMar>
+            <w:vAlign w:val="center"/>
+          </w:tcPr>
+          <w:p>
+            <w:pPr>
+              <w:pStyle w:val="29"/>
+              <w:ind w:firstLine="480"/>
+              <w:rPr>
+                <w:rFonts w:hint="default"/>
+                <w:lang w:val="en-US" w:eastAsia="zh-CN"/>
+              </w:rPr>
+            </w:pPr>
+          </w:p>
+          <w:p>
+            <w:pPr>
+              <w:pStyle w:val="29"/>
+              <w:ind w:firstLine="480"/>
+              <w:rPr>
+                <w:rFonts w:hint="default"/>
+                <w:lang w:val="en-US" w:eastAsia="zh-CN"/>
+              </w:rPr>
+            </w:pPr>
+          </w:p>
+        </w:tc>
+        <w:tc>
+          <w:tcPr>
+            <w:tcW w:w="8334" w:type="dxa"/>
+            <w:tcBorders>
+              <w:top w:val="nil"/>
+              <w:left w:val="nil"/>
+              <w:bottom w:val="nil"/>
+              <w:right w:val="nil"/>
+            </w:tcBorders>
+            <w:shd w:val="clear" w:color="auto" w:fill="FFFFFF"/>
+            <w:tcMar>
+              <w:left w:w="0" w:type="dxa"/>
+              <w:right w:w="0" w:type="dxa"/>
+            </w:tcMar>
+            <w:vAlign w:val="center"/>
+          </w:tcPr>
+          <w:p>
+            <w:pPr>
+              <w:pStyle w:val="29"/>
+              <w:ind w:firstLine="480"/>
+              <w:rPr>
+                <w:rFonts w:hint="default"/>
+                <w:lang w:val="en-US" w:eastAsia="zh-CN"/>
+              </w:rPr>
+            </w:pPr>
+          </w:p>
+        </w:tc>
+        <w:tc>
+          <w:tcPr>
+            <w:tcW w:w="454" w:type="dxa"/>
+            <w:tcBorders>
+              <w:top w:val="nil"/>
+              <w:left w:val="nil"/>
+              <w:bottom w:val="nil"/>
+              <w:right w:val="nil"/>
+            </w:tcBorders>
+            <w:shd w:val="clear" w:color="auto" w:fill="FFFFFF"/>
+            <w:tcMar>
+              <w:left w:w="0" w:type="dxa"/>
+              <w:right w:w="0" w:type="dxa"/>
+            </w:tcMar>
+            <w:vAlign w:val="center"/>
+          </w:tcPr>
+          <w:p>
+            <w:pPr>
+              <w:pStyle w:val="29"/>
+              <w:ind w:firstLine="480"/>
+              <w:rPr>
+                <w:rFonts w:hint="default"/>
+                <w:lang w:val="en-US" w:eastAsia="zh-CN"/>
+              </w:rPr>
+            </w:pPr>
           </w:p>
         </w:tc>
       </w:tr>
@@ -7873,7 +7993,6 @@
             <w:insideH w:val="none" w:color="auto" w:sz="0" w:space="0"/>
             <w:insideV w:val="none" w:color="auto" w:sz="0" w:space="0"/>
           </w:tblBorders>
-          <w:shd w:val="clear" w:color="auto" w:fill="FFFFFF"/>
           <w:tblCellMar>
             <w:top w:w="0" w:type="dxa"/>
             <w:left w:w="0" w:type="dxa"/>
@@ -8321,24 +8440,7 @@
           <w:rFonts w:hint="eastAsia"/>
           <w:lang w:val="en-US" w:eastAsia="zh-CN"/>
         </w:rPr>
-        <w:t>变量范围统一写为l≤x≤u。其中g_t的下界为0且无上界；c_t和d_t的取值范围为0至833.333 kWh；</w:t>
-      </w:r>
-      <w:r>
-        <w:rPr>
-          <w:rFonts w:hint="eastAsia"/>
-          <w:lang w:val="en-US" w:eastAsia="zh"/>
-          <w:woUserID w:val="1"/>
-        </w:rPr>
-        <w:t xml:space="preserve"> </w:t>
-      </w:r>
-      <w:bookmarkStart w:id="33" w:name="_GoBack"/>
-      <w:bookmarkEnd w:id="33"/>
-      <w:r>
-        <w:rPr>
-          <w:rFonts w:hint="eastAsia"/>
-          <w:lang w:val="en-US" w:eastAsia="zh-CN"/>
-        </w:rPr>
-        <w:t>z_t的取值范围为0至1。同时，144个状态变量必须满足z_t∈{0,1}。</w:t>
+        <w:t>变量范围统一写为l≤x≤u。其中g_t的下界为0且无上界；c_t和d_t的取值范围为0至833.333 kWh；z_t的取值范围为0至1。同时，144个状态变量必须满足z_t∈{0,1}。</w:t>
       </w:r>
     </w:p>
     <w:p>
@@ -8754,27 +8856,1379 @@
       <w:pPr>
         <w:pStyle w:val="29"/>
         <w:rPr>
-          <w:rFonts w:hint="default"/>
-          <w:lang w:val="en-US" w:eastAsia="zh-CN"/>
-        </w:rPr>
-      </w:pPr>
-      <w:r>
-        <w:rPr>
-          <w:rFonts w:hint="eastAsia"/>
-          <w:lang w:val="en-US" w:eastAsia="zh-CN"/>
-        </w:rPr>
-        <w:t>4.1.5</w:t>
-      </w:r>
-    </w:p>
-    <w:p>
-      <w:pPr>
-        <w:pStyle w:val="29"/>
-        <w:rPr>
-          <w:rFonts w:hint="eastAsia"/>
-          <w:lang w:val="en-US" w:eastAsia="zh-CN"/>
-        </w:rPr>
-      </w:pPr>
-    </w:p>
+          <w:rFonts w:hint="eastAsia"/>
+          <w:lang w:val="en-US" w:eastAsia="zh-CN"/>
+        </w:rPr>
+      </w:pPr>
+      <w:r>
+        <w:rPr>
+          <w:rFonts w:hint="eastAsia"/>
+          <w:lang w:val="en-US" w:eastAsia="zh-CN"/>
+        </w:rPr>
+        <w:t>4.1.5 求解过程</w:t>
+      </w:r>
+    </w:p>
+    <w:p>
+      <w:pPr>
+        <w:pStyle w:val="29"/>
+        <w:rPr>
+          <w:rFonts w:hint="default"/>
+          <w:lang w:val="en-US" w:eastAsia="zh-CN"/>
+        </w:rPr>
+      </w:pPr>
+    </w:p>
+    <w:p>
+      <w:pPr>
+        <w:pStyle w:val="29"/>
+        <w:rPr>
+          <w:rFonts w:hint="default"/>
+          <w:lang w:val="en-US" w:eastAsia="zh-CN"/>
+        </w:rPr>
+      </w:pPr>
+      <w:r>
+        <w:rPr>
+          <w:rFonts w:hint="default"/>
+          <w:lang w:val="en-US" w:eastAsia="zh-CN"/>
+        </w:rPr>
+        <w:t>问题一最终被表示为混合整数线性规划。对于这类问题，目标函数和约束均为线性，连续变量可以通过线性规划算法高效处理，0-1变量则需要通过分支定界进行组合搜索。本文利用CVXPY建立模型，调用GLPK_MI求解器获得全局最优解。</w:t>
+      </w:r>
+    </w:p>
+    <w:p>
+      <w:pPr>
+        <w:pStyle w:val="29"/>
+        <w:rPr>
+          <w:rFonts w:hint="default"/>
+          <w:lang w:val="en-US" w:eastAsia="zh-CN"/>
+        </w:rPr>
+      </w:pPr>
+    </w:p>
+    <w:p>
+      <w:pPr>
+        <w:pStyle w:val="29"/>
+        <w:rPr>
+          <w:rFonts w:hint="default"/>
+          <w:lang w:val="en-US" w:eastAsia="zh-CN"/>
+        </w:rPr>
+      </w:pPr>
+      <w:r>
+        <w:rPr>
+          <w:rFonts w:hint="eastAsia"/>
+          <w:lang w:val="en-US" w:eastAsia="zh-CN"/>
+        </w:rPr>
+        <w:t>4.1.5.1 CVXPY流程</w:t>
+      </w:r>
+    </w:p>
+    <w:p>
+      <w:pPr>
+        <w:pStyle w:val="29"/>
+        <w:rPr>
+          <w:rFonts w:hint="default"/>
+          <w:lang w:val="en-US" w:eastAsia="zh-CN"/>
+        </w:rPr>
+      </w:pPr>
+      <w:r>
+        <w:rPr>
+          <w:rFonts w:hint="default"/>
+          <w:lang w:val="en-US" w:eastAsia="zh-CN"/>
+        </w:rPr>
+        <w:t>步骤1：读取附件1，得到144组时间点上的电价、小区负荷和光伏发电功率。</w:t>
+      </w:r>
+    </w:p>
+    <w:p>
+      <w:pPr>
+        <w:pStyle w:val="29"/>
+        <w:rPr>
+          <w:rFonts w:hint="default"/>
+          <w:lang w:val="en-US" w:eastAsia="zh-CN"/>
+        </w:rPr>
+      </w:pPr>
+      <w:r>
+        <w:rPr>
+          <w:rFonts w:hint="default"/>
+          <w:lang w:val="en-US" w:eastAsia="zh-CN"/>
+        </w:rPr>
+        <w:t>步骤2：对三个原始序列分别进行相邻时间点平均，得到144个10分钟时段的电价、负荷功率和光伏功率。</w:t>
+      </w:r>
+    </w:p>
+    <w:p>
+      <w:pPr>
+        <w:pStyle w:val="29"/>
+        <w:rPr>
+          <w:rFonts w:hint="default"/>
+          <w:lang w:val="en-US" w:eastAsia="zh-CN"/>
+        </w:rPr>
+      </w:pPr>
+      <w:r>
+        <w:rPr>
+          <w:rFonts w:hint="default"/>
+          <w:lang w:val="en-US" w:eastAsia="zh-CN"/>
+        </w:rPr>
+        <w:t>步骤3：将负荷功率和光伏功率乘以Δt=1/6 h，转换为时段电量Lt和St。</w:t>
+      </w:r>
+    </w:p>
+    <w:p>
+      <w:pPr>
+        <w:pStyle w:val="29"/>
+        <w:rPr>
+          <w:rFonts w:hint="default"/>
+          <w:lang w:val="en-US" w:eastAsia="zh-CN"/>
+        </w:rPr>
+      </w:pPr>
+      <w:r>
+        <w:rPr>
+          <w:rFonts w:hint="default"/>
+          <w:lang w:val="en-US" w:eastAsia="zh-CN"/>
+        </w:rPr>
+        <w:t>步骤4：定义连续变量gt、ct、dt和储电量st，定义0-1充放电状态变量zt。</w:t>
+      </w:r>
+    </w:p>
+    <w:p>
+      <w:pPr>
+        <w:pStyle w:val="29"/>
+        <w:rPr>
+          <w:rFonts w:hint="default"/>
+          <w:lang w:val="en-US" w:eastAsia="zh-CN"/>
+        </w:rPr>
+      </w:pPr>
+      <w:r>
+        <w:rPr>
+          <w:rFonts w:hint="default"/>
+          <w:lang w:val="en-US" w:eastAsia="zh-CN"/>
+        </w:rPr>
+        <w:t>步骤5：构造功率平衡约束、储能递推约束、充放电功率约束、储电量上下界与循环约束，以及充放电互斥约束。</w:t>
+      </w:r>
+    </w:p>
+    <w:p>
+      <w:pPr>
+        <w:pStyle w:val="29"/>
+        <w:rPr>
+          <w:rFonts w:hint="default"/>
+          <w:lang w:val="en-US" w:eastAsia="zh-CN"/>
+        </w:rPr>
+      </w:pPr>
+      <w:r>
+        <w:rPr>
+          <w:rFonts w:hint="default"/>
+          <w:lang w:val="en-US" w:eastAsia="zh-CN"/>
+        </w:rPr>
+        <w:t>步骤6：以全天购电费用∑t=0T−1πtgt为目标函数，调用GLPK_MI求解。</w:t>
+      </w:r>
+    </w:p>
+    <w:p>
+      <w:pPr>
+        <w:pStyle w:val="29"/>
+        <w:rPr>
+          <w:rFonts w:hint="default"/>
+          <w:lang w:val="en-US" w:eastAsia="zh-CN"/>
+        </w:rPr>
+      </w:pPr>
+      <w:r>
+        <w:rPr>
+          <w:rFonts w:hint="default"/>
+          <w:lang w:val="en-US" w:eastAsia="zh-CN"/>
+        </w:rPr>
+        <w:t>步骤7：读取最优解，计算指定时段购电量、4小时充放电量，并进行可行性校验。</w:t>
+      </w:r>
+    </w:p>
+    <w:p>
+      <w:pPr>
+        <w:pStyle w:val="29"/>
+        <w:rPr>
+          <w:rFonts w:hint="default"/>
+          <w:lang w:val="en-US" w:eastAsia="zh-CN"/>
+        </w:rPr>
+      </w:pPr>
+    </w:p>
+    <w:p>
+      <w:pPr>
+        <w:pStyle w:val="29"/>
+        <w:rPr>
+          <w:rFonts w:hint="eastAsia"/>
+          <w:lang w:val="en-US" w:eastAsia="zh-CN"/>
+        </w:rPr>
+      </w:pPr>
+      <w:r>
+        <w:rPr>
+          <w:rFonts w:hint="eastAsia"/>
+          <w:lang w:val="en-US" w:eastAsia="zh-CN"/>
+        </w:rPr>
+        <w:t xml:space="preserve">4.1.5.2 </w:t>
+      </w:r>
+      <w:r>
+        <w:rPr>
+          <w:rFonts w:hint="eastAsia"/>
+          <w:lang w:val="en-US" w:eastAsia="zh-CN"/>
+        </w:rPr>
+        <w:tab/>
+      </w:r>
+    </w:p>
+    <w:p>
+      <w:pPr>
+        <w:pStyle w:val="29"/>
+        <w:rPr>
+          <w:rFonts w:hint="default"/>
+          <w:lang w:val="en-US" w:eastAsia="zh-CN"/>
+        </w:rPr>
+      </w:pPr>
+      <w:r>
+        <w:rPr>
+          <w:rFonts w:hint="default"/>
+          <w:lang w:val="en-US" w:eastAsia="zh-CN"/>
+        </w:rPr>
+        <w:t>GLPK_MI属于混合整数规划求解器，其核心算法为分支定界法。求解时先在忽略整数约束的情况下求解线性规划松弛，得到目标函数下界；若当前解不满足0-1整数条件，则选择某个0-1变量进行分支，分别令其取0和取1，形成两个子问题；对每个子问题继续求解，并利用上下界剪枝，直到找到整数可行解并证明其为全局最优。</w:t>
+      </w:r>
+    </w:p>
+    <w:p>
+      <w:pPr>
+        <w:pStyle w:val="29"/>
+        <w:rPr>
+          <w:rFonts w:hint="default"/>
+          <w:lang w:val="en-US" w:eastAsia="zh-CN"/>
+        </w:rPr>
+      </w:pPr>
+      <w:r>
+        <w:rPr>
+          <w:rFonts w:hint="default"/>
+          <w:lang w:val="en-US" w:eastAsia="zh-CN"/>
+        </w:rPr>
+        <w:t>本文模型中0-1变量z</w:t>
+      </w:r>
+      <w:r>
+        <w:rPr>
+          <w:rFonts w:hint="default"/>
+          <w:vertAlign w:val="subscript"/>
+          <w:lang w:val="en-US" w:eastAsia="zh-CN"/>
+        </w:rPr>
+        <w:t>t</w:t>
+      </w:r>
+      <w:r>
+        <w:rPr>
+          <w:rFonts w:hint="default"/>
+          <w:lang w:val="en-US" w:eastAsia="zh-CN"/>
+        </w:rPr>
+        <w:t>与连续变量c</w:t>
+      </w:r>
+      <w:r>
+        <w:rPr>
+          <w:rFonts w:hint="default"/>
+          <w:vertAlign w:val="subscript"/>
+          <w:lang w:val="en-US" w:eastAsia="zh-CN"/>
+        </w:rPr>
+        <w:t>t</w:t>
+      </w:r>
+      <w:r>
+        <w:rPr>
+          <w:rFonts w:hint="default"/>
+          <w:lang w:val="en-US" w:eastAsia="zh-CN"/>
+        </w:rPr>
+        <w:t>、d</w:t>
+      </w:r>
+      <w:r>
+        <w:rPr>
+          <w:rFonts w:hint="default"/>
+          <w:vertAlign w:val="subscript"/>
+          <w:lang w:val="en-US" w:eastAsia="zh-CN"/>
+        </w:rPr>
+        <w:t>t</w:t>
+      </w:r>
+      <w:r>
+        <w:rPr>
+          <w:rFonts w:hint="default"/>
+          <w:lang w:val="en-US" w:eastAsia="zh-CN"/>
+        </w:rPr>
+        <w:t>通过线性约束关联。当z</w:t>
+      </w:r>
+      <w:r>
+        <w:rPr>
+          <w:rFonts w:hint="default"/>
+          <w:vertAlign w:val="subscript"/>
+          <w:lang w:val="en-US" w:eastAsia="zh-CN"/>
+        </w:rPr>
+        <w:t>t</w:t>
+      </w:r>
+      <w:r>
+        <w:rPr>
+          <w:rFonts w:hint="default"/>
+          <w:lang w:val="en-US" w:eastAsia="zh-CN"/>
+        </w:rPr>
+        <w:t>被固定为0或1后，剩余问题为连续线性规划，因此分支定界过程效率较高。</w:t>
+      </w:r>
+    </w:p>
+    <w:p>
+      <w:pPr>
+        <w:pStyle w:val="29"/>
+        <w:rPr>
+          <w:rFonts w:hint="default"/>
+          <w:lang w:val="en-US" w:eastAsia="zh-CN"/>
+        </w:rPr>
+      </w:pPr>
+      <w:r>
+        <w:rPr>
+          <w:rFonts w:hint="default"/>
+          <w:lang w:val="en-US" w:eastAsia="zh-CN"/>
+        </w:rPr>
+        <w:t>求解器返回状态为optimal，说明模型已获得全局最优解。模型共有144个0-1变量、432个连续变量，以及144个功率平衡约束、144个储能递推约束、144组充放电互斥约束和相应边界约束。由于模型规模较小且约束矩阵稀疏，求解过程能够在较短时间内完成，</w:t>
+      </w:r>
+      <w:r>
+        <w:rPr>
+          <w:rFonts w:hint="eastAsia"/>
+          <w:lang w:val="en-US" w:eastAsia="zh-CN"/>
+        </w:rPr>
+        <w:t>因此</w:t>
+      </w:r>
+      <w:r>
+        <w:rPr>
+          <w:rFonts w:hint="default"/>
+          <w:lang w:val="en-US" w:eastAsia="zh-CN"/>
+        </w:rPr>
+        <w:t>不存在陷入局部最优的问题。</w:t>
+      </w:r>
+    </w:p>
+    <w:p>
+      <w:pPr>
+        <w:pStyle w:val="29"/>
+        <w:rPr>
+          <w:rFonts w:hint="default"/>
+          <w:lang w:val="en-US" w:eastAsia="zh-CN"/>
+        </w:rPr>
+      </w:pPr>
+    </w:p>
+    <w:p>
+      <w:pPr>
+        <w:pStyle w:val="29"/>
+        <w:rPr>
+          <w:rFonts w:hint="default"/>
+          <w:lang w:val="en-US" w:eastAsia="zh-CN"/>
+        </w:rPr>
+      </w:pPr>
+      <w:r>
+        <w:rPr>
+          <w:rFonts w:hint="eastAsia"/>
+          <w:lang w:val="en-US" w:eastAsia="zh-CN"/>
+        </w:rPr>
+        <w:t>4.1.5.3 参数设置</w:t>
+      </w:r>
+    </w:p>
+    <w:p>
+      <w:pPr>
+        <w:pStyle w:val="29"/>
+        <w:rPr>
+          <w:rFonts w:hint="eastAsia"/>
+          <w:lang w:val="en-US" w:eastAsia="zh-CN"/>
+        </w:rPr>
+      </w:pPr>
+    </w:p>
+    <w:tbl>
+      <w:tblPr>
+        <w:tblStyle w:val="22"/>
+        <w:tblW w:w="4997" w:type="pct"/>
+        <w:tblInd w:w="0" w:type="dxa"/>
+        <w:tblBorders>
+          <w:top w:val="single" w:color="auto" w:sz="2" w:space="0"/>
+          <w:left w:val="single" w:color="auto" w:sz="2" w:space="0"/>
+          <w:bottom w:val="single" w:color="auto" w:sz="2" w:space="0"/>
+          <w:right w:val="single" w:color="auto" w:sz="2" w:space="0"/>
+          <w:insideH w:val="none" w:color="auto" w:sz="0" w:space="0"/>
+          <w:insideV w:val="none" w:color="auto" w:sz="0" w:space="0"/>
+        </w:tblBorders>
+        <w:shd w:val="clear" w:color="auto" w:fill="FFFFFF"/>
+        <w:tblLayout w:type="fixed"/>
+        <w:tblCellMar>
+          <w:left w:w="0" w:type="dxa"/>
+          <w:right w:w="0" w:type="dxa"/>
+        </w:tblCellMar>
+      </w:tblPr>
+      <w:tblGrid>
+        <w:gridCol w:w="577"/>
+        <w:gridCol w:w="662"/>
+        <w:gridCol w:w="624"/>
+        <w:gridCol w:w="747"/>
+        <w:gridCol w:w="962"/>
+        <w:gridCol w:w="747"/>
+        <w:gridCol w:w="833"/>
+        <w:gridCol w:w="747"/>
+        <w:gridCol w:w="718"/>
+        <w:gridCol w:w="648"/>
+        <w:gridCol w:w="648"/>
+        <w:gridCol w:w="1149"/>
+      </w:tblGrid>
+      <w:tr>
+        <w:tblPrEx>
+          <w:tblBorders>
+            <w:top w:val="single" w:color="auto" w:sz="2" w:space="0"/>
+            <w:left w:val="single" w:color="auto" w:sz="2" w:space="0"/>
+            <w:bottom w:val="single" w:color="auto" w:sz="2" w:space="0"/>
+            <w:right w:val="single" w:color="auto" w:sz="2" w:space="0"/>
+            <w:insideH w:val="none" w:color="auto" w:sz="0" w:space="0"/>
+            <w:insideV w:val="none" w:color="auto" w:sz="0" w:space="0"/>
+          </w:tblBorders>
+          <w:shd w:val="clear" w:color="auto" w:fill="FFFFFF"/>
+          <w:tblCellMar>
+            <w:left w:w="0" w:type="dxa"/>
+            <w:right w:w="0" w:type="dxa"/>
+          </w:tblCellMar>
+        </w:tblPrEx>
+        <w:tc>
+          <w:tcPr>
+            <w:tcW w:w="318" w:type="pct"/>
+            <w:tcBorders>
+              <w:top w:val="single" w:color="auto" w:sz="2" w:space="0"/>
+              <w:left w:val="single" w:color="auto" w:sz="2" w:space="0"/>
+              <w:bottom w:val="single" w:color="auto" w:sz="2" w:space="0"/>
+              <w:right w:val="single" w:color="auto" w:sz="2" w:space="0"/>
+            </w:tcBorders>
+            <w:shd w:val="clear" w:color="auto" w:fill="FFFFFF"/>
+            <w:tcMar>
+              <w:left w:w="0" w:type="dxa"/>
+              <w:right w:w="0" w:type="dxa"/>
+            </w:tcMar>
+            <w:vAlign w:val="top"/>
+          </w:tcPr>
+          <w:p>
+            <w:pPr>
+              <w:pStyle w:val="29"/>
+              <w:spacing w:line="240" w:lineRule="auto"/>
+              <w:ind w:left="0" w:leftChars="0" w:firstLine="0" w:firstLineChars="0"/>
+              <w:jc w:val="left"/>
+              <w:rPr>
+                <w:rFonts w:hint="eastAsia"/>
+                <w:sz w:val="13"/>
+                <w:szCs w:val="13"/>
+                <w:lang w:val="en-US" w:eastAsia="zh-CN"/>
+              </w:rPr>
+            </w:pPr>
+            <w:r>
+              <w:rPr>
+                <w:rFonts w:hint="eastAsia"/>
+                <w:sz w:val="13"/>
+                <w:szCs w:val="13"/>
+                <w:lang w:val="en-US" w:eastAsia="zh-CN"/>
+              </w:rPr>
+              <w:t>参数</w:t>
+            </w:r>
+          </w:p>
+        </w:tc>
+        <w:tc>
+          <w:tcPr>
+            <w:tcW w:w="365" w:type="pct"/>
+            <w:tcBorders>
+              <w:top w:val="single" w:color="auto" w:sz="2" w:space="0"/>
+              <w:left w:val="single" w:color="auto" w:sz="2" w:space="0"/>
+              <w:bottom w:val="single" w:color="auto" w:sz="2" w:space="0"/>
+              <w:right w:val="single" w:color="auto" w:sz="2" w:space="0"/>
+            </w:tcBorders>
+            <w:shd w:val="clear" w:color="auto" w:fill="FFFFFF"/>
+            <w:tcMar>
+              <w:left w:w="0" w:type="dxa"/>
+              <w:right w:w="0" w:type="dxa"/>
+            </w:tcMar>
+            <w:vAlign w:val="top"/>
+          </w:tcPr>
+          <w:p>
+            <w:pPr>
+              <w:pStyle w:val="29"/>
+              <w:spacing w:line="240" w:lineRule="auto"/>
+              <w:ind w:left="0" w:leftChars="0" w:firstLine="0" w:firstLineChars="0"/>
+              <w:jc w:val="left"/>
+              <w:rPr>
+                <w:rFonts w:hint="eastAsia"/>
+                <w:sz w:val="13"/>
+                <w:szCs w:val="13"/>
+                <w:lang w:val="en-US" w:eastAsia="zh-CN"/>
+              </w:rPr>
+            </w:pPr>
+            <w:r>
+              <w:rPr>
+                <w:rFonts w:hint="eastAsia"/>
+                <w:sz w:val="13"/>
+                <w:szCs w:val="13"/>
+                <w:lang w:val="en-US" w:eastAsia="zh-CN"/>
+              </w:rPr>
+              <w:t>时段总数 T</w:t>
+            </w:r>
+          </w:p>
+        </w:tc>
+        <w:tc>
+          <w:tcPr>
+            <w:tcW w:w="344" w:type="pct"/>
+            <w:tcBorders>
+              <w:top w:val="single" w:color="auto" w:sz="2" w:space="0"/>
+              <w:left w:val="single" w:color="auto" w:sz="2" w:space="0"/>
+              <w:bottom w:val="single" w:color="auto" w:sz="2" w:space="0"/>
+              <w:right w:val="single" w:color="auto" w:sz="2" w:space="0"/>
+            </w:tcBorders>
+            <w:shd w:val="clear" w:color="auto" w:fill="FFFFFF"/>
+            <w:tcMar>
+              <w:left w:w="0" w:type="dxa"/>
+              <w:right w:w="0" w:type="dxa"/>
+            </w:tcMar>
+            <w:vAlign w:val="top"/>
+          </w:tcPr>
+          <w:p>
+            <w:pPr>
+              <w:pStyle w:val="29"/>
+              <w:spacing w:line="240" w:lineRule="auto"/>
+              <w:ind w:left="0" w:leftChars="0" w:firstLine="0" w:firstLineChars="0"/>
+              <w:jc w:val="left"/>
+              <w:rPr>
+                <w:rFonts w:hint="eastAsia"/>
+                <w:sz w:val="13"/>
+                <w:szCs w:val="13"/>
+                <w:lang w:val="en-US" w:eastAsia="zh-CN"/>
+              </w:rPr>
+            </w:pPr>
+            <w:r>
+              <w:rPr>
+                <w:rFonts w:hint="eastAsia"/>
+                <w:sz w:val="13"/>
+                <w:szCs w:val="13"/>
+                <w:lang w:val="en-US" w:eastAsia="zh-CN"/>
+              </w:rPr>
+              <w:t>时段长度 Δt</w:t>
+            </w:r>
+          </w:p>
+        </w:tc>
+        <w:tc>
+          <w:tcPr>
+            <w:tcW w:w="412" w:type="pct"/>
+            <w:tcBorders>
+              <w:top w:val="single" w:color="auto" w:sz="2" w:space="0"/>
+              <w:left w:val="single" w:color="auto" w:sz="2" w:space="0"/>
+              <w:bottom w:val="single" w:color="auto" w:sz="2" w:space="0"/>
+              <w:right w:val="single" w:color="auto" w:sz="2" w:space="0"/>
+            </w:tcBorders>
+            <w:shd w:val="clear" w:color="auto" w:fill="FFFFFF"/>
+            <w:tcMar>
+              <w:left w:w="0" w:type="dxa"/>
+              <w:right w:w="0" w:type="dxa"/>
+            </w:tcMar>
+            <w:vAlign w:val="top"/>
+          </w:tcPr>
+          <w:p>
+            <w:pPr>
+              <w:pStyle w:val="29"/>
+              <w:spacing w:line="240" w:lineRule="auto"/>
+              <w:ind w:left="0" w:leftChars="0" w:firstLine="0" w:firstLineChars="0"/>
+              <w:jc w:val="left"/>
+              <w:rPr>
+                <w:rFonts w:hint="eastAsia"/>
+                <w:sz w:val="13"/>
+                <w:szCs w:val="13"/>
+                <w:lang w:val="en-US" w:eastAsia="zh-CN"/>
+              </w:rPr>
+            </w:pPr>
+            <w:r>
+              <w:rPr>
+                <w:rFonts w:hint="eastAsia"/>
+                <w:sz w:val="13"/>
+                <w:szCs w:val="13"/>
+                <w:lang w:val="en-US" w:eastAsia="zh-CN"/>
+              </w:rPr>
+              <w:t>最大充放电功率 Pmax</w:t>
+            </w:r>
+          </w:p>
+        </w:tc>
+        <w:tc>
+          <w:tcPr>
+            <w:tcW w:w="530" w:type="pct"/>
+            <w:tcBorders>
+              <w:top w:val="single" w:color="auto" w:sz="2" w:space="0"/>
+              <w:left w:val="single" w:color="auto" w:sz="2" w:space="0"/>
+              <w:bottom w:val="single" w:color="auto" w:sz="2" w:space="0"/>
+              <w:right w:val="single" w:color="auto" w:sz="2" w:space="0"/>
+            </w:tcBorders>
+            <w:shd w:val="clear" w:color="auto" w:fill="FFFFFF"/>
+            <w:tcMar>
+              <w:left w:w="0" w:type="dxa"/>
+              <w:right w:w="0" w:type="dxa"/>
+            </w:tcMar>
+            <w:vAlign w:val="top"/>
+          </w:tcPr>
+          <w:p>
+            <w:pPr>
+              <w:pStyle w:val="29"/>
+              <w:spacing w:line="240" w:lineRule="auto"/>
+              <w:ind w:left="0" w:leftChars="0" w:firstLine="0" w:firstLineChars="0"/>
+              <w:jc w:val="left"/>
+              <w:rPr>
+                <w:rFonts w:hint="eastAsia"/>
+                <w:sz w:val="13"/>
+                <w:szCs w:val="13"/>
+                <w:lang w:val="en-US" w:eastAsia="zh-CN"/>
+              </w:rPr>
+            </w:pPr>
+            <w:r>
+              <w:rPr>
+                <w:rFonts w:hint="eastAsia"/>
+                <w:sz w:val="13"/>
+                <w:szCs w:val="13"/>
+                <w:lang w:val="en-US" w:eastAsia="zh-CN"/>
+              </w:rPr>
+              <w:t>单时段最大充放电量</w:t>
+            </w:r>
+          </w:p>
+        </w:tc>
+        <w:tc>
+          <w:tcPr>
+            <w:tcW w:w="412" w:type="pct"/>
+            <w:tcBorders>
+              <w:top w:val="single" w:color="auto" w:sz="2" w:space="0"/>
+              <w:left w:val="single" w:color="auto" w:sz="2" w:space="0"/>
+              <w:bottom w:val="single" w:color="auto" w:sz="2" w:space="0"/>
+              <w:right w:val="single" w:color="auto" w:sz="2" w:space="0"/>
+            </w:tcBorders>
+            <w:shd w:val="clear" w:color="auto" w:fill="FFFFFF"/>
+            <w:tcMar>
+              <w:left w:w="0" w:type="dxa"/>
+              <w:right w:w="0" w:type="dxa"/>
+            </w:tcMar>
+            <w:vAlign w:val="top"/>
+          </w:tcPr>
+          <w:p>
+            <w:pPr>
+              <w:pStyle w:val="29"/>
+              <w:spacing w:line="240" w:lineRule="auto"/>
+              <w:ind w:left="0" w:leftChars="0" w:firstLine="0" w:firstLineChars="0"/>
+              <w:jc w:val="left"/>
+              <w:rPr>
+                <w:rFonts w:hint="eastAsia"/>
+                <w:sz w:val="13"/>
+                <w:szCs w:val="13"/>
+                <w:lang w:val="en-US" w:eastAsia="zh-CN"/>
+              </w:rPr>
+            </w:pPr>
+            <w:r>
+              <w:rPr>
+                <w:rFonts w:hint="eastAsia"/>
+                <w:sz w:val="13"/>
+                <w:szCs w:val="13"/>
+                <w:lang w:val="en-US" w:eastAsia="zh-CN"/>
+              </w:rPr>
+              <w:t>储电量下限 SOCmin</w:t>
+            </w:r>
+          </w:p>
+        </w:tc>
+        <w:tc>
+          <w:tcPr>
+            <w:tcW w:w="459" w:type="pct"/>
+            <w:tcBorders>
+              <w:top w:val="single" w:color="auto" w:sz="2" w:space="0"/>
+              <w:left w:val="single" w:color="auto" w:sz="2" w:space="0"/>
+              <w:bottom w:val="single" w:color="auto" w:sz="2" w:space="0"/>
+              <w:right w:val="single" w:color="auto" w:sz="2" w:space="0"/>
+            </w:tcBorders>
+            <w:shd w:val="clear" w:color="auto" w:fill="FFFFFF"/>
+            <w:tcMar>
+              <w:left w:w="0" w:type="dxa"/>
+              <w:right w:w="0" w:type="dxa"/>
+            </w:tcMar>
+            <w:vAlign w:val="top"/>
+          </w:tcPr>
+          <w:p>
+            <w:pPr>
+              <w:pStyle w:val="29"/>
+              <w:spacing w:line="240" w:lineRule="auto"/>
+              <w:ind w:left="0" w:leftChars="0" w:firstLine="0" w:firstLineChars="0"/>
+              <w:jc w:val="left"/>
+              <w:rPr>
+                <w:rFonts w:hint="eastAsia"/>
+                <w:sz w:val="13"/>
+                <w:szCs w:val="13"/>
+                <w:lang w:val="en-US" w:eastAsia="zh-CN"/>
+              </w:rPr>
+            </w:pPr>
+            <w:r>
+              <w:rPr>
+                <w:rFonts w:hint="eastAsia"/>
+                <w:sz w:val="13"/>
+                <w:szCs w:val="13"/>
+                <w:lang w:val="en-US" w:eastAsia="zh-CN"/>
+              </w:rPr>
+              <w:t>储电量上限 SOCmax</w:t>
+            </w:r>
+          </w:p>
+        </w:tc>
+        <w:tc>
+          <w:tcPr>
+            <w:tcW w:w="412" w:type="pct"/>
+            <w:tcBorders>
+              <w:top w:val="single" w:color="auto" w:sz="2" w:space="0"/>
+              <w:left w:val="single" w:color="auto" w:sz="2" w:space="0"/>
+              <w:bottom w:val="single" w:color="auto" w:sz="2" w:space="0"/>
+              <w:right w:val="single" w:color="auto" w:sz="2" w:space="0"/>
+            </w:tcBorders>
+            <w:shd w:val="clear" w:color="auto" w:fill="FFFFFF"/>
+            <w:tcMar>
+              <w:left w:w="0" w:type="dxa"/>
+              <w:right w:w="0" w:type="dxa"/>
+            </w:tcMar>
+            <w:vAlign w:val="top"/>
+          </w:tcPr>
+          <w:p>
+            <w:pPr>
+              <w:pStyle w:val="29"/>
+              <w:spacing w:line="240" w:lineRule="auto"/>
+              <w:ind w:left="0" w:leftChars="0" w:firstLine="0" w:firstLineChars="0"/>
+              <w:jc w:val="left"/>
+              <w:rPr>
+                <w:rFonts w:hint="eastAsia"/>
+                <w:sz w:val="13"/>
+                <w:szCs w:val="13"/>
+                <w:lang w:val="en-US" w:eastAsia="zh-CN"/>
+              </w:rPr>
+            </w:pPr>
+            <w:r>
+              <w:rPr>
+                <w:rFonts w:hint="eastAsia"/>
+                <w:sz w:val="13"/>
+                <w:szCs w:val="13"/>
+                <w:lang w:val="en-US" w:eastAsia="zh-CN"/>
+              </w:rPr>
+              <w:t>初始/终止储电量 SOC0</w:t>
+            </w:r>
+          </w:p>
+        </w:tc>
+        <w:tc>
+          <w:tcPr>
+            <w:tcW w:w="396" w:type="pct"/>
+            <w:tcBorders>
+              <w:top w:val="single" w:color="auto" w:sz="2" w:space="0"/>
+              <w:left w:val="single" w:color="auto" w:sz="2" w:space="0"/>
+              <w:bottom w:val="single" w:color="auto" w:sz="2" w:space="0"/>
+              <w:right w:val="single" w:color="auto" w:sz="2" w:space="0"/>
+            </w:tcBorders>
+            <w:shd w:val="clear" w:color="auto" w:fill="FFFFFF"/>
+            <w:tcMar>
+              <w:left w:w="0" w:type="dxa"/>
+              <w:right w:w="0" w:type="dxa"/>
+            </w:tcMar>
+            <w:vAlign w:val="top"/>
+          </w:tcPr>
+          <w:p>
+            <w:pPr>
+              <w:pStyle w:val="29"/>
+              <w:spacing w:line="240" w:lineRule="auto"/>
+              <w:ind w:left="0" w:leftChars="0" w:firstLine="0" w:firstLineChars="0"/>
+              <w:jc w:val="left"/>
+              <w:rPr>
+                <w:rFonts w:hint="eastAsia"/>
+                <w:sz w:val="13"/>
+                <w:szCs w:val="13"/>
+                <w:lang w:val="en-US" w:eastAsia="zh-CN"/>
+              </w:rPr>
+            </w:pPr>
+            <w:r>
+              <w:rPr>
+                <w:rFonts w:hint="eastAsia"/>
+                <w:sz w:val="13"/>
+                <w:szCs w:val="13"/>
+                <w:lang w:val="en-US" w:eastAsia="zh-CN"/>
+              </w:rPr>
+              <w:t>往返效率 ηRT</w:t>
+            </w:r>
+          </w:p>
+        </w:tc>
+        <w:tc>
+          <w:tcPr>
+            <w:tcW w:w="357" w:type="pct"/>
+            <w:tcBorders>
+              <w:top w:val="single" w:color="auto" w:sz="2" w:space="0"/>
+              <w:left w:val="single" w:color="auto" w:sz="2" w:space="0"/>
+              <w:bottom w:val="single" w:color="auto" w:sz="2" w:space="0"/>
+              <w:right w:val="single" w:color="auto" w:sz="2" w:space="0"/>
+            </w:tcBorders>
+            <w:shd w:val="clear" w:color="auto" w:fill="FFFFFF"/>
+            <w:tcMar>
+              <w:left w:w="0" w:type="dxa"/>
+              <w:right w:w="0" w:type="dxa"/>
+            </w:tcMar>
+            <w:vAlign w:val="top"/>
+          </w:tcPr>
+          <w:p>
+            <w:pPr>
+              <w:pStyle w:val="29"/>
+              <w:spacing w:line="240" w:lineRule="auto"/>
+              <w:ind w:left="0" w:leftChars="0" w:firstLine="0" w:firstLineChars="0"/>
+              <w:jc w:val="left"/>
+              <w:rPr>
+                <w:rFonts w:hint="eastAsia"/>
+                <w:sz w:val="13"/>
+                <w:szCs w:val="13"/>
+                <w:lang w:val="en-US" w:eastAsia="zh-CN"/>
+              </w:rPr>
+            </w:pPr>
+            <w:r>
+              <w:rPr>
+                <w:rFonts w:hint="eastAsia"/>
+                <w:sz w:val="13"/>
+                <w:szCs w:val="13"/>
+                <w:lang w:val="en-US" w:eastAsia="zh-CN"/>
+              </w:rPr>
+              <w:t>充电效率 ηc</w:t>
+            </w:r>
+          </w:p>
+        </w:tc>
+        <w:tc>
+          <w:tcPr>
+            <w:tcW w:w="357" w:type="pct"/>
+            <w:tcBorders>
+              <w:top w:val="single" w:color="auto" w:sz="2" w:space="0"/>
+              <w:left w:val="single" w:color="auto" w:sz="2" w:space="0"/>
+              <w:bottom w:val="single" w:color="auto" w:sz="2" w:space="0"/>
+              <w:right w:val="single" w:color="auto" w:sz="2" w:space="0"/>
+            </w:tcBorders>
+            <w:shd w:val="clear" w:color="auto" w:fill="FFFFFF"/>
+            <w:tcMar>
+              <w:left w:w="0" w:type="dxa"/>
+              <w:right w:w="0" w:type="dxa"/>
+            </w:tcMar>
+            <w:vAlign w:val="top"/>
+          </w:tcPr>
+          <w:p>
+            <w:pPr>
+              <w:pStyle w:val="29"/>
+              <w:spacing w:line="240" w:lineRule="auto"/>
+              <w:ind w:left="0" w:leftChars="0" w:firstLine="0" w:firstLineChars="0"/>
+              <w:jc w:val="left"/>
+              <w:rPr>
+                <w:rFonts w:hint="eastAsia"/>
+                <w:sz w:val="13"/>
+                <w:szCs w:val="13"/>
+                <w:lang w:val="en-US" w:eastAsia="zh-CN"/>
+              </w:rPr>
+            </w:pPr>
+            <w:r>
+              <w:rPr>
+                <w:rFonts w:hint="eastAsia"/>
+                <w:sz w:val="13"/>
+                <w:szCs w:val="13"/>
+                <w:lang w:val="en-US" w:eastAsia="zh-CN"/>
+              </w:rPr>
+              <w:t>放电效率 ηd</w:t>
+            </w:r>
+          </w:p>
+        </w:tc>
+        <w:tc>
+          <w:tcPr>
+            <w:tcW w:w="633" w:type="pct"/>
+            <w:tcBorders>
+              <w:top w:val="single" w:color="auto" w:sz="2" w:space="0"/>
+              <w:left w:val="single" w:color="auto" w:sz="2" w:space="0"/>
+              <w:bottom w:val="single" w:color="auto" w:sz="2" w:space="0"/>
+              <w:right w:val="single" w:color="auto" w:sz="2" w:space="0"/>
+            </w:tcBorders>
+            <w:shd w:val="clear" w:color="auto" w:fill="FFFFFF"/>
+            <w:tcMar>
+              <w:left w:w="0" w:type="dxa"/>
+              <w:right w:w="0" w:type="dxa"/>
+            </w:tcMar>
+            <w:vAlign w:val="top"/>
+          </w:tcPr>
+          <w:p>
+            <w:pPr>
+              <w:pStyle w:val="29"/>
+              <w:spacing w:line="240" w:lineRule="auto"/>
+              <w:ind w:firstLine="480"/>
+              <w:jc w:val="left"/>
+              <w:rPr>
+                <w:rFonts w:hint="eastAsia"/>
+                <w:sz w:val="13"/>
+                <w:szCs w:val="13"/>
+                <w:lang w:val="en-US" w:eastAsia="zh-CN"/>
+              </w:rPr>
+            </w:pPr>
+            <w:r>
+              <w:rPr>
+                <w:rFonts w:hint="eastAsia"/>
+                <w:sz w:val="13"/>
+                <w:szCs w:val="13"/>
+                <w:lang w:val="en-US" w:eastAsia="zh-CN"/>
+              </w:rPr>
+              <w:t>求解器</w:t>
+            </w:r>
+          </w:p>
+        </w:tc>
+      </w:tr>
+      <w:tr>
+        <w:tblPrEx>
+          <w:tblBorders>
+            <w:top w:val="single" w:color="auto" w:sz="2" w:space="0"/>
+            <w:left w:val="single" w:color="auto" w:sz="2" w:space="0"/>
+            <w:bottom w:val="single" w:color="auto" w:sz="2" w:space="0"/>
+            <w:right w:val="single" w:color="auto" w:sz="2" w:space="0"/>
+            <w:insideH w:val="none" w:color="auto" w:sz="0" w:space="0"/>
+            <w:insideV w:val="none" w:color="auto" w:sz="0" w:space="0"/>
+          </w:tblBorders>
+          <w:tblCellMar>
+            <w:left w:w="0" w:type="dxa"/>
+            <w:right w:w="0" w:type="dxa"/>
+          </w:tblCellMar>
+        </w:tblPrEx>
+        <w:tc>
+          <w:tcPr>
+            <w:tcW w:w="318" w:type="pct"/>
+            <w:tcBorders>
+              <w:top w:val="single" w:color="auto" w:sz="2" w:space="0"/>
+              <w:left w:val="single" w:color="auto" w:sz="2" w:space="0"/>
+              <w:bottom w:val="single" w:color="auto" w:sz="2" w:space="0"/>
+              <w:right w:val="single" w:color="auto" w:sz="2" w:space="0"/>
+            </w:tcBorders>
+            <w:shd w:val="clear" w:color="auto" w:fill="FFFFFF"/>
+            <w:tcMar>
+              <w:left w:w="0" w:type="dxa"/>
+              <w:right w:w="0" w:type="dxa"/>
+            </w:tcMar>
+            <w:vAlign w:val="top"/>
+          </w:tcPr>
+          <w:p>
+            <w:pPr>
+              <w:pStyle w:val="29"/>
+              <w:ind w:left="0" w:leftChars="0" w:firstLine="0" w:firstLineChars="0"/>
+              <w:rPr>
+                <w:rFonts w:hint="eastAsia"/>
+                <w:lang w:val="en-US" w:eastAsia="zh-CN"/>
+              </w:rPr>
+            </w:pPr>
+            <w:r>
+              <w:rPr>
+                <w:rFonts w:hint="eastAsia"/>
+                <w:lang w:val="en-US" w:eastAsia="zh-CN"/>
+              </w:rPr>
+              <w:t>数值</w:t>
+            </w:r>
+          </w:p>
+        </w:tc>
+        <w:tc>
+          <w:tcPr>
+            <w:tcW w:w="365" w:type="pct"/>
+            <w:tcBorders>
+              <w:top w:val="single" w:color="auto" w:sz="2" w:space="0"/>
+              <w:left w:val="single" w:color="auto" w:sz="2" w:space="0"/>
+              <w:bottom w:val="single" w:color="auto" w:sz="2" w:space="0"/>
+              <w:right w:val="single" w:color="auto" w:sz="2" w:space="0"/>
+            </w:tcBorders>
+            <w:shd w:val="clear" w:color="auto" w:fill="FFFFFF"/>
+            <w:tcMar>
+              <w:left w:w="0" w:type="dxa"/>
+              <w:right w:w="0" w:type="dxa"/>
+            </w:tcMar>
+            <w:vAlign w:val="top"/>
+          </w:tcPr>
+          <w:p>
+            <w:pPr>
+              <w:pStyle w:val="29"/>
+              <w:ind w:left="0" w:leftChars="0" w:firstLine="0" w:firstLineChars="0"/>
+              <w:jc w:val="left"/>
+              <w:rPr>
+                <w:rFonts w:hint="eastAsia"/>
+                <w:sz w:val="15"/>
+                <w:szCs w:val="15"/>
+                <w:lang w:val="en-US" w:eastAsia="zh-CN"/>
+              </w:rPr>
+            </w:pPr>
+            <w:r>
+              <w:rPr>
+                <w:rFonts w:hint="eastAsia"/>
+                <w:sz w:val="15"/>
+                <w:szCs w:val="15"/>
+                <w:lang w:val="en-US" w:eastAsia="zh-CN"/>
+              </w:rPr>
+              <w:t>144</w:t>
+            </w:r>
+          </w:p>
+        </w:tc>
+        <w:tc>
+          <w:tcPr>
+            <w:tcW w:w="344" w:type="pct"/>
+            <w:tcBorders>
+              <w:top w:val="single" w:color="auto" w:sz="2" w:space="0"/>
+              <w:left w:val="single" w:color="auto" w:sz="2" w:space="0"/>
+              <w:bottom w:val="single" w:color="auto" w:sz="2" w:space="0"/>
+              <w:right w:val="single" w:color="auto" w:sz="2" w:space="0"/>
+            </w:tcBorders>
+            <w:shd w:val="clear" w:color="auto" w:fill="FFFFFF"/>
+            <w:tcMar>
+              <w:left w:w="0" w:type="dxa"/>
+              <w:right w:w="0" w:type="dxa"/>
+            </w:tcMar>
+            <w:vAlign w:val="top"/>
+          </w:tcPr>
+          <w:p>
+            <w:pPr>
+              <w:pStyle w:val="29"/>
+              <w:ind w:left="0" w:leftChars="0" w:firstLine="0" w:firstLineChars="0"/>
+              <w:jc w:val="left"/>
+              <w:rPr>
+                <w:rFonts w:hint="eastAsia"/>
+                <w:sz w:val="15"/>
+                <w:szCs w:val="15"/>
+                <w:lang w:val="en-US" w:eastAsia="zh-CN"/>
+              </w:rPr>
+            </w:pPr>
+            <w:r>
+              <w:rPr>
+                <w:rFonts w:hint="eastAsia"/>
+                <w:sz w:val="15"/>
+                <w:szCs w:val="15"/>
+                <w:lang w:val="en-US" w:eastAsia="zh-CN"/>
+              </w:rPr>
+              <w:t>1/6 h</w:t>
+            </w:r>
+          </w:p>
+        </w:tc>
+        <w:tc>
+          <w:tcPr>
+            <w:tcW w:w="412" w:type="pct"/>
+            <w:tcBorders>
+              <w:top w:val="single" w:color="auto" w:sz="2" w:space="0"/>
+              <w:left w:val="single" w:color="auto" w:sz="2" w:space="0"/>
+              <w:bottom w:val="single" w:color="auto" w:sz="2" w:space="0"/>
+              <w:right w:val="single" w:color="auto" w:sz="2" w:space="0"/>
+            </w:tcBorders>
+            <w:shd w:val="clear" w:color="auto" w:fill="FFFFFF"/>
+            <w:tcMar>
+              <w:left w:w="0" w:type="dxa"/>
+              <w:right w:w="0" w:type="dxa"/>
+            </w:tcMar>
+            <w:vAlign w:val="top"/>
+          </w:tcPr>
+          <w:p>
+            <w:pPr>
+              <w:pStyle w:val="29"/>
+              <w:ind w:left="0" w:leftChars="0" w:firstLine="0" w:firstLineChars="0"/>
+              <w:jc w:val="left"/>
+              <w:rPr>
+                <w:rFonts w:hint="eastAsia"/>
+                <w:sz w:val="15"/>
+                <w:szCs w:val="15"/>
+                <w:lang w:val="en-US" w:eastAsia="zh-CN"/>
+              </w:rPr>
+            </w:pPr>
+            <w:r>
+              <w:rPr>
+                <w:rFonts w:hint="eastAsia"/>
+                <w:sz w:val="15"/>
+                <w:szCs w:val="15"/>
+                <w:lang w:val="en-US" w:eastAsia="zh-CN"/>
+              </w:rPr>
+              <w:t>5000 kW</w:t>
+            </w:r>
+          </w:p>
+        </w:tc>
+        <w:tc>
+          <w:tcPr>
+            <w:tcW w:w="530" w:type="pct"/>
+            <w:tcBorders>
+              <w:top w:val="single" w:color="auto" w:sz="2" w:space="0"/>
+              <w:left w:val="single" w:color="auto" w:sz="2" w:space="0"/>
+              <w:bottom w:val="single" w:color="auto" w:sz="2" w:space="0"/>
+              <w:right w:val="single" w:color="auto" w:sz="2" w:space="0"/>
+            </w:tcBorders>
+            <w:shd w:val="clear" w:color="auto" w:fill="FFFFFF"/>
+            <w:tcMar>
+              <w:left w:w="0" w:type="dxa"/>
+              <w:right w:w="0" w:type="dxa"/>
+            </w:tcMar>
+            <w:vAlign w:val="top"/>
+          </w:tcPr>
+          <w:p>
+            <w:pPr>
+              <w:pStyle w:val="29"/>
+              <w:ind w:left="0" w:leftChars="0" w:firstLine="0" w:firstLineChars="0"/>
+              <w:jc w:val="left"/>
+              <w:rPr>
+                <w:rFonts w:hint="eastAsia"/>
+                <w:sz w:val="15"/>
+                <w:szCs w:val="15"/>
+                <w:lang w:val="en-US" w:eastAsia="zh-CN"/>
+              </w:rPr>
+            </w:pPr>
+            <w:r>
+              <w:rPr>
+                <w:rFonts w:hint="eastAsia"/>
+                <w:sz w:val="15"/>
+                <w:szCs w:val="15"/>
+                <w:lang w:val="en-US" w:eastAsia="zh-CN"/>
+              </w:rPr>
+              <w:t>833.333 kWh</w:t>
+            </w:r>
+          </w:p>
+        </w:tc>
+        <w:tc>
+          <w:tcPr>
+            <w:tcW w:w="412" w:type="pct"/>
+            <w:tcBorders>
+              <w:top w:val="single" w:color="auto" w:sz="2" w:space="0"/>
+              <w:left w:val="single" w:color="auto" w:sz="2" w:space="0"/>
+              <w:bottom w:val="single" w:color="auto" w:sz="2" w:space="0"/>
+              <w:right w:val="single" w:color="auto" w:sz="2" w:space="0"/>
+            </w:tcBorders>
+            <w:shd w:val="clear" w:color="auto" w:fill="FFFFFF"/>
+            <w:tcMar>
+              <w:left w:w="0" w:type="dxa"/>
+              <w:right w:w="0" w:type="dxa"/>
+            </w:tcMar>
+            <w:vAlign w:val="top"/>
+          </w:tcPr>
+          <w:p>
+            <w:pPr>
+              <w:pStyle w:val="29"/>
+              <w:ind w:left="0" w:leftChars="0" w:firstLine="0" w:firstLineChars="0"/>
+              <w:jc w:val="left"/>
+              <w:rPr>
+                <w:rFonts w:hint="eastAsia"/>
+                <w:sz w:val="15"/>
+                <w:szCs w:val="15"/>
+                <w:lang w:val="en-US" w:eastAsia="zh-CN"/>
+              </w:rPr>
+            </w:pPr>
+            <w:r>
+              <w:rPr>
+                <w:rFonts w:hint="eastAsia"/>
+                <w:sz w:val="15"/>
+                <w:szCs w:val="15"/>
+                <w:lang w:val="en-US" w:eastAsia="zh-CN"/>
+              </w:rPr>
+              <w:t>1200 kWh</w:t>
+            </w:r>
+          </w:p>
+        </w:tc>
+        <w:tc>
+          <w:tcPr>
+            <w:tcW w:w="459" w:type="pct"/>
+            <w:tcBorders>
+              <w:top w:val="single" w:color="auto" w:sz="2" w:space="0"/>
+              <w:left w:val="single" w:color="auto" w:sz="2" w:space="0"/>
+              <w:bottom w:val="single" w:color="auto" w:sz="2" w:space="0"/>
+              <w:right w:val="single" w:color="auto" w:sz="2" w:space="0"/>
+            </w:tcBorders>
+            <w:shd w:val="clear" w:color="auto" w:fill="FFFFFF"/>
+            <w:tcMar>
+              <w:left w:w="0" w:type="dxa"/>
+              <w:right w:w="0" w:type="dxa"/>
+            </w:tcMar>
+            <w:vAlign w:val="top"/>
+          </w:tcPr>
+          <w:p>
+            <w:pPr>
+              <w:pStyle w:val="29"/>
+              <w:ind w:left="0" w:leftChars="0" w:firstLine="0" w:firstLineChars="0"/>
+              <w:jc w:val="left"/>
+              <w:rPr>
+                <w:rFonts w:hint="eastAsia"/>
+                <w:sz w:val="15"/>
+                <w:szCs w:val="15"/>
+                <w:lang w:val="en-US" w:eastAsia="zh-CN"/>
+              </w:rPr>
+            </w:pPr>
+            <w:r>
+              <w:rPr>
+                <w:rFonts w:hint="eastAsia"/>
+                <w:sz w:val="15"/>
+                <w:szCs w:val="15"/>
+                <w:lang w:val="en-US" w:eastAsia="zh-CN"/>
+              </w:rPr>
+              <w:t>10800 kWh</w:t>
+            </w:r>
+          </w:p>
+        </w:tc>
+        <w:tc>
+          <w:tcPr>
+            <w:tcW w:w="412" w:type="pct"/>
+            <w:tcBorders>
+              <w:top w:val="single" w:color="auto" w:sz="2" w:space="0"/>
+              <w:left w:val="single" w:color="auto" w:sz="2" w:space="0"/>
+              <w:bottom w:val="single" w:color="auto" w:sz="2" w:space="0"/>
+              <w:right w:val="single" w:color="auto" w:sz="2" w:space="0"/>
+            </w:tcBorders>
+            <w:shd w:val="clear" w:color="auto" w:fill="FFFFFF"/>
+            <w:tcMar>
+              <w:left w:w="0" w:type="dxa"/>
+              <w:right w:w="0" w:type="dxa"/>
+            </w:tcMar>
+            <w:vAlign w:val="top"/>
+          </w:tcPr>
+          <w:p>
+            <w:pPr>
+              <w:pStyle w:val="29"/>
+              <w:ind w:left="0" w:leftChars="0" w:firstLine="0" w:firstLineChars="0"/>
+              <w:jc w:val="left"/>
+              <w:rPr>
+                <w:rFonts w:hint="eastAsia"/>
+                <w:sz w:val="15"/>
+                <w:szCs w:val="15"/>
+                <w:lang w:val="en-US" w:eastAsia="zh-CN"/>
+              </w:rPr>
+            </w:pPr>
+            <w:r>
+              <w:rPr>
+                <w:rFonts w:hint="eastAsia"/>
+                <w:sz w:val="15"/>
+                <w:szCs w:val="15"/>
+                <w:lang w:val="en-US" w:eastAsia="zh-CN"/>
+              </w:rPr>
+              <w:t>6000 kWh</w:t>
+            </w:r>
+          </w:p>
+        </w:tc>
+        <w:tc>
+          <w:tcPr>
+            <w:tcW w:w="396" w:type="pct"/>
+            <w:tcBorders>
+              <w:top w:val="single" w:color="auto" w:sz="2" w:space="0"/>
+              <w:left w:val="single" w:color="auto" w:sz="2" w:space="0"/>
+              <w:bottom w:val="single" w:color="auto" w:sz="2" w:space="0"/>
+              <w:right w:val="single" w:color="auto" w:sz="2" w:space="0"/>
+            </w:tcBorders>
+            <w:shd w:val="clear" w:color="auto" w:fill="FFFFFF"/>
+            <w:tcMar>
+              <w:left w:w="0" w:type="dxa"/>
+              <w:right w:w="0" w:type="dxa"/>
+            </w:tcMar>
+            <w:vAlign w:val="top"/>
+          </w:tcPr>
+          <w:p>
+            <w:pPr>
+              <w:pStyle w:val="29"/>
+              <w:ind w:left="0" w:leftChars="0" w:firstLine="0" w:firstLineChars="0"/>
+              <w:jc w:val="left"/>
+              <w:rPr>
+                <w:rFonts w:hint="eastAsia"/>
+                <w:sz w:val="15"/>
+                <w:szCs w:val="15"/>
+                <w:lang w:val="en-US" w:eastAsia="zh-CN"/>
+              </w:rPr>
+            </w:pPr>
+            <w:r>
+              <w:rPr>
+                <w:rFonts w:hint="eastAsia"/>
+                <w:sz w:val="15"/>
+                <w:szCs w:val="15"/>
+                <w:lang w:val="en-US" w:eastAsia="zh-CN"/>
+              </w:rPr>
+              <w:t>90%</w:t>
+            </w:r>
+          </w:p>
+        </w:tc>
+        <w:tc>
+          <w:tcPr>
+            <w:tcW w:w="357" w:type="pct"/>
+            <w:tcBorders>
+              <w:top w:val="single" w:color="auto" w:sz="2" w:space="0"/>
+              <w:left w:val="single" w:color="auto" w:sz="2" w:space="0"/>
+              <w:bottom w:val="single" w:color="auto" w:sz="2" w:space="0"/>
+              <w:right w:val="single" w:color="auto" w:sz="2" w:space="0"/>
+            </w:tcBorders>
+            <w:shd w:val="clear" w:color="auto" w:fill="FFFFFF"/>
+            <w:tcMar>
+              <w:left w:w="0" w:type="dxa"/>
+              <w:right w:w="0" w:type="dxa"/>
+            </w:tcMar>
+            <w:vAlign w:val="top"/>
+          </w:tcPr>
+          <w:p>
+            <w:pPr>
+              <w:pStyle w:val="29"/>
+              <w:ind w:left="0" w:leftChars="0" w:firstLine="0" w:firstLineChars="0"/>
+              <w:jc w:val="left"/>
+              <w:rPr>
+                <w:rFonts w:hint="eastAsia"/>
+                <w:sz w:val="15"/>
+                <w:szCs w:val="15"/>
+                <w:lang w:val="en-US" w:eastAsia="zh-CN"/>
+              </w:rPr>
+            </w:pPr>
+            <w:r>
+              <w:rPr>
+                <w:rFonts w:hint="eastAsia"/>
+                <w:sz w:val="15"/>
+                <w:szCs w:val="15"/>
+                <w:lang w:val="en-US" w:eastAsia="zh-CN"/>
+              </w:rPr>
+              <w:t>0.9≈0.948683</w:t>
+            </w:r>
+          </w:p>
+        </w:tc>
+        <w:tc>
+          <w:tcPr>
+            <w:tcW w:w="357" w:type="pct"/>
+            <w:tcBorders>
+              <w:top w:val="single" w:color="auto" w:sz="2" w:space="0"/>
+              <w:left w:val="single" w:color="auto" w:sz="2" w:space="0"/>
+              <w:bottom w:val="single" w:color="auto" w:sz="2" w:space="0"/>
+              <w:right w:val="single" w:color="auto" w:sz="2" w:space="0"/>
+            </w:tcBorders>
+            <w:shd w:val="clear" w:color="auto" w:fill="FFFFFF"/>
+            <w:tcMar>
+              <w:left w:w="0" w:type="dxa"/>
+              <w:right w:w="0" w:type="dxa"/>
+            </w:tcMar>
+            <w:vAlign w:val="top"/>
+          </w:tcPr>
+          <w:p>
+            <w:pPr>
+              <w:pStyle w:val="29"/>
+              <w:ind w:left="0" w:leftChars="0" w:firstLine="0" w:firstLineChars="0"/>
+              <w:jc w:val="left"/>
+              <w:rPr>
+                <w:rFonts w:hint="eastAsia"/>
+                <w:sz w:val="15"/>
+                <w:szCs w:val="15"/>
+                <w:lang w:val="en-US" w:eastAsia="zh-CN"/>
+              </w:rPr>
+            </w:pPr>
+            <w:r>
+              <w:rPr>
+                <w:rFonts w:hint="eastAsia"/>
+                <w:sz w:val="15"/>
+                <w:szCs w:val="15"/>
+                <w:lang w:val="en-US" w:eastAsia="zh-CN"/>
+              </w:rPr>
+              <w:t>0.9≈0.948683</w:t>
+            </w:r>
+          </w:p>
+        </w:tc>
+        <w:tc>
+          <w:tcPr>
+            <w:tcW w:w="633" w:type="pct"/>
+            <w:tcBorders>
+              <w:top w:val="single" w:color="auto" w:sz="2" w:space="0"/>
+              <w:left w:val="single" w:color="auto" w:sz="2" w:space="0"/>
+              <w:bottom w:val="single" w:color="auto" w:sz="2" w:space="0"/>
+              <w:right w:val="single" w:color="auto" w:sz="2" w:space="0"/>
+            </w:tcBorders>
+            <w:shd w:val="clear" w:color="auto" w:fill="FFFFFF"/>
+            <w:tcMar>
+              <w:left w:w="0" w:type="dxa"/>
+              <w:right w:w="0" w:type="dxa"/>
+            </w:tcMar>
+            <w:vAlign w:val="top"/>
+          </w:tcPr>
+          <w:p>
+            <w:pPr>
+              <w:pStyle w:val="29"/>
+              <w:ind w:left="0" w:leftChars="0" w:firstLine="0" w:firstLineChars="0"/>
+              <w:jc w:val="left"/>
+              <w:rPr>
+                <w:rFonts w:hint="eastAsia"/>
+                <w:sz w:val="15"/>
+                <w:szCs w:val="15"/>
+                <w:lang w:val="en-US" w:eastAsia="zh-CN"/>
+              </w:rPr>
+            </w:pPr>
+            <w:r>
+              <w:rPr>
+                <w:rFonts w:hint="eastAsia"/>
+                <w:sz w:val="15"/>
+                <w:szCs w:val="15"/>
+                <w:lang w:val="en-US" w:eastAsia="zh-CN"/>
+              </w:rPr>
+              <w:t>GLPK_MI</w:t>
+            </w:r>
+          </w:p>
+        </w:tc>
+      </w:tr>
+    </w:tbl>
     <w:p>
       <w:pPr>
         <w:pStyle w:val="29"/>
@@ -8790,59 +10244,1785 @@
         <w:pStyle w:val="29"/>
         <w:ind w:firstLine="480"/>
         <w:rPr>
-          <w:rFonts w:hint="default"/>
-          <w:lang w:val="en-US" w:eastAsia="zh-CN"/>
-        </w:rPr>
-      </w:pPr>
-      <w:r>
-        <w:rPr>
-          <w:rFonts w:hint="eastAsia"/>
-          <w:lang w:val="en-US" w:eastAsia="zh-CN"/>
-        </w:rPr>
-        <w:t xml:space="preserve">4.1.3 </w:t>
-      </w:r>
+          <w:rFonts w:hint="eastAsia"/>
+          <w:lang w:val="en-US" w:eastAsia="zh-CN"/>
+        </w:rPr>
+      </w:pPr>
+    </w:p>
+    <w:p>
+      <w:pPr>
+        <w:pStyle w:val="29"/>
+        <w:ind w:firstLine="480"/>
+        <w:rPr>
+          <w:rFonts w:hint="eastAsia"/>
+          <w:lang w:val="en-US" w:eastAsia="zh-CN"/>
+        </w:rPr>
+      </w:pPr>
+    </w:p>
+    <w:p>
+      <w:pPr>
+        <w:pStyle w:val="29"/>
+        <w:ind w:firstLine="480"/>
+        <w:rPr>
+          <w:rFonts w:hint="eastAsia"/>
+          <w:lang w:val="en-US" w:eastAsia="zh-CN"/>
+        </w:rPr>
+      </w:pPr>
+      <w:r>
+        <w:rPr>
+          <w:rFonts w:hint="eastAsia"/>
+          <w:lang w:val="en-US" w:eastAsia="zh-CN"/>
+        </w:rPr>
+        <w:t>4.1.6 结果与检验</w:t>
+      </w:r>
+    </w:p>
+    <w:p>
+      <w:pPr>
+        <w:pStyle w:val="29"/>
+        <w:ind w:firstLine="480"/>
+        <w:rPr>
+          <w:rFonts w:hint="eastAsia"/>
+          <w:lang w:val="en-US" w:eastAsia="zh-CN"/>
+        </w:rPr>
+      </w:pPr>
+    </w:p>
+    <w:p>
+      <w:pPr>
+        <w:pStyle w:val="29"/>
+        <w:ind w:firstLine="480"/>
+        <w:rPr>
+          <w:rFonts w:hint="default"/>
+          <w:lang w:val="en-US" w:eastAsia="zh-CN"/>
+        </w:rPr>
+      </w:pPr>
+      <w:r>
+        <w:rPr>
+          <w:rFonts w:hint="eastAsia"/>
+          <w:lang w:val="en-US" w:eastAsia="zh-CN"/>
+        </w:rPr>
+        <w:t>4.1.6.1</w:t>
+      </w:r>
+      <w:r>
+        <w:rPr>
+          <w:rFonts w:hint="default"/>
+          <w:lang w:val="en-US" w:eastAsia="zh-CN"/>
+        </w:rPr>
+        <w:t>指定时段购电结果</w:t>
+      </w:r>
+    </w:p>
+    <w:tbl>
+      <w:tblPr>
+        <w:tblW w:w="6262" w:type="dxa"/>
+        <w:tblInd w:w="0" w:type="dxa"/>
+        <w:tblBorders>
+          <w:top w:val="single" w:color="auto" w:sz="2" w:space="0"/>
+          <w:left w:val="single" w:color="auto" w:sz="2" w:space="0"/>
+          <w:bottom w:val="single" w:color="auto" w:sz="2" w:space="0"/>
+          <w:right w:val="single" w:color="auto" w:sz="2" w:space="0"/>
+          <w:insideH w:val="none" w:color="auto" w:sz="0" w:space="0"/>
+          <w:insideV w:val="none" w:color="auto" w:sz="0" w:space="0"/>
+        </w:tblBorders>
+        <w:shd w:val="clear" w:color="auto" w:fill="FFFFFF"/>
+        <w:tblLayout w:type="autofit"/>
+        <w:tblCellMar>
+          <w:top w:w="0" w:type="dxa"/>
+          <w:left w:w="0" w:type="dxa"/>
+          <w:bottom w:w="0" w:type="dxa"/>
+          <w:right w:w="0" w:type="dxa"/>
+        </w:tblCellMar>
+      </w:tblPr>
+      <w:tblGrid>
+        <w:gridCol w:w="1682"/>
+        <w:gridCol w:w="1417"/>
+        <w:gridCol w:w="1682"/>
+        <w:gridCol w:w="1417"/>
+        <w:gridCol w:w="1683"/>
+        <w:gridCol w:w="1186"/>
+      </w:tblGrid>
+      <w:tr>
+        <w:tblPrEx>
+          <w:tblBorders>
+            <w:top w:val="single" w:color="auto" w:sz="2" w:space="0"/>
+            <w:left w:val="single" w:color="auto" w:sz="2" w:space="0"/>
+            <w:bottom w:val="single" w:color="auto" w:sz="2" w:space="0"/>
+            <w:right w:val="single" w:color="auto" w:sz="2" w:space="0"/>
+            <w:insideH w:val="none" w:color="auto" w:sz="0" w:space="0"/>
+            <w:insideV w:val="none" w:color="auto" w:sz="0" w:space="0"/>
+          </w:tblBorders>
+          <w:tblCellMar>
+            <w:top w:w="0" w:type="dxa"/>
+            <w:left w:w="0" w:type="dxa"/>
+            <w:bottom w:w="0" w:type="dxa"/>
+            <w:right w:w="0" w:type="dxa"/>
+          </w:tblCellMar>
+        </w:tblPrEx>
+        <w:tc>
+          <w:tcPr>
+            <w:tcW w:w="0" w:type="auto"/>
+            <w:tcBorders>
+              <w:top w:val="single" w:color="auto" w:sz="2" w:space="0"/>
+              <w:left w:val="single" w:color="auto" w:sz="2" w:space="0"/>
+              <w:bottom w:val="single" w:color="auto" w:sz="2" w:space="0"/>
+              <w:right w:val="single" w:color="auto" w:sz="2" w:space="0"/>
+            </w:tcBorders>
+            <w:shd w:val="clear" w:color="auto" w:fill="FFFFFF"/>
+            <w:tcMar>
+              <w:left w:w="0" w:type="dxa"/>
+              <w:right w:w="0" w:type="dxa"/>
+            </w:tcMar>
+            <w:vAlign w:val="top"/>
+          </w:tcPr>
+          <w:p>
+            <w:pPr>
+              <w:pStyle w:val="29"/>
+              <w:ind w:firstLine="480"/>
+              <w:rPr>
+                <w:rFonts w:hint="default"/>
+                <w:lang w:val="en-US" w:eastAsia="zh-CN"/>
+              </w:rPr>
+            </w:pPr>
+            <w:r>
+              <w:rPr>
+                <w:rFonts w:hint="default"/>
+                <w:lang w:val="en-US" w:eastAsia="zh-CN"/>
+              </w:rPr>
+              <w:t>时间段</w:t>
+            </w:r>
+          </w:p>
+        </w:tc>
+        <w:tc>
+          <w:tcPr>
+            <w:tcW w:w="0" w:type="auto"/>
+            <w:tcBorders>
+              <w:top w:val="single" w:color="auto" w:sz="2" w:space="0"/>
+              <w:left w:val="single" w:color="auto" w:sz="2" w:space="0"/>
+              <w:bottom w:val="single" w:color="auto" w:sz="2" w:space="0"/>
+              <w:right w:val="single" w:color="auto" w:sz="2" w:space="0"/>
+            </w:tcBorders>
+            <w:shd w:val="clear" w:color="auto" w:fill="FFFFFF"/>
+            <w:tcMar>
+              <w:left w:w="0" w:type="dxa"/>
+              <w:right w:w="0" w:type="dxa"/>
+            </w:tcMar>
+            <w:vAlign w:val="top"/>
+          </w:tcPr>
+          <w:p>
+            <w:pPr>
+              <w:pStyle w:val="29"/>
+              <w:ind w:left="0" w:leftChars="0" w:firstLine="0" w:firstLineChars="0"/>
+              <w:rPr>
+                <w:rFonts w:hint="default"/>
+                <w:lang w:val="en-US" w:eastAsia="zh-CN"/>
+              </w:rPr>
+            </w:pPr>
+            <w:r>
+              <w:rPr>
+                <w:rFonts w:hint="default"/>
+                <w:lang w:val="en-US" w:eastAsia="zh-CN"/>
+              </w:rPr>
+              <w:t>购电量/kWh</w:t>
+            </w:r>
+          </w:p>
+        </w:tc>
+        <w:tc>
+          <w:tcPr>
+            <w:tcW w:w="0" w:type="auto"/>
+            <w:tcBorders>
+              <w:top w:val="single" w:color="auto" w:sz="2" w:space="0"/>
+              <w:left w:val="single" w:color="auto" w:sz="2" w:space="0"/>
+              <w:bottom w:val="single" w:color="auto" w:sz="2" w:space="0"/>
+              <w:right w:val="single" w:color="auto" w:sz="2" w:space="0"/>
+            </w:tcBorders>
+            <w:shd w:val="clear" w:color="auto" w:fill="FFFFFF"/>
+            <w:tcMar>
+              <w:left w:w="0" w:type="dxa"/>
+              <w:right w:w="0" w:type="dxa"/>
+            </w:tcMar>
+            <w:vAlign w:val="top"/>
+          </w:tcPr>
+          <w:p>
+            <w:pPr>
+              <w:pStyle w:val="29"/>
+              <w:ind w:firstLine="480"/>
+              <w:rPr>
+                <w:rFonts w:hint="default"/>
+                <w:lang w:val="en-US" w:eastAsia="zh-CN"/>
+              </w:rPr>
+            </w:pPr>
+            <w:r>
+              <w:rPr>
+                <w:rFonts w:hint="default"/>
+                <w:lang w:val="en-US" w:eastAsia="zh-CN"/>
+              </w:rPr>
+              <w:t>时间段</w:t>
+            </w:r>
+          </w:p>
+        </w:tc>
+        <w:tc>
+          <w:tcPr>
+            <w:tcW w:w="0" w:type="auto"/>
+            <w:tcBorders>
+              <w:top w:val="single" w:color="auto" w:sz="2" w:space="0"/>
+              <w:left w:val="single" w:color="auto" w:sz="2" w:space="0"/>
+              <w:bottom w:val="single" w:color="auto" w:sz="2" w:space="0"/>
+              <w:right w:val="single" w:color="auto" w:sz="2" w:space="0"/>
+            </w:tcBorders>
+            <w:shd w:val="clear" w:color="auto" w:fill="FFFFFF"/>
+            <w:tcMar>
+              <w:left w:w="0" w:type="dxa"/>
+              <w:right w:w="0" w:type="dxa"/>
+            </w:tcMar>
+            <w:vAlign w:val="top"/>
+          </w:tcPr>
+          <w:p>
+            <w:pPr>
+              <w:pStyle w:val="29"/>
+              <w:ind w:left="0" w:leftChars="0" w:firstLine="0" w:firstLineChars="0"/>
+              <w:rPr>
+                <w:rFonts w:hint="default"/>
+                <w:lang w:val="en-US" w:eastAsia="zh-CN"/>
+              </w:rPr>
+            </w:pPr>
+            <w:r>
+              <w:rPr>
+                <w:rFonts w:hint="default"/>
+                <w:lang w:val="en-US" w:eastAsia="zh-CN"/>
+              </w:rPr>
+              <w:t>购电量/kWh</w:t>
+            </w:r>
+          </w:p>
+        </w:tc>
+        <w:tc>
+          <w:tcPr>
+            <w:tcW w:w="0" w:type="auto"/>
+            <w:tcBorders>
+              <w:top w:val="single" w:color="auto" w:sz="2" w:space="0"/>
+              <w:left w:val="single" w:color="auto" w:sz="2" w:space="0"/>
+              <w:bottom w:val="single" w:color="auto" w:sz="2" w:space="0"/>
+              <w:right w:val="single" w:color="auto" w:sz="2" w:space="0"/>
+            </w:tcBorders>
+            <w:shd w:val="clear" w:color="auto" w:fill="FFFFFF"/>
+            <w:tcMar>
+              <w:left w:w="0" w:type="dxa"/>
+              <w:right w:w="0" w:type="dxa"/>
+            </w:tcMar>
+            <w:vAlign w:val="top"/>
+          </w:tcPr>
+          <w:p>
+            <w:pPr>
+              <w:pStyle w:val="29"/>
+              <w:ind w:firstLine="480"/>
+              <w:rPr>
+                <w:rFonts w:hint="default"/>
+                <w:lang w:val="en-US" w:eastAsia="zh-CN"/>
+              </w:rPr>
+            </w:pPr>
+            <w:r>
+              <w:rPr>
+                <w:rFonts w:hint="default"/>
+                <w:lang w:val="en-US" w:eastAsia="zh-CN"/>
+              </w:rPr>
+              <w:t>时间段</w:t>
+            </w:r>
+          </w:p>
+        </w:tc>
+        <w:tc>
+          <w:tcPr>
+            <w:tcW w:w="0" w:type="auto"/>
+            <w:tcBorders>
+              <w:top w:val="single" w:color="auto" w:sz="2" w:space="0"/>
+              <w:left w:val="single" w:color="auto" w:sz="2" w:space="0"/>
+              <w:bottom w:val="single" w:color="auto" w:sz="2" w:space="0"/>
+              <w:right w:val="single" w:color="auto" w:sz="2" w:space="0"/>
+            </w:tcBorders>
+            <w:shd w:val="clear" w:color="auto" w:fill="FFFFFF"/>
+            <w:tcMar>
+              <w:left w:w="0" w:type="dxa"/>
+              <w:right w:w="0" w:type="dxa"/>
+            </w:tcMar>
+            <w:vAlign w:val="top"/>
+          </w:tcPr>
+          <w:p>
+            <w:pPr>
+              <w:pStyle w:val="29"/>
+              <w:ind w:left="0" w:leftChars="0" w:firstLine="0" w:firstLineChars="0"/>
+              <w:rPr>
+                <w:rFonts w:hint="default"/>
+                <w:lang w:val="en-US" w:eastAsia="zh-CN"/>
+              </w:rPr>
+            </w:pPr>
+            <w:r>
+              <w:rPr>
+                <w:rFonts w:hint="default"/>
+                <w:lang w:val="en-US" w:eastAsia="zh-CN"/>
+              </w:rPr>
+              <w:t>购电量/kWh</w:t>
+            </w:r>
+          </w:p>
+        </w:tc>
+      </w:tr>
+      <w:tr>
+        <w:tblPrEx>
+          <w:tblBorders>
+            <w:top w:val="single" w:color="auto" w:sz="2" w:space="0"/>
+            <w:left w:val="single" w:color="auto" w:sz="2" w:space="0"/>
+            <w:bottom w:val="single" w:color="auto" w:sz="2" w:space="0"/>
+            <w:right w:val="single" w:color="auto" w:sz="2" w:space="0"/>
+            <w:insideH w:val="none" w:color="auto" w:sz="0" w:space="0"/>
+            <w:insideV w:val="none" w:color="auto" w:sz="0" w:space="0"/>
+          </w:tblBorders>
+          <w:tblCellMar>
+            <w:top w:w="0" w:type="dxa"/>
+            <w:left w:w="0" w:type="dxa"/>
+            <w:bottom w:w="0" w:type="dxa"/>
+            <w:right w:w="0" w:type="dxa"/>
+          </w:tblCellMar>
+        </w:tblPrEx>
+        <w:tc>
+          <w:tcPr>
+            <w:tcW w:w="0" w:type="auto"/>
+            <w:tcBorders>
+              <w:top w:val="single" w:color="auto" w:sz="2" w:space="0"/>
+              <w:left w:val="single" w:color="auto" w:sz="2" w:space="0"/>
+              <w:bottom w:val="single" w:color="auto" w:sz="2" w:space="0"/>
+              <w:right w:val="single" w:color="auto" w:sz="2" w:space="0"/>
+            </w:tcBorders>
+            <w:shd w:val="clear" w:color="auto" w:fill="FFFFFF"/>
+            <w:tcMar>
+              <w:left w:w="0" w:type="dxa"/>
+              <w:right w:w="0" w:type="dxa"/>
+            </w:tcMar>
+            <w:vAlign w:val="top"/>
+          </w:tcPr>
+          <w:p>
+            <w:pPr>
+              <w:pStyle w:val="29"/>
+              <w:ind w:firstLine="480"/>
+              <w:rPr>
+                <w:rFonts w:hint="default"/>
+                <w:lang w:val="en-US" w:eastAsia="zh-CN"/>
+              </w:rPr>
+            </w:pPr>
+            <w:r>
+              <w:rPr>
+                <w:rFonts w:hint="default"/>
+                <w:lang w:val="en-US" w:eastAsia="zh-CN"/>
+              </w:rPr>
+              <w:t>10:00-10:10</w:t>
+            </w:r>
+          </w:p>
+        </w:tc>
+        <w:tc>
+          <w:tcPr>
+            <w:tcW w:w="0" w:type="auto"/>
+            <w:tcBorders>
+              <w:top w:val="single" w:color="auto" w:sz="2" w:space="0"/>
+              <w:left w:val="single" w:color="auto" w:sz="2" w:space="0"/>
+              <w:bottom w:val="single" w:color="auto" w:sz="2" w:space="0"/>
+              <w:right w:val="single" w:color="auto" w:sz="2" w:space="0"/>
+            </w:tcBorders>
+            <w:shd w:val="clear" w:color="auto" w:fill="FFFFFF"/>
+            <w:tcMar>
+              <w:left w:w="0" w:type="dxa"/>
+              <w:right w:w="0" w:type="dxa"/>
+            </w:tcMar>
+            <w:vAlign w:val="top"/>
+          </w:tcPr>
+          <w:p>
+            <w:pPr>
+              <w:pStyle w:val="29"/>
+              <w:ind w:firstLine="480"/>
+              <w:rPr>
+                <w:rFonts w:hint="default"/>
+                <w:lang w:val="en-US" w:eastAsia="zh-CN"/>
+              </w:rPr>
+            </w:pPr>
+            <w:r>
+              <w:rPr>
+                <w:rFonts w:hint="default"/>
+                <w:lang w:val="en-US" w:eastAsia="zh-CN"/>
+              </w:rPr>
+              <w:t>0.0000</w:t>
+            </w:r>
+          </w:p>
+        </w:tc>
+        <w:tc>
+          <w:tcPr>
+            <w:tcW w:w="0" w:type="auto"/>
+            <w:tcBorders>
+              <w:top w:val="single" w:color="auto" w:sz="2" w:space="0"/>
+              <w:left w:val="single" w:color="auto" w:sz="2" w:space="0"/>
+              <w:bottom w:val="single" w:color="auto" w:sz="2" w:space="0"/>
+              <w:right w:val="single" w:color="auto" w:sz="2" w:space="0"/>
+            </w:tcBorders>
+            <w:shd w:val="clear" w:color="auto" w:fill="FFFFFF"/>
+            <w:tcMar>
+              <w:left w:w="0" w:type="dxa"/>
+              <w:right w:w="0" w:type="dxa"/>
+            </w:tcMar>
+            <w:vAlign w:val="top"/>
+          </w:tcPr>
+          <w:p>
+            <w:pPr>
+              <w:pStyle w:val="29"/>
+              <w:ind w:firstLine="480"/>
+              <w:rPr>
+                <w:rFonts w:hint="default"/>
+                <w:lang w:val="en-US" w:eastAsia="zh-CN"/>
+              </w:rPr>
+            </w:pPr>
+            <w:r>
+              <w:rPr>
+                <w:rFonts w:hint="default"/>
+                <w:lang w:val="en-US" w:eastAsia="zh-CN"/>
+              </w:rPr>
+              <w:t>12:00-12:10</w:t>
+            </w:r>
+          </w:p>
+        </w:tc>
+        <w:tc>
+          <w:tcPr>
+            <w:tcW w:w="0" w:type="auto"/>
+            <w:tcBorders>
+              <w:top w:val="single" w:color="auto" w:sz="2" w:space="0"/>
+              <w:left w:val="single" w:color="auto" w:sz="2" w:space="0"/>
+              <w:bottom w:val="single" w:color="auto" w:sz="2" w:space="0"/>
+              <w:right w:val="single" w:color="auto" w:sz="2" w:space="0"/>
+            </w:tcBorders>
+            <w:shd w:val="clear" w:color="auto" w:fill="FFFFFF"/>
+            <w:tcMar>
+              <w:left w:w="0" w:type="dxa"/>
+              <w:right w:w="0" w:type="dxa"/>
+            </w:tcMar>
+            <w:vAlign w:val="top"/>
+          </w:tcPr>
+          <w:p>
+            <w:pPr>
+              <w:pStyle w:val="29"/>
+              <w:ind w:firstLine="480"/>
+              <w:rPr>
+                <w:rFonts w:hint="default"/>
+                <w:lang w:val="en-US" w:eastAsia="zh-CN"/>
+              </w:rPr>
+            </w:pPr>
+            <w:r>
+              <w:rPr>
+                <w:rFonts w:hint="default"/>
+                <w:lang w:val="en-US" w:eastAsia="zh-CN"/>
+              </w:rPr>
+              <w:t>483.4077</w:t>
+            </w:r>
+          </w:p>
+        </w:tc>
+        <w:tc>
+          <w:tcPr>
+            <w:tcW w:w="0" w:type="auto"/>
+            <w:tcBorders>
+              <w:top w:val="single" w:color="auto" w:sz="2" w:space="0"/>
+              <w:left w:val="single" w:color="auto" w:sz="2" w:space="0"/>
+              <w:bottom w:val="single" w:color="auto" w:sz="2" w:space="0"/>
+              <w:right w:val="single" w:color="auto" w:sz="2" w:space="0"/>
+            </w:tcBorders>
+            <w:shd w:val="clear" w:color="auto" w:fill="FFFFFF"/>
+            <w:tcMar>
+              <w:left w:w="0" w:type="dxa"/>
+              <w:right w:w="0" w:type="dxa"/>
+            </w:tcMar>
+            <w:vAlign w:val="top"/>
+          </w:tcPr>
+          <w:p>
+            <w:pPr>
+              <w:pStyle w:val="29"/>
+              <w:ind w:firstLine="480"/>
+              <w:rPr>
+                <w:rFonts w:hint="default"/>
+                <w:lang w:val="en-US" w:eastAsia="zh-CN"/>
+              </w:rPr>
+            </w:pPr>
+            <w:r>
+              <w:rPr>
+                <w:rFonts w:hint="default"/>
+                <w:lang w:val="en-US" w:eastAsia="zh-CN"/>
+              </w:rPr>
+              <w:t>14:00-14:10</w:t>
+            </w:r>
+          </w:p>
+        </w:tc>
+        <w:tc>
+          <w:tcPr>
+            <w:tcW w:w="0" w:type="auto"/>
+            <w:tcBorders>
+              <w:top w:val="single" w:color="auto" w:sz="2" w:space="0"/>
+              <w:left w:val="single" w:color="auto" w:sz="2" w:space="0"/>
+              <w:bottom w:val="single" w:color="auto" w:sz="2" w:space="0"/>
+              <w:right w:val="single" w:color="auto" w:sz="2" w:space="0"/>
+            </w:tcBorders>
+            <w:shd w:val="clear" w:color="auto" w:fill="FFFFFF"/>
+            <w:tcMar>
+              <w:left w:w="0" w:type="dxa"/>
+              <w:right w:w="0" w:type="dxa"/>
+            </w:tcMar>
+            <w:vAlign w:val="top"/>
+          </w:tcPr>
+          <w:p>
+            <w:pPr>
+              <w:pStyle w:val="29"/>
+              <w:ind w:firstLine="480"/>
+              <w:rPr>
+                <w:rFonts w:hint="default"/>
+                <w:lang w:val="en-US" w:eastAsia="zh-CN"/>
+              </w:rPr>
+            </w:pPr>
+            <w:r>
+              <w:rPr>
+                <w:rFonts w:hint="default"/>
+                <w:lang w:val="en-US" w:eastAsia="zh-CN"/>
+              </w:rPr>
+              <w:t>0.0000</w:t>
+            </w:r>
+          </w:p>
+        </w:tc>
+      </w:tr>
+      <w:tr>
+        <w:tblPrEx>
+          <w:tblBorders>
+            <w:top w:val="single" w:color="auto" w:sz="2" w:space="0"/>
+            <w:left w:val="single" w:color="auto" w:sz="2" w:space="0"/>
+            <w:bottom w:val="single" w:color="auto" w:sz="2" w:space="0"/>
+            <w:right w:val="single" w:color="auto" w:sz="2" w:space="0"/>
+            <w:insideH w:val="none" w:color="auto" w:sz="0" w:space="0"/>
+            <w:insideV w:val="none" w:color="auto" w:sz="0" w:space="0"/>
+          </w:tblBorders>
+          <w:tblCellMar>
+            <w:top w:w="0" w:type="dxa"/>
+            <w:left w:w="0" w:type="dxa"/>
+            <w:bottom w:w="0" w:type="dxa"/>
+            <w:right w:w="0" w:type="dxa"/>
+          </w:tblCellMar>
+        </w:tblPrEx>
+        <w:tc>
+          <w:tcPr>
+            <w:tcW w:w="0" w:type="auto"/>
+            <w:tcBorders>
+              <w:top w:val="single" w:color="auto" w:sz="2" w:space="0"/>
+              <w:left w:val="single" w:color="auto" w:sz="2" w:space="0"/>
+              <w:bottom w:val="single" w:color="auto" w:sz="2" w:space="0"/>
+              <w:right w:val="single" w:color="auto" w:sz="2" w:space="0"/>
+            </w:tcBorders>
+            <w:shd w:val="clear" w:color="auto" w:fill="FFFFFF"/>
+            <w:tcMar>
+              <w:left w:w="0" w:type="dxa"/>
+              <w:right w:w="0" w:type="dxa"/>
+            </w:tcMar>
+            <w:vAlign w:val="top"/>
+          </w:tcPr>
+          <w:p>
+            <w:pPr>
+              <w:pStyle w:val="29"/>
+              <w:ind w:firstLine="480"/>
+              <w:rPr>
+                <w:rFonts w:hint="default"/>
+                <w:lang w:val="en-US" w:eastAsia="zh-CN"/>
+              </w:rPr>
+            </w:pPr>
+            <w:r>
+              <w:rPr>
+                <w:rFonts w:hint="default"/>
+                <w:lang w:val="en-US" w:eastAsia="zh-CN"/>
+              </w:rPr>
+              <w:t>16:00-16:10</w:t>
+            </w:r>
+          </w:p>
+        </w:tc>
+        <w:tc>
+          <w:tcPr>
+            <w:tcW w:w="0" w:type="auto"/>
+            <w:tcBorders>
+              <w:top w:val="single" w:color="auto" w:sz="2" w:space="0"/>
+              <w:left w:val="single" w:color="auto" w:sz="2" w:space="0"/>
+              <w:bottom w:val="single" w:color="auto" w:sz="2" w:space="0"/>
+              <w:right w:val="single" w:color="auto" w:sz="2" w:space="0"/>
+            </w:tcBorders>
+            <w:shd w:val="clear" w:color="auto" w:fill="FFFFFF"/>
+            <w:tcMar>
+              <w:left w:w="0" w:type="dxa"/>
+              <w:right w:w="0" w:type="dxa"/>
+            </w:tcMar>
+            <w:vAlign w:val="top"/>
+          </w:tcPr>
+          <w:p>
+            <w:pPr>
+              <w:pStyle w:val="29"/>
+              <w:ind w:firstLine="480"/>
+              <w:rPr>
+                <w:rFonts w:hint="default"/>
+                <w:lang w:val="en-US" w:eastAsia="zh-CN"/>
+              </w:rPr>
+            </w:pPr>
+            <w:r>
+              <w:rPr>
+                <w:rFonts w:hint="default"/>
+                <w:lang w:val="en-US" w:eastAsia="zh-CN"/>
+              </w:rPr>
+              <w:t>420.1816</w:t>
+            </w:r>
+          </w:p>
+        </w:tc>
+        <w:tc>
+          <w:tcPr>
+            <w:tcW w:w="0" w:type="auto"/>
+            <w:tcBorders>
+              <w:top w:val="single" w:color="auto" w:sz="2" w:space="0"/>
+              <w:left w:val="single" w:color="auto" w:sz="2" w:space="0"/>
+              <w:bottom w:val="single" w:color="auto" w:sz="2" w:space="0"/>
+              <w:right w:val="single" w:color="auto" w:sz="2" w:space="0"/>
+            </w:tcBorders>
+            <w:shd w:val="clear" w:color="auto" w:fill="FFFFFF"/>
+            <w:tcMar>
+              <w:left w:w="0" w:type="dxa"/>
+              <w:right w:w="0" w:type="dxa"/>
+            </w:tcMar>
+            <w:vAlign w:val="top"/>
+          </w:tcPr>
+          <w:p>
+            <w:pPr>
+              <w:pStyle w:val="29"/>
+              <w:ind w:firstLine="480"/>
+              <w:rPr>
+                <w:rFonts w:hint="default"/>
+                <w:lang w:val="en-US" w:eastAsia="zh-CN"/>
+              </w:rPr>
+            </w:pPr>
+            <w:r>
+              <w:rPr>
+                <w:rFonts w:hint="default"/>
+                <w:lang w:val="en-US" w:eastAsia="zh-CN"/>
+              </w:rPr>
+              <w:t>18:00-18:10</w:t>
+            </w:r>
+          </w:p>
+        </w:tc>
+        <w:tc>
+          <w:tcPr>
+            <w:tcW w:w="0" w:type="auto"/>
+            <w:tcBorders>
+              <w:top w:val="single" w:color="auto" w:sz="2" w:space="0"/>
+              <w:left w:val="single" w:color="auto" w:sz="2" w:space="0"/>
+              <w:bottom w:val="single" w:color="auto" w:sz="2" w:space="0"/>
+              <w:right w:val="single" w:color="auto" w:sz="2" w:space="0"/>
+            </w:tcBorders>
+            <w:shd w:val="clear" w:color="auto" w:fill="FFFFFF"/>
+            <w:tcMar>
+              <w:left w:w="0" w:type="dxa"/>
+              <w:right w:w="0" w:type="dxa"/>
+            </w:tcMar>
+            <w:vAlign w:val="top"/>
+          </w:tcPr>
+          <w:p>
+            <w:pPr>
+              <w:pStyle w:val="29"/>
+              <w:ind w:firstLine="480"/>
+              <w:rPr>
+                <w:rFonts w:hint="default"/>
+                <w:lang w:val="en-US" w:eastAsia="zh-CN"/>
+              </w:rPr>
+            </w:pPr>
+            <w:r>
+              <w:rPr>
+                <w:rFonts w:hint="default"/>
+                <w:lang w:val="en-US" w:eastAsia="zh-CN"/>
+              </w:rPr>
+              <w:t>639.0720</w:t>
+            </w:r>
+          </w:p>
+        </w:tc>
+        <w:tc>
+          <w:tcPr>
+            <w:tcW w:w="0" w:type="auto"/>
+            <w:tcBorders>
+              <w:top w:val="single" w:color="auto" w:sz="2" w:space="0"/>
+              <w:left w:val="single" w:color="auto" w:sz="2" w:space="0"/>
+              <w:bottom w:val="single" w:color="auto" w:sz="2" w:space="0"/>
+              <w:right w:val="single" w:color="auto" w:sz="2" w:space="0"/>
+            </w:tcBorders>
+            <w:shd w:val="clear" w:color="auto" w:fill="FFFFFF"/>
+            <w:tcMar>
+              <w:left w:w="0" w:type="dxa"/>
+              <w:right w:w="0" w:type="dxa"/>
+            </w:tcMar>
+            <w:vAlign w:val="top"/>
+          </w:tcPr>
+          <w:p>
+            <w:pPr>
+              <w:pStyle w:val="29"/>
+              <w:ind w:firstLine="480"/>
+              <w:rPr>
+                <w:rFonts w:hint="default"/>
+                <w:lang w:val="en-US" w:eastAsia="zh-CN"/>
+              </w:rPr>
+            </w:pPr>
+            <w:r>
+              <w:rPr>
+                <w:rFonts w:hint="default"/>
+                <w:lang w:val="en-US" w:eastAsia="zh-CN"/>
+              </w:rPr>
+              <w:t>20:00-20:10</w:t>
+            </w:r>
+          </w:p>
+        </w:tc>
+        <w:tc>
+          <w:tcPr>
+            <w:tcW w:w="0" w:type="auto"/>
+            <w:tcBorders>
+              <w:top w:val="single" w:color="auto" w:sz="2" w:space="0"/>
+              <w:left w:val="single" w:color="auto" w:sz="2" w:space="0"/>
+              <w:bottom w:val="single" w:color="auto" w:sz="2" w:space="0"/>
+              <w:right w:val="single" w:color="auto" w:sz="2" w:space="0"/>
+            </w:tcBorders>
+            <w:shd w:val="clear" w:color="auto" w:fill="FFFFFF"/>
+            <w:tcMar>
+              <w:left w:w="0" w:type="dxa"/>
+              <w:right w:w="0" w:type="dxa"/>
+            </w:tcMar>
+            <w:vAlign w:val="top"/>
+          </w:tcPr>
+          <w:p>
+            <w:pPr>
+              <w:pStyle w:val="29"/>
+              <w:ind w:firstLine="480"/>
+              <w:rPr>
+                <w:rFonts w:hint="default"/>
+                <w:lang w:val="en-US" w:eastAsia="zh-CN"/>
+              </w:rPr>
+            </w:pPr>
+            <w:r>
+              <w:rPr>
+                <w:rFonts w:hint="default"/>
+                <w:lang w:val="en-US" w:eastAsia="zh-CN"/>
+              </w:rPr>
+              <w:t>0.0000</w:t>
+            </w:r>
+          </w:p>
+        </w:tc>
+      </w:tr>
+    </w:tbl>
+    <w:p>
+      <w:pPr>
+        <w:pStyle w:val="29"/>
+        <w:ind w:firstLine="480"/>
+        <w:rPr>
+          <w:rFonts w:hint="default"/>
+          <w:lang w:val="en-US" w:eastAsia="zh-CN"/>
+        </w:rPr>
+      </w:pPr>
+      <w:r>
+        <w:rPr>
+          <w:rFonts w:hint="default"/>
+          <w:lang w:val="en-US" w:eastAsia="zh-CN"/>
+        </w:rPr>
+        <w:t>全天购电量为57497.7585 kWh，全天购电费为33871.9391元。</w:t>
+      </w:r>
+    </w:p>
+    <w:p>
+      <w:pPr>
+        <w:pStyle w:val="29"/>
+        <w:ind w:firstLine="480"/>
+        <w:rPr>
+          <w:rFonts w:hint="default"/>
+          <w:lang w:val="en-US" w:eastAsia="zh-CN"/>
+        </w:rPr>
+      </w:pPr>
+    </w:p>
+    <w:p>
+      <w:pPr>
+        <w:pStyle w:val="29"/>
+        <w:ind w:firstLine="480"/>
+        <w:rPr>
+          <w:rFonts w:hint="default"/>
+          <w:lang w:val="en-US" w:eastAsia="zh-CN"/>
+        </w:rPr>
+      </w:pPr>
+      <w:r>
+        <w:rPr>
+          <w:rFonts w:hint="eastAsia"/>
+          <w:lang w:val="en-US" w:eastAsia="zh-CN"/>
+        </w:rPr>
+        <w:t>4.1.</w:t>
+      </w:r>
+      <w:r>
+        <w:rPr>
+          <w:rFonts w:hint="default"/>
+          <w:lang w:val="en-US" w:eastAsia="zh-CN"/>
+        </w:rPr>
+        <w:t>6.2 储能充放电计划</w:t>
+      </w:r>
+    </w:p>
+    <w:tbl>
+      <w:tblPr>
+        <w:tblW w:w="7420" w:type="dxa"/>
+        <w:tblInd w:w="0" w:type="dxa"/>
+        <w:tblBorders>
+          <w:top w:val="single" w:color="auto" w:sz="2" w:space="0"/>
+          <w:left w:val="single" w:color="auto" w:sz="2" w:space="0"/>
+          <w:bottom w:val="single" w:color="auto" w:sz="2" w:space="0"/>
+          <w:right w:val="single" w:color="auto" w:sz="2" w:space="0"/>
+          <w:insideH w:val="none" w:color="auto" w:sz="0" w:space="0"/>
+          <w:insideV w:val="none" w:color="auto" w:sz="0" w:space="0"/>
+        </w:tblBorders>
+        <w:shd w:val="clear" w:color="auto" w:fill="FFFFFF"/>
+        <w:tblLayout w:type="autofit"/>
+        <w:tblCellMar>
+          <w:top w:w="0" w:type="dxa"/>
+          <w:left w:w="0" w:type="dxa"/>
+          <w:bottom w:w="0" w:type="dxa"/>
+          <w:right w:w="0" w:type="dxa"/>
+        </w:tblCellMar>
+      </w:tblPr>
+      <w:tblGrid>
+        <w:gridCol w:w="1667"/>
+        <w:gridCol w:w="1175"/>
+        <w:gridCol w:w="1519"/>
+        <w:gridCol w:w="1667"/>
+        <w:gridCol w:w="1519"/>
+        <w:gridCol w:w="1520"/>
+      </w:tblGrid>
+      <w:tr>
+        <w:tblPrEx>
+          <w:tblBorders>
+            <w:top w:val="single" w:color="auto" w:sz="2" w:space="0"/>
+            <w:left w:val="single" w:color="auto" w:sz="2" w:space="0"/>
+            <w:bottom w:val="single" w:color="auto" w:sz="2" w:space="0"/>
+            <w:right w:val="single" w:color="auto" w:sz="2" w:space="0"/>
+            <w:insideH w:val="none" w:color="auto" w:sz="0" w:space="0"/>
+            <w:insideV w:val="none" w:color="auto" w:sz="0" w:space="0"/>
+          </w:tblBorders>
+          <w:shd w:val="clear" w:color="auto" w:fill="FFFFFF"/>
+          <w:tblCellMar>
+            <w:top w:w="0" w:type="dxa"/>
+            <w:left w:w="0" w:type="dxa"/>
+            <w:bottom w:w="0" w:type="dxa"/>
+            <w:right w:w="0" w:type="dxa"/>
+          </w:tblCellMar>
+        </w:tblPrEx>
+        <w:tc>
+          <w:tcPr>
+            <w:tcW w:w="0" w:type="auto"/>
+            <w:tcBorders>
+              <w:top w:val="single" w:color="auto" w:sz="2" w:space="0"/>
+              <w:left w:val="single" w:color="auto" w:sz="2" w:space="0"/>
+              <w:bottom w:val="single" w:color="auto" w:sz="2" w:space="0"/>
+              <w:right w:val="single" w:color="auto" w:sz="2" w:space="0"/>
+            </w:tcBorders>
+            <w:shd w:val="clear" w:color="auto" w:fill="FFFFFF"/>
+            <w:tcMar>
+              <w:left w:w="0" w:type="dxa"/>
+              <w:right w:w="0" w:type="dxa"/>
+            </w:tcMar>
+            <w:vAlign w:val="top"/>
+          </w:tcPr>
+          <w:p>
+            <w:pPr>
+              <w:pStyle w:val="29"/>
+              <w:ind w:firstLine="480"/>
+              <w:rPr>
+                <w:rFonts w:hint="default"/>
+                <w:lang w:val="en-US" w:eastAsia="zh-CN"/>
+              </w:rPr>
+            </w:pPr>
+            <w:r>
+              <w:rPr>
+                <w:rFonts w:hint="default"/>
+                <w:lang w:val="en-US" w:eastAsia="zh-CN"/>
+              </w:rPr>
+              <w:t>时间段</w:t>
+            </w:r>
+          </w:p>
+        </w:tc>
+        <w:tc>
+          <w:tcPr>
+            <w:tcW w:w="0" w:type="auto"/>
+            <w:tcBorders>
+              <w:top w:val="single" w:color="auto" w:sz="2" w:space="0"/>
+              <w:left w:val="single" w:color="auto" w:sz="2" w:space="0"/>
+              <w:bottom w:val="single" w:color="auto" w:sz="2" w:space="0"/>
+              <w:right w:val="single" w:color="auto" w:sz="2" w:space="0"/>
+            </w:tcBorders>
+            <w:shd w:val="clear" w:color="auto" w:fill="FFFFFF"/>
+            <w:tcMar>
+              <w:left w:w="0" w:type="dxa"/>
+              <w:right w:w="0" w:type="dxa"/>
+            </w:tcMar>
+            <w:vAlign w:val="top"/>
+          </w:tcPr>
+          <w:p>
+            <w:pPr>
+              <w:pStyle w:val="29"/>
+              <w:ind w:left="0" w:leftChars="0" w:firstLine="0" w:firstLineChars="0"/>
+              <w:rPr>
+                <w:rFonts w:hint="default"/>
+                <w:lang w:val="en-US" w:eastAsia="zh-CN"/>
+              </w:rPr>
+            </w:pPr>
+            <w:r>
+              <w:rPr>
+                <w:rFonts w:hint="default"/>
+                <w:lang w:val="en-US" w:eastAsia="zh-CN"/>
+              </w:rPr>
+              <w:t>充电量/kWh</w:t>
+            </w:r>
+          </w:p>
+        </w:tc>
+        <w:tc>
+          <w:tcPr>
+            <w:tcW w:w="0" w:type="auto"/>
+            <w:tcBorders>
+              <w:top w:val="single" w:color="auto" w:sz="2" w:space="0"/>
+              <w:left w:val="single" w:color="auto" w:sz="2" w:space="0"/>
+              <w:bottom w:val="single" w:color="auto" w:sz="2" w:space="0"/>
+              <w:right w:val="single" w:color="auto" w:sz="2" w:space="0"/>
+            </w:tcBorders>
+            <w:shd w:val="clear" w:color="auto" w:fill="FFFFFF"/>
+            <w:tcMar>
+              <w:left w:w="0" w:type="dxa"/>
+              <w:right w:w="0" w:type="dxa"/>
+            </w:tcMar>
+            <w:vAlign w:val="top"/>
+          </w:tcPr>
+          <w:p>
+            <w:pPr>
+              <w:pStyle w:val="29"/>
+              <w:ind w:left="0" w:leftChars="0" w:firstLine="0" w:firstLineChars="0"/>
+              <w:rPr>
+                <w:rFonts w:hint="default"/>
+                <w:lang w:val="en-US" w:eastAsia="zh-CN"/>
+              </w:rPr>
+            </w:pPr>
+            <w:r>
+              <w:rPr>
+                <w:rFonts w:hint="default"/>
+                <w:lang w:val="en-US" w:eastAsia="zh-CN"/>
+              </w:rPr>
+              <w:t>放电量/kWh</w:t>
+            </w:r>
+          </w:p>
+        </w:tc>
+        <w:tc>
+          <w:tcPr>
+            <w:tcW w:w="0" w:type="auto"/>
+            <w:tcBorders>
+              <w:top w:val="single" w:color="auto" w:sz="2" w:space="0"/>
+              <w:left w:val="single" w:color="auto" w:sz="2" w:space="0"/>
+              <w:bottom w:val="single" w:color="auto" w:sz="2" w:space="0"/>
+              <w:right w:val="single" w:color="auto" w:sz="2" w:space="0"/>
+            </w:tcBorders>
+            <w:shd w:val="clear" w:color="auto" w:fill="FFFFFF"/>
+            <w:tcMar>
+              <w:left w:w="0" w:type="dxa"/>
+              <w:right w:w="0" w:type="dxa"/>
+            </w:tcMar>
+            <w:vAlign w:val="top"/>
+          </w:tcPr>
+          <w:p>
+            <w:pPr>
+              <w:pStyle w:val="29"/>
+              <w:ind w:firstLine="480"/>
+              <w:rPr>
+                <w:rFonts w:hint="default"/>
+                <w:lang w:val="en-US" w:eastAsia="zh-CN"/>
+              </w:rPr>
+            </w:pPr>
+            <w:r>
+              <w:rPr>
+                <w:rFonts w:hint="default"/>
+                <w:lang w:val="en-US" w:eastAsia="zh-CN"/>
+              </w:rPr>
+              <w:t>时间段</w:t>
+            </w:r>
+          </w:p>
+        </w:tc>
+        <w:tc>
+          <w:tcPr>
+            <w:tcW w:w="0" w:type="auto"/>
+            <w:tcBorders>
+              <w:top w:val="single" w:color="auto" w:sz="2" w:space="0"/>
+              <w:left w:val="single" w:color="auto" w:sz="2" w:space="0"/>
+              <w:bottom w:val="single" w:color="auto" w:sz="2" w:space="0"/>
+              <w:right w:val="single" w:color="auto" w:sz="2" w:space="0"/>
+            </w:tcBorders>
+            <w:shd w:val="clear" w:color="auto" w:fill="FFFFFF"/>
+            <w:tcMar>
+              <w:left w:w="0" w:type="dxa"/>
+              <w:right w:w="0" w:type="dxa"/>
+            </w:tcMar>
+            <w:vAlign w:val="top"/>
+          </w:tcPr>
+          <w:p>
+            <w:pPr>
+              <w:pStyle w:val="29"/>
+              <w:ind w:left="0" w:leftChars="0" w:firstLine="0" w:firstLineChars="0"/>
+              <w:rPr>
+                <w:rFonts w:hint="default"/>
+                <w:lang w:val="en-US" w:eastAsia="zh-CN"/>
+              </w:rPr>
+            </w:pPr>
+            <w:r>
+              <w:rPr>
+                <w:rFonts w:hint="default"/>
+                <w:lang w:val="en-US" w:eastAsia="zh-CN"/>
+              </w:rPr>
+              <w:t>充电量/kWh</w:t>
+            </w:r>
+          </w:p>
+        </w:tc>
+        <w:tc>
+          <w:tcPr>
+            <w:tcW w:w="0" w:type="auto"/>
+            <w:tcBorders>
+              <w:top w:val="single" w:color="auto" w:sz="2" w:space="0"/>
+              <w:left w:val="single" w:color="auto" w:sz="2" w:space="0"/>
+              <w:bottom w:val="single" w:color="auto" w:sz="2" w:space="0"/>
+              <w:right w:val="single" w:color="auto" w:sz="2" w:space="0"/>
+            </w:tcBorders>
+            <w:shd w:val="clear" w:color="auto" w:fill="FFFFFF"/>
+            <w:tcMar>
+              <w:left w:w="0" w:type="dxa"/>
+              <w:right w:w="0" w:type="dxa"/>
+            </w:tcMar>
+            <w:vAlign w:val="top"/>
+          </w:tcPr>
+          <w:p>
+            <w:pPr>
+              <w:pStyle w:val="29"/>
+              <w:ind w:left="0" w:leftChars="0" w:firstLine="0" w:firstLineChars="0"/>
+              <w:rPr>
+                <w:rFonts w:hint="default"/>
+                <w:lang w:val="en-US" w:eastAsia="zh-CN"/>
+              </w:rPr>
+            </w:pPr>
+            <w:r>
+              <w:rPr>
+                <w:rFonts w:hint="default"/>
+                <w:lang w:val="en-US" w:eastAsia="zh-CN"/>
+              </w:rPr>
+              <w:t>放电量/kWh</w:t>
+            </w:r>
+          </w:p>
+        </w:tc>
+      </w:tr>
+      <w:tr>
+        <w:tblPrEx>
+          <w:tblBorders>
+            <w:top w:val="single" w:color="auto" w:sz="2" w:space="0"/>
+            <w:left w:val="single" w:color="auto" w:sz="2" w:space="0"/>
+            <w:bottom w:val="single" w:color="auto" w:sz="2" w:space="0"/>
+            <w:right w:val="single" w:color="auto" w:sz="2" w:space="0"/>
+            <w:insideH w:val="none" w:color="auto" w:sz="0" w:space="0"/>
+            <w:insideV w:val="none" w:color="auto" w:sz="0" w:space="0"/>
+          </w:tblBorders>
+          <w:tblCellMar>
+            <w:top w:w="0" w:type="dxa"/>
+            <w:left w:w="0" w:type="dxa"/>
+            <w:bottom w:w="0" w:type="dxa"/>
+            <w:right w:w="0" w:type="dxa"/>
+          </w:tblCellMar>
+        </w:tblPrEx>
+        <w:tc>
+          <w:tcPr>
+            <w:tcW w:w="0" w:type="auto"/>
+            <w:tcBorders>
+              <w:top w:val="single" w:color="auto" w:sz="2" w:space="0"/>
+              <w:left w:val="single" w:color="auto" w:sz="2" w:space="0"/>
+              <w:bottom w:val="single" w:color="auto" w:sz="2" w:space="0"/>
+              <w:right w:val="single" w:color="auto" w:sz="2" w:space="0"/>
+            </w:tcBorders>
+            <w:shd w:val="clear" w:color="auto" w:fill="FFFFFF"/>
+            <w:tcMar>
+              <w:left w:w="0" w:type="dxa"/>
+              <w:right w:w="0" w:type="dxa"/>
+            </w:tcMar>
+            <w:vAlign w:val="top"/>
+          </w:tcPr>
+          <w:p>
+            <w:pPr>
+              <w:pStyle w:val="29"/>
+              <w:ind w:firstLine="480"/>
+              <w:rPr>
+                <w:rFonts w:hint="default"/>
+                <w:lang w:val="en-US" w:eastAsia="zh-CN"/>
+              </w:rPr>
+            </w:pPr>
+            <w:r>
+              <w:rPr>
+                <w:rFonts w:hint="default"/>
+                <w:lang w:val="en-US" w:eastAsia="zh-CN"/>
+              </w:rPr>
+              <w:t>0:00-4:00</w:t>
+            </w:r>
+          </w:p>
+        </w:tc>
+        <w:tc>
+          <w:tcPr>
+            <w:tcW w:w="0" w:type="auto"/>
+            <w:tcBorders>
+              <w:top w:val="single" w:color="auto" w:sz="2" w:space="0"/>
+              <w:left w:val="single" w:color="auto" w:sz="2" w:space="0"/>
+              <w:bottom w:val="single" w:color="auto" w:sz="2" w:space="0"/>
+              <w:right w:val="single" w:color="auto" w:sz="2" w:space="0"/>
+            </w:tcBorders>
+            <w:shd w:val="clear" w:color="auto" w:fill="FFFFFF"/>
+            <w:tcMar>
+              <w:left w:w="0" w:type="dxa"/>
+              <w:right w:w="0" w:type="dxa"/>
+            </w:tcMar>
+            <w:vAlign w:val="top"/>
+          </w:tcPr>
+          <w:p>
+            <w:pPr>
+              <w:pStyle w:val="29"/>
+              <w:ind w:left="0" w:leftChars="0" w:firstLine="0" w:firstLineChars="0"/>
+              <w:rPr>
+                <w:rFonts w:hint="default"/>
+                <w:lang w:val="en-US" w:eastAsia="zh-CN"/>
+              </w:rPr>
+            </w:pPr>
+            <w:r>
+              <w:rPr>
+                <w:rFonts w:hint="default"/>
+                <w:lang w:val="en-US" w:eastAsia="zh-CN"/>
+              </w:rPr>
+              <w:t>4226.3109</w:t>
+            </w:r>
+          </w:p>
+        </w:tc>
+        <w:tc>
+          <w:tcPr>
+            <w:tcW w:w="0" w:type="auto"/>
+            <w:tcBorders>
+              <w:top w:val="single" w:color="auto" w:sz="2" w:space="0"/>
+              <w:left w:val="single" w:color="auto" w:sz="2" w:space="0"/>
+              <w:bottom w:val="single" w:color="auto" w:sz="2" w:space="0"/>
+              <w:right w:val="single" w:color="auto" w:sz="2" w:space="0"/>
+            </w:tcBorders>
+            <w:shd w:val="clear" w:color="auto" w:fill="FFFFFF"/>
+            <w:tcMar>
+              <w:left w:w="0" w:type="dxa"/>
+              <w:right w:w="0" w:type="dxa"/>
+            </w:tcMar>
+            <w:vAlign w:val="top"/>
+          </w:tcPr>
+          <w:p>
+            <w:pPr>
+              <w:pStyle w:val="29"/>
+              <w:rPr>
+                <w:rFonts w:hint="default"/>
+                <w:lang w:val="en-US" w:eastAsia="zh-CN"/>
+              </w:rPr>
+            </w:pPr>
+            <w:r>
+              <w:rPr>
+                <w:rFonts w:hint="default"/>
+                <w:lang w:val="en-US" w:eastAsia="zh-CN"/>
+              </w:rPr>
+              <w:t>0.0000</w:t>
+            </w:r>
+          </w:p>
+        </w:tc>
+        <w:tc>
+          <w:tcPr>
+            <w:tcW w:w="0" w:type="auto"/>
+            <w:tcBorders>
+              <w:top w:val="single" w:color="auto" w:sz="2" w:space="0"/>
+              <w:left w:val="single" w:color="auto" w:sz="2" w:space="0"/>
+              <w:bottom w:val="single" w:color="auto" w:sz="2" w:space="0"/>
+              <w:right w:val="single" w:color="auto" w:sz="2" w:space="0"/>
+            </w:tcBorders>
+            <w:shd w:val="clear" w:color="auto" w:fill="FFFFFF"/>
+            <w:tcMar>
+              <w:left w:w="0" w:type="dxa"/>
+              <w:right w:w="0" w:type="dxa"/>
+            </w:tcMar>
+            <w:vAlign w:val="top"/>
+          </w:tcPr>
+          <w:p>
+            <w:pPr>
+              <w:pStyle w:val="29"/>
+              <w:ind w:firstLine="480"/>
+              <w:rPr>
+                <w:rFonts w:hint="default"/>
+                <w:lang w:val="en-US" w:eastAsia="zh-CN"/>
+              </w:rPr>
+            </w:pPr>
+            <w:r>
+              <w:rPr>
+                <w:rFonts w:hint="default"/>
+                <w:lang w:val="en-US" w:eastAsia="zh-CN"/>
+              </w:rPr>
+              <w:t>4:00-8:00</w:t>
+            </w:r>
+          </w:p>
+        </w:tc>
+        <w:tc>
+          <w:tcPr>
+            <w:tcW w:w="0" w:type="auto"/>
+            <w:tcBorders>
+              <w:top w:val="single" w:color="auto" w:sz="2" w:space="0"/>
+              <w:left w:val="single" w:color="auto" w:sz="2" w:space="0"/>
+              <w:bottom w:val="single" w:color="auto" w:sz="2" w:space="0"/>
+              <w:right w:val="single" w:color="auto" w:sz="2" w:space="0"/>
+            </w:tcBorders>
+            <w:shd w:val="clear" w:color="auto" w:fill="FFFFFF"/>
+            <w:tcMar>
+              <w:left w:w="0" w:type="dxa"/>
+              <w:right w:w="0" w:type="dxa"/>
+            </w:tcMar>
+            <w:vAlign w:val="top"/>
+          </w:tcPr>
+          <w:p>
+            <w:pPr>
+              <w:pStyle w:val="29"/>
+              <w:ind w:firstLine="480"/>
+              <w:rPr>
+                <w:rFonts w:hint="default"/>
+                <w:lang w:val="en-US" w:eastAsia="zh-CN"/>
+              </w:rPr>
+            </w:pPr>
+            <w:r>
+              <w:rPr>
+                <w:rFonts w:hint="default"/>
+                <w:lang w:val="en-US" w:eastAsia="zh-CN"/>
+              </w:rPr>
+              <w:t>833.3333</w:t>
+            </w:r>
+          </w:p>
+        </w:tc>
+        <w:tc>
+          <w:tcPr>
+            <w:tcW w:w="0" w:type="auto"/>
+            <w:tcBorders>
+              <w:top w:val="single" w:color="auto" w:sz="2" w:space="0"/>
+              <w:left w:val="single" w:color="auto" w:sz="2" w:space="0"/>
+              <w:bottom w:val="single" w:color="auto" w:sz="2" w:space="0"/>
+              <w:right w:val="single" w:color="auto" w:sz="2" w:space="0"/>
+            </w:tcBorders>
+            <w:shd w:val="clear" w:color="auto" w:fill="FFFFFF"/>
+            <w:tcMar>
+              <w:left w:w="0" w:type="dxa"/>
+              <w:right w:w="0" w:type="dxa"/>
+            </w:tcMar>
+            <w:vAlign w:val="top"/>
+          </w:tcPr>
+          <w:p>
+            <w:pPr>
+              <w:pStyle w:val="29"/>
+              <w:ind w:firstLine="480"/>
+              <w:rPr>
+                <w:rFonts w:hint="default"/>
+                <w:lang w:val="en-US" w:eastAsia="zh-CN"/>
+              </w:rPr>
+            </w:pPr>
+            <w:r>
+              <w:rPr>
+                <w:rFonts w:hint="default"/>
+                <w:lang w:val="en-US" w:eastAsia="zh-CN"/>
+              </w:rPr>
+              <w:t>6452.2006</w:t>
+            </w:r>
+          </w:p>
+        </w:tc>
+      </w:tr>
+      <w:tr>
+        <w:tblPrEx>
+          <w:tblBorders>
+            <w:top w:val="single" w:color="auto" w:sz="2" w:space="0"/>
+            <w:left w:val="single" w:color="auto" w:sz="2" w:space="0"/>
+            <w:bottom w:val="single" w:color="auto" w:sz="2" w:space="0"/>
+            <w:right w:val="single" w:color="auto" w:sz="2" w:space="0"/>
+            <w:insideH w:val="none" w:color="auto" w:sz="0" w:space="0"/>
+            <w:insideV w:val="none" w:color="auto" w:sz="0" w:space="0"/>
+          </w:tblBorders>
+          <w:shd w:val="clear" w:color="auto" w:fill="FFFFFF"/>
+        </w:tblPrEx>
+        <w:tc>
+          <w:tcPr>
+            <w:tcW w:w="0" w:type="auto"/>
+            <w:tcBorders>
+              <w:top w:val="single" w:color="auto" w:sz="2" w:space="0"/>
+              <w:left w:val="single" w:color="auto" w:sz="2" w:space="0"/>
+              <w:bottom w:val="single" w:color="auto" w:sz="2" w:space="0"/>
+              <w:right w:val="single" w:color="auto" w:sz="2" w:space="0"/>
+            </w:tcBorders>
+            <w:shd w:val="clear" w:color="auto" w:fill="FFFFFF"/>
+            <w:tcMar>
+              <w:left w:w="0" w:type="dxa"/>
+              <w:right w:w="0" w:type="dxa"/>
+            </w:tcMar>
+            <w:vAlign w:val="top"/>
+          </w:tcPr>
+          <w:p>
+            <w:pPr>
+              <w:pStyle w:val="29"/>
+              <w:ind w:firstLine="480"/>
+              <w:rPr>
+                <w:rFonts w:hint="default"/>
+                <w:lang w:val="en-US" w:eastAsia="zh-CN"/>
+              </w:rPr>
+            </w:pPr>
+            <w:r>
+              <w:rPr>
+                <w:rFonts w:hint="default"/>
+                <w:lang w:val="en-US" w:eastAsia="zh-CN"/>
+              </w:rPr>
+              <w:t>8:00-12:00</w:t>
+            </w:r>
+          </w:p>
+        </w:tc>
+        <w:tc>
+          <w:tcPr>
+            <w:tcW w:w="0" w:type="auto"/>
+            <w:tcBorders>
+              <w:top w:val="single" w:color="auto" w:sz="2" w:space="0"/>
+              <w:left w:val="single" w:color="auto" w:sz="2" w:space="0"/>
+              <w:bottom w:val="single" w:color="auto" w:sz="2" w:space="0"/>
+              <w:right w:val="single" w:color="auto" w:sz="2" w:space="0"/>
+            </w:tcBorders>
+            <w:shd w:val="clear" w:color="auto" w:fill="FFFFFF"/>
+            <w:tcMar>
+              <w:left w:w="0" w:type="dxa"/>
+              <w:right w:w="0" w:type="dxa"/>
+            </w:tcMar>
+            <w:vAlign w:val="top"/>
+          </w:tcPr>
+          <w:p>
+            <w:pPr>
+              <w:pStyle w:val="29"/>
+              <w:ind w:left="0" w:leftChars="0" w:firstLine="0" w:firstLineChars="0"/>
+              <w:rPr>
+                <w:rFonts w:hint="default"/>
+                <w:lang w:val="en-US" w:eastAsia="zh-CN"/>
+              </w:rPr>
+            </w:pPr>
+            <w:r>
+              <w:rPr>
+                <w:rFonts w:hint="default"/>
+                <w:lang w:val="en-US" w:eastAsia="zh-CN"/>
+              </w:rPr>
+              <w:t>3951.1389</w:t>
+            </w:r>
+          </w:p>
+        </w:tc>
+        <w:tc>
+          <w:tcPr>
+            <w:tcW w:w="0" w:type="auto"/>
+            <w:tcBorders>
+              <w:top w:val="single" w:color="auto" w:sz="2" w:space="0"/>
+              <w:left w:val="single" w:color="auto" w:sz="2" w:space="0"/>
+              <w:bottom w:val="single" w:color="auto" w:sz="2" w:space="0"/>
+              <w:right w:val="single" w:color="auto" w:sz="2" w:space="0"/>
+            </w:tcBorders>
+            <w:shd w:val="clear" w:color="auto" w:fill="FFFFFF"/>
+            <w:tcMar>
+              <w:left w:w="0" w:type="dxa"/>
+              <w:right w:w="0" w:type="dxa"/>
+            </w:tcMar>
+            <w:vAlign w:val="top"/>
+          </w:tcPr>
+          <w:p>
+            <w:pPr>
+              <w:pStyle w:val="29"/>
+              <w:ind w:firstLine="480"/>
+              <w:rPr>
+                <w:rFonts w:hint="default"/>
+                <w:lang w:val="en-US" w:eastAsia="zh-CN"/>
+              </w:rPr>
+            </w:pPr>
+            <w:r>
+              <w:rPr>
+                <w:rFonts w:hint="default"/>
+                <w:lang w:val="en-US" w:eastAsia="zh-CN"/>
+              </w:rPr>
+              <w:t>1903.4957</w:t>
+            </w:r>
+          </w:p>
+        </w:tc>
+        <w:tc>
+          <w:tcPr>
+            <w:tcW w:w="0" w:type="auto"/>
+            <w:tcBorders>
+              <w:top w:val="single" w:color="auto" w:sz="2" w:space="0"/>
+              <w:left w:val="single" w:color="auto" w:sz="2" w:space="0"/>
+              <w:bottom w:val="single" w:color="auto" w:sz="2" w:space="0"/>
+              <w:right w:val="single" w:color="auto" w:sz="2" w:space="0"/>
+            </w:tcBorders>
+            <w:shd w:val="clear" w:color="auto" w:fill="FFFFFF"/>
+            <w:tcMar>
+              <w:left w:w="0" w:type="dxa"/>
+              <w:right w:w="0" w:type="dxa"/>
+            </w:tcMar>
+            <w:vAlign w:val="top"/>
+          </w:tcPr>
+          <w:p>
+            <w:pPr>
+              <w:pStyle w:val="29"/>
+              <w:ind w:firstLine="480"/>
+              <w:rPr>
+                <w:rFonts w:hint="default"/>
+                <w:lang w:val="en-US" w:eastAsia="zh-CN"/>
+              </w:rPr>
+            </w:pPr>
+            <w:r>
+              <w:rPr>
+                <w:rFonts w:hint="default"/>
+                <w:lang w:val="en-US" w:eastAsia="zh-CN"/>
+              </w:rPr>
+              <w:t>12:00-16:00</w:t>
+            </w:r>
+          </w:p>
+        </w:tc>
+        <w:tc>
+          <w:tcPr>
+            <w:tcW w:w="0" w:type="auto"/>
+            <w:tcBorders>
+              <w:top w:val="single" w:color="auto" w:sz="2" w:space="0"/>
+              <w:left w:val="single" w:color="auto" w:sz="2" w:space="0"/>
+              <w:bottom w:val="single" w:color="auto" w:sz="2" w:space="0"/>
+              <w:right w:val="single" w:color="auto" w:sz="2" w:space="0"/>
+            </w:tcBorders>
+            <w:shd w:val="clear" w:color="auto" w:fill="FFFFFF"/>
+            <w:tcMar>
+              <w:left w:w="0" w:type="dxa"/>
+              <w:right w:w="0" w:type="dxa"/>
+            </w:tcMar>
+            <w:vAlign w:val="top"/>
+          </w:tcPr>
+          <w:p>
+            <w:pPr>
+              <w:pStyle w:val="29"/>
+              <w:ind w:firstLine="480"/>
+              <w:rPr>
+                <w:rFonts w:hint="default"/>
+                <w:lang w:val="en-US" w:eastAsia="zh-CN"/>
+              </w:rPr>
+            </w:pPr>
+            <w:r>
+              <w:rPr>
+                <w:rFonts w:hint="default"/>
+                <w:lang w:val="en-US" w:eastAsia="zh-CN"/>
+              </w:rPr>
+              <w:t>5487.4333</w:t>
+            </w:r>
+          </w:p>
+        </w:tc>
+        <w:tc>
+          <w:tcPr>
+            <w:tcW w:w="0" w:type="auto"/>
+            <w:tcBorders>
+              <w:top w:val="single" w:color="auto" w:sz="2" w:space="0"/>
+              <w:left w:val="single" w:color="auto" w:sz="2" w:space="0"/>
+              <w:bottom w:val="single" w:color="auto" w:sz="2" w:space="0"/>
+              <w:right w:val="single" w:color="auto" w:sz="2" w:space="0"/>
+            </w:tcBorders>
+            <w:shd w:val="clear" w:color="auto" w:fill="FFFFFF"/>
+            <w:tcMar>
+              <w:left w:w="0" w:type="dxa"/>
+              <w:right w:w="0" w:type="dxa"/>
+            </w:tcMar>
+            <w:vAlign w:val="top"/>
+          </w:tcPr>
+          <w:p>
+            <w:pPr>
+              <w:pStyle w:val="29"/>
+              <w:ind w:firstLine="480"/>
+              <w:rPr>
+                <w:rFonts w:hint="default"/>
+                <w:lang w:val="en-US" w:eastAsia="zh-CN"/>
+              </w:rPr>
+            </w:pPr>
+            <w:r>
+              <w:rPr>
+                <w:rFonts w:hint="default"/>
+                <w:lang w:val="en-US" w:eastAsia="zh-CN"/>
+              </w:rPr>
+              <w:t>139.0188</w:t>
+            </w:r>
+          </w:p>
+        </w:tc>
+      </w:tr>
+      <w:tr>
+        <w:tblPrEx>
+          <w:tblBorders>
+            <w:top w:val="single" w:color="auto" w:sz="2" w:space="0"/>
+            <w:left w:val="single" w:color="auto" w:sz="2" w:space="0"/>
+            <w:bottom w:val="single" w:color="auto" w:sz="2" w:space="0"/>
+            <w:right w:val="single" w:color="auto" w:sz="2" w:space="0"/>
+            <w:insideH w:val="none" w:color="auto" w:sz="0" w:space="0"/>
+            <w:insideV w:val="none" w:color="auto" w:sz="0" w:space="0"/>
+          </w:tblBorders>
+          <w:shd w:val="clear" w:color="auto" w:fill="FFFFFF"/>
+          <w:tblCellMar>
+            <w:top w:w="0" w:type="dxa"/>
+            <w:left w:w="0" w:type="dxa"/>
+            <w:bottom w:w="0" w:type="dxa"/>
+            <w:right w:w="0" w:type="dxa"/>
+          </w:tblCellMar>
+        </w:tblPrEx>
+        <w:tc>
+          <w:tcPr>
+            <w:tcW w:w="0" w:type="auto"/>
+            <w:tcBorders>
+              <w:top w:val="single" w:color="auto" w:sz="2" w:space="0"/>
+              <w:left w:val="single" w:color="auto" w:sz="2" w:space="0"/>
+              <w:bottom w:val="single" w:color="auto" w:sz="2" w:space="0"/>
+              <w:right w:val="single" w:color="auto" w:sz="2" w:space="0"/>
+            </w:tcBorders>
+            <w:shd w:val="clear" w:color="auto" w:fill="FFFFFF"/>
+            <w:tcMar>
+              <w:left w:w="0" w:type="dxa"/>
+              <w:right w:w="0" w:type="dxa"/>
+            </w:tcMar>
+            <w:vAlign w:val="top"/>
+          </w:tcPr>
+          <w:p>
+            <w:pPr>
+              <w:pStyle w:val="29"/>
+              <w:ind w:firstLine="480"/>
+              <w:rPr>
+                <w:rFonts w:hint="default"/>
+                <w:lang w:val="en-US" w:eastAsia="zh-CN"/>
+              </w:rPr>
+            </w:pPr>
+            <w:r>
+              <w:rPr>
+                <w:rFonts w:hint="default"/>
+                <w:lang w:val="en-US" w:eastAsia="zh-CN"/>
+              </w:rPr>
+              <w:t>16:00-20:00</w:t>
+            </w:r>
+          </w:p>
+        </w:tc>
+        <w:tc>
+          <w:tcPr>
+            <w:tcW w:w="0" w:type="auto"/>
+            <w:tcBorders>
+              <w:top w:val="single" w:color="auto" w:sz="2" w:space="0"/>
+              <w:left w:val="single" w:color="auto" w:sz="2" w:space="0"/>
+              <w:bottom w:val="single" w:color="auto" w:sz="2" w:space="0"/>
+              <w:right w:val="single" w:color="auto" w:sz="2" w:space="0"/>
+            </w:tcBorders>
+            <w:shd w:val="clear" w:color="auto" w:fill="FFFFFF"/>
+            <w:tcMar>
+              <w:left w:w="0" w:type="dxa"/>
+              <w:right w:w="0" w:type="dxa"/>
+            </w:tcMar>
+            <w:vAlign w:val="top"/>
+          </w:tcPr>
+          <w:p>
+            <w:pPr>
+              <w:pStyle w:val="29"/>
+              <w:rPr>
+                <w:rFonts w:hint="default"/>
+                <w:lang w:val="en-US" w:eastAsia="zh-CN"/>
+              </w:rPr>
+            </w:pPr>
+            <w:r>
+              <w:rPr>
+                <w:rFonts w:hint="default"/>
+                <w:lang w:val="en-US" w:eastAsia="zh-CN"/>
+              </w:rPr>
+              <w:t>0.0000</w:t>
+            </w:r>
+          </w:p>
+        </w:tc>
+        <w:tc>
+          <w:tcPr>
+            <w:tcW w:w="0" w:type="auto"/>
+            <w:tcBorders>
+              <w:top w:val="single" w:color="auto" w:sz="2" w:space="0"/>
+              <w:left w:val="single" w:color="auto" w:sz="2" w:space="0"/>
+              <w:bottom w:val="single" w:color="auto" w:sz="2" w:space="0"/>
+              <w:right w:val="single" w:color="auto" w:sz="2" w:space="0"/>
+            </w:tcBorders>
+            <w:shd w:val="clear" w:color="auto" w:fill="FFFFFF"/>
+            <w:tcMar>
+              <w:left w:w="0" w:type="dxa"/>
+              <w:right w:w="0" w:type="dxa"/>
+            </w:tcMar>
+            <w:vAlign w:val="top"/>
+          </w:tcPr>
+          <w:p>
+            <w:pPr>
+              <w:pStyle w:val="29"/>
+              <w:ind w:firstLine="480"/>
+              <w:rPr>
+                <w:rFonts w:hint="default"/>
+                <w:lang w:val="en-US" w:eastAsia="zh-CN"/>
+              </w:rPr>
+            </w:pPr>
+            <w:r>
+              <w:rPr>
+                <w:rFonts w:hint="default"/>
+                <w:lang w:val="en-US" w:eastAsia="zh-CN"/>
+              </w:rPr>
+              <w:t>5533.8346</w:t>
+            </w:r>
+          </w:p>
+        </w:tc>
+        <w:tc>
+          <w:tcPr>
+            <w:tcW w:w="0" w:type="auto"/>
+            <w:tcBorders>
+              <w:top w:val="single" w:color="auto" w:sz="2" w:space="0"/>
+              <w:left w:val="single" w:color="auto" w:sz="2" w:space="0"/>
+              <w:bottom w:val="single" w:color="auto" w:sz="2" w:space="0"/>
+              <w:right w:val="single" w:color="auto" w:sz="2" w:space="0"/>
+            </w:tcBorders>
+            <w:shd w:val="clear" w:color="auto" w:fill="FFFFFF"/>
+            <w:tcMar>
+              <w:left w:w="0" w:type="dxa"/>
+              <w:right w:w="0" w:type="dxa"/>
+            </w:tcMar>
+            <w:vAlign w:val="top"/>
+          </w:tcPr>
+          <w:p>
+            <w:pPr>
+              <w:pStyle w:val="29"/>
+              <w:ind w:firstLine="480"/>
+              <w:rPr>
+                <w:rFonts w:hint="default"/>
+                <w:lang w:val="en-US" w:eastAsia="zh-CN"/>
+              </w:rPr>
+            </w:pPr>
+            <w:r>
+              <w:rPr>
+                <w:rFonts w:hint="default"/>
+                <w:lang w:val="en-US" w:eastAsia="zh-CN"/>
+              </w:rPr>
+              <w:t>20:00-24:00</w:t>
+            </w:r>
+          </w:p>
+        </w:tc>
+        <w:tc>
+          <w:tcPr>
+            <w:tcW w:w="0" w:type="auto"/>
+            <w:tcBorders>
+              <w:top w:val="single" w:color="auto" w:sz="2" w:space="0"/>
+              <w:left w:val="single" w:color="auto" w:sz="2" w:space="0"/>
+              <w:bottom w:val="single" w:color="auto" w:sz="2" w:space="0"/>
+              <w:right w:val="single" w:color="auto" w:sz="2" w:space="0"/>
+            </w:tcBorders>
+            <w:shd w:val="clear" w:color="auto" w:fill="FFFFFF"/>
+            <w:tcMar>
+              <w:left w:w="0" w:type="dxa"/>
+              <w:right w:w="0" w:type="dxa"/>
+            </w:tcMar>
+            <w:vAlign w:val="top"/>
+          </w:tcPr>
+          <w:p>
+            <w:pPr>
+              <w:pStyle w:val="29"/>
+              <w:ind w:firstLine="480"/>
+              <w:rPr>
+                <w:rFonts w:hint="default"/>
+                <w:lang w:val="en-US" w:eastAsia="zh-CN"/>
+              </w:rPr>
+            </w:pPr>
+            <w:r>
+              <w:rPr>
+                <w:rFonts w:hint="default"/>
+                <w:lang w:val="en-US" w:eastAsia="zh-CN"/>
+              </w:rPr>
+              <w:t>5059.6443</w:t>
+            </w:r>
+          </w:p>
+        </w:tc>
+        <w:tc>
+          <w:tcPr>
+            <w:tcW w:w="0" w:type="auto"/>
+            <w:tcBorders>
+              <w:top w:val="single" w:color="auto" w:sz="2" w:space="0"/>
+              <w:left w:val="single" w:color="auto" w:sz="2" w:space="0"/>
+              <w:bottom w:val="single" w:color="auto" w:sz="2" w:space="0"/>
+              <w:right w:val="single" w:color="auto" w:sz="2" w:space="0"/>
+            </w:tcBorders>
+            <w:shd w:val="clear" w:color="auto" w:fill="FFFFFF"/>
+            <w:tcMar>
+              <w:left w:w="0" w:type="dxa"/>
+              <w:right w:w="0" w:type="dxa"/>
+            </w:tcMar>
+            <w:vAlign w:val="top"/>
+          </w:tcPr>
+          <w:p>
+            <w:pPr>
+              <w:pStyle w:val="29"/>
+              <w:ind w:firstLine="480"/>
+              <w:rPr>
+                <w:rFonts w:hint="default"/>
+                <w:lang w:val="en-US" w:eastAsia="zh-CN"/>
+              </w:rPr>
+            </w:pPr>
+            <w:r>
+              <w:rPr>
+                <w:rFonts w:hint="default"/>
+                <w:lang w:val="en-US" w:eastAsia="zh-CN"/>
+              </w:rPr>
+              <w:t>3573.5251</w:t>
+            </w:r>
+          </w:p>
+        </w:tc>
+      </w:tr>
+    </w:tbl>
+    <w:p>
+      <w:pPr>
+        <w:pStyle w:val="29"/>
+        <w:ind w:firstLine="480"/>
+        <w:rPr>
+          <w:rFonts w:hint="default"/>
+          <w:lang w:val="en-US" w:eastAsia="zh-CN"/>
+        </w:rPr>
+      </w:pPr>
+      <w:r>
+        <w:rPr>
+          <w:rFonts w:hint="default"/>
+          <w:lang w:val="en-US" w:eastAsia="zh-CN"/>
+        </w:rPr>
+        <w:t>0:00储电量和24:00储电量均为6000 kWh。储能全天充电19557.8607 kWh，放电17602.0747 kWh。</w:t>
+      </w:r>
+    </w:p>
+    <w:p>
+      <w:pPr>
+        <w:pStyle w:val="29"/>
+        <w:ind w:firstLine="480"/>
+        <w:rPr>
+          <w:rFonts w:hint="default"/>
+          <w:lang w:val="en-US" w:eastAsia="zh-CN"/>
+        </w:rPr>
+      </w:pPr>
     </w:p>
     <w:p>
       <w:pPr>
         <w:pStyle w:val="29"/>
         <w:ind w:left="0" w:leftChars="0" w:firstLine="0" w:firstLineChars="0"/>
-      </w:pPr>
-    </w:p>
-    <w:p>
-      <w:pPr>
-        <w:pStyle w:val="29"/>
-        <w:ind w:firstLine="480"/>
-      </w:pPr>
-    </w:p>
-    <w:p>
-      <w:pPr>
-        <w:pStyle w:val="29"/>
-      </w:pPr>
-    </w:p>
-    <w:p>
-      <w:pPr>
-        <w:pStyle w:val="36"/>
-        <w:rPr>
-          <w:bCs/>
-        </w:rPr>
-      </w:pPr>
-      <w:bookmarkStart w:id="16" w:name="_Toc206756667"/>
-      <w:r>
-        <w:t>模型检验</w:t>
-      </w:r>
-      <w:bookmarkEnd w:id="16"/>
-    </w:p>
-    <w:p>
-      <w:pPr>
-        <w:pStyle w:val="48"/>
-        <w:jc w:val="center"/>
-      </w:pPr>
-      <w:r>
+        <w:rPr>
+          <w:rFonts w:hint="eastAsia" w:eastAsia="宋体"/>
+          <w:lang w:eastAsia="zh-CN"/>
+        </w:rPr>
+      </w:pPr>
+      <w:r>
+        <w:rPr>
+          <w:rFonts w:hint="eastAsia"/>
+          <w:lang w:val="en-US" w:eastAsia="zh-CN"/>
+        </w:rPr>
+        <w:t xml:space="preserve">           </w:t>
+      </w:r>
+      <w:r>
+        <w:rPr>
+          <w:rFonts w:hint="eastAsia" w:eastAsia="宋体"/>
+          <w:lang w:eastAsia="zh-CN"/>
+        </w:rPr>
         <w:drawing>
-          <wp:inline distT="0" distB="0" distL="0" distR="0">
-            <wp:extent cx="4391025" cy="1219200"/>
-            <wp:effectExtent l="0" t="0" r="9525" b="0"/>
-            <wp:docPr id="2085888679" name="图片 1"/>
+          <wp:inline distT="0" distB="0" distL="114300" distR="114300">
+            <wp:extent cx="5752465" cy="3566795"/>
+            <wp:effectExtent l="0" t="0" r="635" b="1905"/>
+            <wp:docPr id="9" name="图片 9" descr="屏幕截图 2026-09-11 163038"/>
             <wp:cNvGraphicFramePr>
               <a:graphicFrameLocks xmlns:a="http://schemas.openxmlformats.org/drawingml/2006/main" noChangeAspect="1"/>
             </wp:cNvGraphicFramePr>
@@ -8850,13 +12030,13 @@
               <a:graphicData uri="http://schemas.openxmlformats.org/drawingml/2006/picture">
                 <pic:pic xmlns:pic="http://schemas.openxmlformats.org/drawingml/2006/picture">
                   <pic:nvPicPr>
-                    <pic:cNvPr id="2085888679" name="图片 1"/>
+                    <pic:cNvPr id="9" name="图片 9" descr="屏幕截图 2026-09-11 163038"/>
                     <pic:cNvPicPr>
                       <a:picLocks noChangeAspect="1"/>
                     </pic:cNvPicPr>
                   </pic:nvPicPr>
                   <pic:blipFill>
-                    <a:blip r:embed="rId17"/>
+                    <a:blip r:embed="rId12"/>
                     <a:stretch>
                       <a:fillRect/>
                     </a:stretch>
@@ -8864,7 +12044,7 @@
                   <pic:spPr>
                     <a:xfrm>
                       <a:off x="0" y="0"/>
-                      <a:ext cx="4391025" cy="1219200"/>
+                      <a:ext cx="5752465" cy="3566795"/>
                     </a:xfrm>
                     <a:prstGeom prst="rect">
                       <a:avLst/>
@@ -8880,402 +12060,1981 @@
     <w:p>
       <w:pPr>
         <w:pStyle w:val="29"/>
+        <w:ind w:left="0" w:leftChars="0" w:firstLine="2400" w:firstLineChars="1000"/>
+        <w:rPr>
+          <w:rFonts w:hint="eastAsia" w:eastAsia="宋体"/>
+          <w:lang w:eastAsia="zh-CN"/>
+        </w:rPr>
+      </w:pPr>
+      <w:r>
+        <w:rPr>
+          <w:rFonts w:hint="eastAsia"/>
+          <w:lang w:val="en-US" w:eastAsia="zh-CN"/>
+        </w:rPr>
+        <w:t xml:space="preserve">图2 </w:t>
+      </w:r>
+      <w:r>
+        <w:rPr>
+          <w:rFonts w:hint="eastAsia" w:eastAsia="宋体"/>
+          <w:lang w:eastAsia="zh-CN"/>
+        </w:rPr>
+        <w:t>问题一最优购电、储能运行和储电量变化</w:t>
+      </w:r>
+    </w:p>
+    <w:p>
+      <w:pPr>
+        <w:pStyle w:val="29"/>
+        <w:ind w:left="0" w:leftChars="0" w:firstLine="1440" w:firstLineChars="600"/>
+        <w:rPr>
+          <w:rFonts w:hint="eastAsia" w:eastAsia="宋体"/>
+          <w:lang w:eastAsia="zh-CN"/>
+        </w:rPr>
+      </w:pPr>
+    </w:p>
+    <w:p>
+      <w:pPr>
+        <w:pStyle w:val="29"/>
+        <w:ind w:left="0" w:leftChars="0" w:firstLine="480" w:firstLineChars="200"/>
+        <w:rPr>
+          <w:rFonts w:hint="eastAsia" w:eastAsia="宋体"/>
+          <w:lang w:eastAsia="zh-CN"/>
+        </w:rPr>
+      </w:pPr>
+      <w:r>
+        <w:rPr>
+          <w:rFonts w:hint="eastAsia" w:eastAsia="宋体"/>
+          <w:lang w:eastAsia="zh-CN"/>
+        </w:rPr>
+        <w:t>从图</w:t>
+      </w:r>
+      <w:r>
+        <w:rPr>
+          <w:rFonts w:hint="eastAsia"/>
+          <w:lang w:val="en-US" w:eastAsia="zh-CN"/>
+        </w:rPr>
+        <w:t>2</w:t>
+      </w:r>
+      <w:r>
+        <w:rPr>
+          <w:rFonts w:hint="eastAsia" w:eastAsia="宋体"/>
+          <w:lang w:eastAsia="zh-CN"/>
+        </w:rPr>
+        <w:t>可以看出，0:00至4:00储能集中充电，4:00至8:00储能放电；8:00至16:00光伏出力较大，储能利用富余光伏继续充电，16:00附近储电量达到10800 kWh；16:00以后储能集中放电，21:00附近储电量降至1200 kWh；22:00以后储能再次充电，最终储电量回到6000 kWh。</w:t>
+      </w:r>
+    </w:p>
+    <w:p>
+      <w:pPr>
+        <w:pStyle w:val="29"/>
+        <w:ind w:left="0" w:leftChars="0" w:firstLine="480" w:firstLineChars="200"/>
+        <w:rPr>
+          <w:rFonts w:hint="eastAsia" w:eastAsia="宋体"/>
+          <w:lang w:eastAsia="zh-CN"/>
+        </w:rPr>
+      </w:pPr>
+    </w:p>
+    <w:p>
+      <w:pPr>
+        <w:pStyle w:val="29"/>
+        <w:ind w:left="0" w:leftChars="0" w:firstLine="480" w:firstLineChars="200"/>
+        <w:rPr>
+          <w:rFonts w:hint="default"/>
+          <w:lang w:val="en-US" w:eastAsia="zh-CN"/>
+        </w:rPr>
+      </w:pPr>
+      <w:r>
+        <w:rPr>
+          <w:rFonts w:hint="eastAsia"/>
+          <w:lang w:val="en-US" w:eastAsia="zh-CN"/>
+        </w:rPr>
+        <w:t>4.1.6.3</w:t>
+      </w:r>
+      <w:r>
+        <w:rPr>
+          <w:rFonts w:hint="default"/>
+          <w:lang w:val="en-US" w:eastAsia="zh-CN"/>
+        </w:rPr>
+        <w:t>可行性校验</w:t>
+      </w:r>
+    </w:p>
+    <w:p>
+      <w:pPr>
+        <w:pStyle w:val="29"/>
+        <w:ind w:left="3836" w:leftChars="170" w:hanging="3360" w:hangingChars="1400"/>
+        <w:jc w:val="both"/>
+        <w:rPr>
+          <w:rFonts w:hint="default"/>
+          <w:lang w:val="en-US" w:eastAsia="zh-CN"/>
+        </w:rPr>
+      </w:pPr>
+      <w:r>
+        <w:rPr>
+          <w:rFonts w:hint="default"/>
+          <w:lang w:val="en-US" w:eastAsia="zh-CN"/>
+        </w:rPr>
+        <w:t>对于每个时段，定义功率平衡松弛量</w:t>
+      </w:r>
+      <w:r>
+        <w:rPr>
+          <w:rFonts w:hint="default"/>
+          <w:lang w:val="en-US" w:eastAsia="zh-CN"/>
+        </w:rPr>
+        <w:br w:type="textWrapping"/>
+      </w:r>
+      <w:r>
+        <w:rPr>
+          <w:rFonts w:hint="default"/>
+          <w:lang w:val="en-US" w:eastAsia="zh-CN"/>
+        </w:rPr>
+        <w:t>Rt=gt+St+dt−ct−Lt.</w:t>
+      </w:r>
+    </w:p>
+    <w:p>
+      <w:pPr>
+        <w:pStyle w:val="29"/>
+        <w:ind w:left="0" w:leftChars="0" w:firstLine="480" w:firstLineChars="200"/>
+        <w:rPr>
+          <w:rFonts w:hint="default"/>
+          <w:lang w:val="en-US" w:eastAsia="zh-CN"/>
+        </w:rPr>
+      </w:pPr>
+      <w:r>
+        <w:rPr>
+          <w:rFonts w:hint="default"/>
+          <w:lang w:val="en-US" w:eastAsia="zh-CN"/>
+        </w:rPr>
+        <w:t>最优解中Rt的最小值为0，说明任意时段微网供电均不低于负荷，功率平衡约束满足。</w:t>
+      </w:r>
+    </w:p>
+    <w:p>
+      <w:pPr>
+        <w:pStyle w:val="29"/>
+        <w:ind w:left="0" w:leftChars="0" w:firstLine="480" w:firstLineChars="200"/>
+        <w:rPr>
+          <w:rFonts w:hint="default"/>
+          <w:lang w:val="en-US" w:eastAsia="zh-CN"/>
+        </w:rPr>
+      </w:pPr>
+      <w:r>
+        <w:rPr>
+          <w:rFonts w:hint="default"/>
+          <w:lang w:val="en-US" w:eastAsia="zh-CN"/>
+        </w:rPr>
+        <w:t>储能储电量最小值为1200 kWh，最大值为10800 kWh，均位于给定运行范围内；0:00和24:00储电量均为6000 kWh，满足首末储电量一致性条件。</w:t>
+      </w:r>
+    </w:p>
+    <w:p>
+      <w:pPr>
+        <w:pStyle w:val="29"/>
+        <w:ind w:left="0" w:leftChars="0" w:firstLine="480" w:firstLineChars="200"/>
+        <w:rPr>
+          <w:rFonts w:hint="default"/>
+          <w:lang w:val="en-US" w:eastAsia="zh-CN"/>
+        </w:rPr>
+      </w:pPr>
+      <w:r>
+        <w:rPr>
+          <w:rFonts w:hint="default"/>
+          <w:lang w:val="en-US" w:eastAsia="zh-CN"/>
+        </w:rPr>
+        <w:t>同时充放电时段数为0，说明0-1变量z</w:t>
+      </w:r>
+      <w:r>
+        <w:rPr>
+          <w:rFonts w:hint="default"/>
+          <w:vertAlign w:val="subscript"/>
+          <w:lang w:val="en-US" w:eastAsia="zh-CN"/>
+        </w:rPr>
+        <w:t>t</w:t>
+      </w:r>
+      <w:r>
+        <w:rPr>
+          <w:rFonts w:hint="default"/>
+          <w:lang w:val="en-US" w:eastAsia="zh-CN"/>
+        </w:rPr>
+        <w:t>有效保证了充放电互斥。</w:t>
+      </w:r>
+    </w:p>
+    <w:p>
+      <w:pPr>
+        <w:pStyle w:val="29"/>
+        <w:ind w:left="0" w:leftChars="0" w:firstLine="480" w:firstLineChars="200"/>
+        <w:rPr>
+          <w:rFonts w:hint="default"/>
+          <w:lang w:val="en-US" w:eastAsia="zh-CN"/>
+        </w:rPr>
+      </w:pPr>
+    </w:p>
+    <w:p>
+      <w:pPr>
+        <w:pStyle w:val="29"/>
+        <w:ind w:left="0" w:leftChars="0" w:firstLine="480" w:firstLineChars="200"/>
+        <w:rPr>
+          <w:rFonts w:hint="default"/>
+          <w:lang w:val="en-US" w:eastAsia="zh-CN"/>
+        </w:rPr>
+      </w:pPr>
+      <w:r>
+        <w:rPr>
+          <w:rFonts w:hint="eastAsia"/>
+          <w:lang w:val="en-US" w:eastAsia="zh-CN"/>
+        </w:rPr>
+        <w:t>4.1.6.4</w:t>
+      </w:r>
+      <w:r>
+        <w:rPr>
+          <w:rFonts w:hint="default"/>
+          <w:lang w:val="en-US" w:eastAsia="zh-CN"/>
+        </w:rPr>
+        <w:t>能量守恒校验</w:t>
+      </w:r>
+    </w:p>
+    <w:p>
+      <w:pPr>
+        <w:pStyle w:val="29"/>
+        <w:ind w:left="0" w:leftChars="0" w:firstLine="480" w:firstLineChars="200"/>
+        <w:rPr>
+          <w:rFonts w:hint="default"/>
+          <w:lang w:val="en-US" w:eastAsia="zh-CN"/>
+        </w:rPr>
+      </w:pPr>
+      <w:r>
+        <w:rPr>
+          <w:rFonts w:hint="default"/>
+          <w:lang w:val="en-US" w:eastAsia="zh-CN"/>
+        </w:rPr>
+        <w:t>由储能递推关系，一个完整日循环的净储电量变化为</w:t>
+      </w:r>
+      <w:r>
+        <w:rPr>
+          <w:rFonts w:hint="eastAsia"/>
+          <w:lang w:val="en-US" w:eastAsia="zh-CN"/>
+        </w:rPr>
+        <w:t>：</w:t>
+      </w:r>
+    </w:p>
+    <w:p>
+      <w:pPr>
+        <w:pStyle w:val="29"/>
+        <w:ind w:left="0" w:leftChars="0" w:firstLine="480" w:firstLineChars="200"/>
+        <w:rPr>
+          <w:rFonts w:hint="default"/>
+          <w:lang w:val="en-US" w:eastAsia="zh-CN"/>
+        </w:rPr>
+      </w:pPr>
+      <m:oMathPara>
+        <m:oMathParaPr>
+          <m:jc m:val="center"/>
+        </m:oMathParaPr>
+        <m:oMath>
+          <m:r>
+            <m:rPr/>
+            <m:t>ΔE</m:t>
+          </m:r>
+          <m:r>
+            <m:rPr>
+              <m:sty m:val="p"/>
+            </m:rPr>
+            <m:t>=</m:t>
+          </m:r>
+          <m:sSub>
+            <m:sSubPr/>
+            <m:e>
+              <m:r>
+                <m:rPr/>
+                <m:t>η</m:t>
+              </m:r>
+            </m:e>
+            <m:sub>
+              <m:r>
+                <m:rPr/>
+                <m:t>c</m:t>
+              </m:r>
+            </m:sub>
+          </m:sSub>
+          <m:nary>
+            <m:naryPr>
+              <m:chr m:val="∑"/>
+              <m:limLoc m:val="undOvr"/>
+            </m:naryPr>
+            <m:sub>
+              <m:r>
+                <m:rPr/>
+                <m:t>t</m:t>
+              </m:r>
+              <m:r>
+                <m:rPr>
+                  <m:sty m:val="p"/>
+                </m:rPr>
+                <m:t>=</m:t>
+              </m:r>
+              <m:r>
+                <m:rPr/>
+                <m:t>0</m:t>
+              </m:r>
+            </m:sub>
+            <m:sup>
+              <m:r>
+                <m:rPr/>
+                <m:t>T</m:t>
+              </m:r>
+              <m:r>
+                <m:rPr>
+                  <m:sty m:val="p"/>
+                </m:rPr>
+                <m:t>−</m:t>
+              </m:r>
+              <m:r>
+                <m:rPr/>
+                <m:t>1</m:t>
+              </m:r>
+            </m:sup>
+            <m:e>
+              <m:sSub>
+                <m:sSubPr/>
+                <m:e>
+                  <m:r>
+                    <m:rPr/>
+                    <m:t>c</m:t>
+                  </m:r>
+                </m:e>
+                <m:sub>
+                  <m:r>
+                    <m:rPr/>
+                    <m:t>t</m:t>
+                  </m:r>
+                </m:sub>
+              </m:sSub>
+            </m:e>
+          </m:nary>
+          <m:r>
+            <m:rPr>
+              <m:sty m:val="p"/>
+            </m:rPr>
+            <m:t>−</m:t>
+          </m:r>
+          <m:f>
+            <m:fPr/>
+            <m:num>
+              <m:r>
+                <m:rPr/>
+                <m:t>1</m:t>
+              </m:r>
+            </m:num>
+            <m:den>
+              <m:sSub>
+                <m:sSubPr/>
+                <m:e>
+                  <m:r>
+                    <m:rPr/>
+                    <m:t>η</m:t>
+                  </m:r>
+                </m:e>
+                <m:sub>
+                  <m:r>
+                    <m:rPr/>
+                    <m:t>d</m:t>
+                  </m:r>
+                </m:sub>
+              </m:sSub>
+            </m:den>
+          </m:f>
+          <m:nary>
+            <m:naryPr>
+              <m:chr m:val="∑"/>
+              <m:limLoc m:val="undOvr"/>
+            </m:naryPr>
+            <m:sub>
+              <m:r>
+                <m:rPr/>
+                <m:t>t</m:t>
+              </m:r>
+              <m:r>
+                <m:rPr>
+                  <m:sty m:val="p"/>
+                </m:rPr>
+                <m:t>=</m:t>
+              </m:r>
+              <m:r>
+                <m:rPr/>
+                <m:t>0</m:t>
+              </m:r>
+            </m:sub>
+            <m:sup>
+              <m:r>
+                <m:rPr/>
+                <m:t>T</m:t>
+              </m:r>
+              <m:r>
+                <m:rPr>
+                  <m:sty m:val="p"/>
+                </m:rPr>
+                <m:t>−</m:t>
+              </m:r>
+              <m:r>
+                <m:rPr/>
+                <m:t>1</m:t>
+              </m:r>
+            </m:sup>
+            <m:e>
+              <m:sSub>
+                <m:sSubPr/>
+                <m:e>
+                  <m:r>
+                    <m:rPr/>
+                    <m:t>d</m:t>
+                  </m:r>
+                </m:e>
+                <m:sub>
+                  <m:r>
+                    <m:rPr/>
+                    <m:t>t</m:t>
+                  </m:r>
+                </m:sub>
+              </m:sSub>
+            </m:e>
+          </m:nary>
+          <m:r>
+            <m:rPr>
+              <m:sty m:val="p"/>
+            </m:rPr>
+            <m:t>.</m:t>
+          </m:r>
+        </m:oMath>
+      </m:oMathPara>
+    </w:p>
+    <w:p>
+      <w:pPr>
+        <w:pStyle w:val="29"/>
+        <w:ind w:left="0" w:leftChars="0" w:firstLine="480" w:firstLineChars="200"/>
+        <w:rPr>
+          <w:rFonts w:hint="default"/>
+          <w:lang w:val="en-US" w:eastAsia="zh-CN"/>
+        </w:rPr>
+      </w:pPr>
+      <w:r>
+        <w:rPr>
+          <w:rFonts w:hint="default"/>
+          <w:lang w:val="en-US" w:eastAsia="zh-CN"/>
+        </w:rPr>
+        <w:t>代入最优解可得ΔE</w:t>
+      </w:r>
+      <w:r>
+        <w:rPr>
+          <w:rFonts w:hint="eastAsia"/>
+          <w:lang w:val="en-US" w:eastAsia="zh-CN"/>
+        </w:rPr>
+        <w:t xml:space="preserve"> </w:t>
+      </w:r>
+      <w:r>
+        <w:rPr>
+          <w:rFonts w:hint="default"/>
+          <w:lang w:val="en-US" w:eastAsia="zh-CN"/>
+        </w:rPr>
+        <w:t>≈</w:t>
+      </w:r>
+      <w:r>
+        <w:rPr>
+          <w:rFonts w:hint="eastAsia"/>
+          <w:lang w:val="en-US" w:eastAsia="zh-CN"/>
+        </w:rPr>
+        <w:t xml:space="preserve"> </w:t>
+      </w:r>
+      <w:r>
+        <w:rPr>
+          <w:rFonts w:hint="default"/>
+          <w:lang w:val="en-US" w:eastAsia="zh-CN"/>
+        </w:rPr>
+        <w:t>0，与0:00和24:00储电量均为6000 kWh的结果一致。能量平衡的最大数值残差约为10</w:t>
+      </w:r>
+      <w:r>
+        <w:rPr>
+          <w:rFonts w:hint="default"/>
+          <w:vertAlign w:val="superscript"/>
+          <w:lang w:val="en-US" w:eastAsia="zh-CN"/>
+        </w:rPr>
+        <w:t>−13</w:t>
+      </w:r>
+      <w:r>
+        <w:rPr>
+          <w:rFonts w:hint="default"/>
+          <w:lang w:val="en-US" w:eastAsia="zh-CN"/>
+        </w:rPr>
+        <w:t xml:space="preserve"> kWh，属于求解器数值容差范围。</w:t>
+      </w:r>
+    </w:p>
+    <w:p>
+      <w:pPr>
+        <w:pStyle w:val="29"/>
+        <w:ind w:left="0" w:leftChars="0" w:firstLine="480" w:firstLineChars="200"/>
+        <w:rPr>
+          <w:rFonts w:hint="default"/>
+          <w:lang w:val="en-US" w:eastAsia="zh-CN"/>
+        </w:rPr>
+      </w:pPr>
+    </w:p>
+    <w:p>
+      <w:pPr>
+        <w:pStyle w:val="29"/>
+        <w:ind w:left="0" w:leftChars="0" w:firstLine="480" w:firstLineChars="200"/>
+      </w:pPr>
+      <w:r>
+        <w:rPr>
+          <w:rFonts w:hint="eastAsia"/>
+          <w:lang w:val="en-US" w:eastAsia="zh-CN"/>
+        </w:rPr>
+        <w:t>4.1.6.5</w:t>
+      </w:r>
+      <w:r>
+        <w:t>经济性校验</w:t>
+      </w:r>
+    </w:p>
+    <w:p>
+      <w:pPr>
+        <w:pStyle w:val="29"/>
+        <w:ind w:left="0" w:leftChars="0" w:firstLine="480" w:firstLineChars="200"/>
+        <w:rPr>
+          <w:rFonts w:hint="default"/>
+          <w:lang w:val="en-US" w:eastAsia="zh-CN"/>
+        </w:rPr>
+      </w:pPr>
+      <w:r>
+        <w:rPr>
+          <w:rFonts w:hint="default"/>
+          <w:lang w:val="en-US" w:eastAsia="zh-CN"/>
+        </w:rPr>
+        <w:t>若不配置储能，多余光伏只能弃光</w:t>
+      </w:r>
+      <w:r>
+        <w:rPr>
+          <w:rFonts w:hint="eastAsia"/>
+          <w:lang w:val="en-US" w:eastAsia="zh-CN"/>
+        </w:rPr>
+        <w:t>。无储能</w:t>
+      </w:r>
+      <w:r>
+        <w:rPr>
+          <w:rFonts w:hint="default"/>
+          <w:lang w:val="en-US" w:eastAsia="zh-CN"/>
+        </w:rPr>
+        <w:t>方案各时段购电量为</w:t>
+      </w:r>
+    </w:p>
+    <w:p>
+      <w:pPr>
+        <w:pStyle w:val="29"/>
+        <w:ind w:left="0" w:leftChars="0" w:firstLine="480" w:firstLineChars="200"/>
+        <w:rPr>
+          <w:rFonts w:hint="default"/>
+          <w:lang w:val="en-US" w:eastAsia="zh-CN"/>
+        </w:rPr>
+      </w:pPr>
+      <m:oMathPara>
+        <m:oMathParaPr>
+          <m:jc m:val="center"/>
+        </m:oMathParaPr>
+        <m:oMath>
+          <m:sSubSup>
+            <m:sSubSupPr>
+              <m:ctrlPr>
+                <w:rPr>
+                  <w:rFonts w:hint="default"/>
+                  <w:lang w:val="en-US" w:eastAsia="zh-CN"/>
+                </w:rPr>
+              </m:ctrlPr>
+            </m:sSubSupPr>
+            <m:e>
+              <m:r>
+                <m:rPr>
+                  <m:sty m:val="p"/>
+                </m:rPr>
+                <w:rPr>
+                  <w:rFonts w:hint="default" w:ascii="Times New Roman" w:hAnsi="Times New Roman"/>
+                  <w:lang w:val="en-US" w:eastAsia="zh-CN"/>
+                </w:rPr>
+                <m:t>g</m:t>
+              </m:r>
+              <m:ctrlPr>
+                <w:rPr>
+                  <w:rFonts w:hint="default"/>
+                  <w:lang w:val="en-US" w:eastAsia="zh-CN"/>
+                </w:rPr>
+              </m:ctrlPr>
+            </m:e>
+            <m:sub>
+              <m:r>
+                <m:rPr>
+                  <m:sty m:val="p"/>
+                </m:rPr>
+                <w:rPr>
+                  <w:rFonts w:hint="default" w:ascii="Times New Roman" w:hAnsi="Times New Roman"/>
+                  <w:lang w:val="en-US" w:eastAsia="zh-CN"/>
+                </w:rPr>
+                <m:t>t</m:t>
+              </m:r>
+              <m:ctrlPr>
+                <w:rPr>
+                  <w:rFonts w:hint="default"/>
+                  <w:lang w:val="en-US" w:eastAsia="zh-CN"/>
+                </w:rPr>
+              </m:ctrlPr>
+            </m:sub>
+            <m:sup>
+              <m:r>
+                <m:rPr>
+                  <m:sty m:val="p"/>
+                </m:rPr>
+                <w:rPr>
+                  <w:rFonts w:hint="default" w:ascii="Times New Roman" w:hAnsi="Times New Roman"/>
+                  <w:lang w:val="en-US" w:eastAsia="zh-CN"/>
+                </w:rPr>
+                <m:t>base</m:t>
+              </m:r>
+              <m:ctrlPr>
+                <w:rPr>
+                  <w:rFonts w:hint="default"/>
+                  <w:lang w:val="en-US" w:eastAsia="zh-CN"/>
+                </w:rPr>
+              </m:ctrlPr>
+            </m:sup>
+          </m:sSubSup>
+          <m:r>
+            <m:rPr>
+              <m:sty m:val="p"/>
+            </m:rPr>
+            <w:rPr>
+              <w:rFonts w:hint="default" w:ascii="Times New Roman" w:hAnsi="Times New Roman"/>
+              <w:lang w:val="en-US" w:eastAsia="zh-CN"/>
+            </w:rPr>
+            <m:t>=</m:t>
+          </m:r>
+          <m:r>
+            <m:rPr>
+              <m:nor/>
+              <m:sty m:val="p"/>
+            </m:rPr>
+            <w:rPr>
+              <w:rFonts w:hint="default" w:ascii="Times New Roman" w:hAnsi="Times New Roman"/>
+              <w:lang w:val="en-US" w:eastAsia="zh-CN"/>
+            </w:rPr>
+            <m:t>max</m:t>
+          </m:r>
+          <m:r>
+            <m:rPr>
+              <m:sty m:val="p"/>
+            </m:rPr>
+            <w:rPr>
+              <w:rFonts w:hint="default" w:ascii="Times New Roman" w:hAnsi="Times New Roman"/>
+              <w:lang w:val="en-US" w:eastAsia="zh-CN"/>
+            </w:rPr>
+            <m:t>(</m:t>
+          </m:r>
+          <m:sSub>
+            <m:sSubPr>
+              <m:ctrlPr>
+                <w:rPr>
+                  <w:rFonts w:hint="default"/>
+                  <w:lang w:val="en-US" w:eastAsia="zh-CN"/>
+                </w:rPr>
+              </m:ctrlPr>
+            </m:sSubPr>
+            <m:e>
+              <m:r>
+                <m:rPr>
+                  <m:sty m:val="p"/>
+                </m:rPr>
+                <w:rPr>
+                  <w:rFonts w:hint="default" w:ascii="Times New Roman" w:hAnsi="Times New Roman"/>
+                  <w:lang w:val="en-US" w:eastAsia="zh-CN"/>
+                </w:rPr>
+                <m:t>L</m:t>
+              </m:r>
+              <m:ctrlPr>
+                <w:rPr>
+                  <w:rFonts w:hint="default"/>
+                  <w:lang w:val="en-US" w:eastAsia="zh-CN"/>
+                </w:rPr>
+              </m:ctrlPr>
+            </m:e>
+            <m:sub>
+              <m:r>
+                <m:rPr>
+                  <m:sty m:val="p"/>
+                </m:rPr>
+                <w:rPr>
+                  <w:rFonts w:hint="default" w:ascii="Times New Roman" w:hAnsi="Times New Roman"/>
+                  <w:lang w:val="en-US" w:eastAsia="zh-CN"/>
+                </w:rPr>
+                <m:t>t</m:t>
+              </m:r>
+              <m:ctrlPr>
+                <w:rPr>
+                  <w:rFonts w:hint="default"/>
+                  <w:lang w:val="en-US" w:eastAsia="zh-CN"/>
+                </w:rPr>
+              </m:ctrlPr>
+            </m:sub>
+          </m:sSub>
+          <m:r>
+            <m:rPr>
+              <m:sty m:val="p"/>
+            </m:rPr>
+            <w:rPr>
+              <w:rFonts w:hint="default" w:ascii="Times New Roman" w:hAnsi="Times New Roman"/>
+              <w:lang w:val="en-US" w:eastAsia="zh-CN"/>
+            </w:rPr>
+            <m:t>−</m:t>
+          </m:r>
+          <m:sSub>
+            <m:sSubPr>
+              <m:ctrlPr>
+                <w:rPr>
+                  <w:rFonts w:hint="default"/>
+                  <w:lang w:val="en-US" w:eastAsia="zh-CN"/>
+                </w:rPr>
+              </m:ctrlPr>
+            </m:sSubPr>
+            <m:e>
+              <m:r>
+                <m:rPr>
+                  <m:sty m:val="p"/>
+                </m:rPr>
+                <w:rPr>
+                  <w:rFonts w:hint="default" w:ascii="Times New Roman" w:hAnsi="Times New Roman"/>
+                  <w:lang w:val="en-US" w:eastAsia="zh-CN"/>
+                </w:rPr>
+                <m:t>S</m:t>
+              </m:r>
+              <m:ctrlPr>
+                <w:rPr>
+                  <w:rFonts w:hint="default"/>
+                  <w:lang w:val="en-US" w:eastAsia="zh-CN"/>
+                </w:rPr>
+              </m:ctrlPr>
+            </m:e>
+            <m:sub>
+              <m:r>
+                <m:rPr>
+                  <m:sty m:val="p"/>
+                </m:rPr>
+                <w:rPr>
+                  <w:rFonts w:hint="default" w:ascii="Times New Roman" w:hAnsi="Times New Roman"/>
+                  <w:lang w:val="en-US" w:eastAsia="zh-CN"/>
+                </w:rPr>
+                <m:t>t</m:t>
+              </m:r>
+              <m:ctrlPr>
+                <w:rPr>
+                  <w:rFonts w:hint="default"/>
+                  <w:lang w:val="en-US" w:eastAsia="zh-CN"/>
+                </w:rPr>
+              </m:ctrlPr>
+            </m:sub>
+          </m:sSub>
+          <m:r>
+            <m:rPr>
+              <m:sty m:val="p"/>
+            </m:rPr>
+            <w:rPr>
+              <w:rFonts w:hint="default" w:ascii="Times New Roman" w:hAnsi="Times New Roman"/>
+              <w:lang w:val="en-US" w:eastAsia="zh-CN"/>
+            </w:rPr>
+            <m:t>,0).</m:t>
+          </m:r>
+        </m:oMath>
+      </m:oMathPara>
+    </w:p>
+    <w:p>
+      <w:pPr>
+        <w:pStyle w:val="29"/>
+        <w:ind w:left="0" w:leftChars="0" w:firstLine="480" w:firstLineChars="200"/>
+        <w:rPr>
+          <w:rFonts w:hint="default"/>
+          <w:lang w:val="en-US" w:eastAsia="zh-CN"/>
+        </w:rPr>
+      </w:pPr>
+      <w:r>
+        <w:rPr>
+          <w:rFonts w:hint="eastAsia"/>
+          <w:lang w:val="en-US" w:eastAsia="zh-CN"/>
+        </w:rPr>
+        <w:t>由此公式，计算得该</w:t>
+      </w:r>
+      <w:r>
+        <w:rPr>
+          <w:rFonts w:hint="default"/>
+          <w:lang w:val="en-US" w:eastAsia="zh-CN"/>
+        </w:rPr>
+        <w:t>方案全天购电量为61773.0958 kWh，购电费为48004.7614元。</w:t>
+      </w:r>
+      <w:r>
+        <w:rPr>
+          <w:rFonts w:hint="eastAsia"/>
+          <w:lang w:val="en-US" w:eastAsia="zh-CN"/>
+        </w:rPr>
+        <w:t>对比使用储能后的</w:t>
+      </w:r>
+      <w:r>
+        <w:rPr>
+          <w:rFonts w:hint="default"/>
+          <w:lang w:val="en-US" w:eastAsia="zh-CN"/>
+        </w:rPr>
+        <w:t>方案</w:t>
+      </w:r>
+      <w:r>
+        <w:rPr>
+          <w:rFonts w:hint="eastAsia"/>
+          <w:lang w:val="en-US" w:eastAsia="zh-CN"/>
+        </w:rPr>
+        <w:t>，</w:t>
+      </w:r>
+      <w:r>
+        <w:rPr>
+          <w:rFonts w:hint="default"/>
+          <w:lang w:val="en-US" w:eastAsia="zh-CN"/>
+        </w:rPr>
+        <w:t>购电费为33871.9391元，节约14132.8223元，降幅29.44%。结果表明，储能通过低价时段充电、高价时段放电，能够显著降低微网购电成本。</w:t>
+      </w:r>
+    </w:p>
+    <w:p>
+      <w:pPr>
+        <w:pStyle w:val="29"/>
+        <w:ind w:left="0" w:leftChars="0" w:firstLine="480" w:firstLineChars="200"/>
+        <w:rPr>
+          <w:rFonts w:hint="default"/>
+          <w:lang w:val="en-US" w:eastAsia="zh-CN"/>
+        </w:rPr>
+      </w:pPr>
+      <w:r>
+        <w:rPr>
+          <w:rFonts w:hint="default"/>
+          <w:lang w:val="en-US" w:eastAsia="zh-CN"/>
+        </w:rPr>
+        <w:drawing>
+          <wp:inline distT="0" distB="0" distL="114300" distR="114300">
+            <wp:extent cx="5253355" cy="2868295"/>
+            <wp:effectExtent l="0" t="0" r="4445" b="1905"/>
+            <wp:docPr id="6" name="Picture" descr="图5 有储能与无储能方案购电费对比"/>
+            <wp:cNvGraphicFramePr>
+              <a:graphicFrameLocks xmlns:a="http://schemas.openxmlformats.org/drawingml/2006/main" noChangeAspect="1"/>
+            </wp:cNvGraphicFramePr>
+            <a:graphic xmlns:a="http://schemas.openxmlformats.org/drawingml/2006/main">
+              <a:graphicData uri="http://schemas.openxmlformats.org/drawingml/2006/picture">
+                <pic:pic xmlns:pic="http://schemas.openxmlformats.org/drawingml/2006/picture">
+                  <pic:nvPicPr>
+                    <pic:cNvPr id="6" name="Picture" descr="图5 有储能与无储能方案购电费对比"/>
+                    <pic:cNvPicPr>
+                      <a:picLocks noChangeAspect="1" noChangeArrowheads="1"/>
+                    </pic:cNvPicPr>
+                  </pic:nvPicPr>
+                  <pic:blipFill>
+                    <a:blip r:embed="rId18"/>
+                    <a:stretch>
+                      <a:fillRect/>
+                    </a:stretch>
+                  </pic:blipFill>
+                  <pic:spPr>
+                    <a:xfrm>
+                      <a:off x="0" y="0"/>
+                      <a:ext cx="5253977" cy="2868585"/>
+                    </a:xfrm>
+                    <a:prstGeom prst="rect">
+                      <a:avLst/>
+                    </a:prstGeom>
+                    <a:noFill/>
+                    <a:ln w="9525">
+                      <a:noFill/>
+                    </a:ln>
+                  </pic:spPr>
+                </pic:pic>
+              </a:graphicData>
+            </a:graphic>
+          </wp:inline>
+        </w:drawing>
+      </w:r>
+    </w:p>
+    <w:p>
+      <w:pPr>
+        <w:pStyle w:val="29"/>
+        <w:ind w:left="0" w:leftChars="0" w:firstLine="480" w:firstLineChars="200"/>
+        <w:rPr>
+          <w:rFonts w:hint="default"/>
+          <w:lang w:val="en-US" w:eastAsia="zh-CN"/>
+        </w:rPr>
+      </w:pPr>
+      <w:r>
+        <w:rPr>
+          <w:rFonts w:hint="default"/>
+          <w:lang w:val="en-US" w:eastAsia="zh-CN"/>
+        </w:rPr>
+        <w:t>图5 有储能与无储能方案购电费对比</w:t>
+      </w:r>
+    </w:p>
+    <w:p>
+      <w:pPr>
+        <w:pStyle w:val="29"/>
+        <w:ind w:left="0" w:leftChars="0" w:firstLine="480" w:firstLineChars="200"/>
+        <w:rPr>
+          <w:rFonts w:hint="default"/>
+          <w:lang w:val="en-US" w:eastAsia="zh-CN"/>
+        </w:rPr>
+      </w:pPr>
+    </w:p>
+    <w:p>
+      <w:pPr>
+        <w:pStyle w:val="29"/>
+        <w:ind w:left="0" w:leftChars="0" w:firstLine="480" w:firstLineChars="200"/>
+        <w:rPr>
+          <w:rFonts w:hint="eastAsia"/>
+          <w:lang w:val="en-US" w:eastAsia="zh-CN"/>
+        </w:rPr>
+      </w:pPr>
+      <w:r>
+        <w:rPr>
+          <w:rFonts w:hint="eastAsia"/>
+          <w:lang w:val="en-US" w:eastAsia="zh-CN"/>
+        </w:rPr>
+        <w:t>4.1.7模型评价</w:t>
+      </w:r>
+    </w:p>
+    <w:p>
+      <w:pPr>
+        <w:pStyle w:val="29"/>
+        <w:ind w:left="0" w:leftChars="0" w:firstLine="480" w:firstLineChars="200"/>
+        <w:rPr>
+          <w:rFonts w:hint="default"/>
+          <w:lang w:val="en-US" w:eastAsia="zh-CN"/>
+        </w:rPr>
+      </w:pPr>
+      <w:r>
+        <w:rPr>
+          <w:rFonts w:hint="eastAsia"/>
+          <w:lang w:val="en-US" w:eastAsia="zh-CN"/>
+        </w:rPr>
+        <w:t>4.1.7.1</w:t>
+      </w:r>
+      <w:r>
+        <w:rPr>
+          <w:rFonts w:hint="default"/>
+          <w:lang w:val="en-US" w:eastAsia="zh-CN"/>
+        </w:rPr>
+        <w:t>模型优点</w:t>
+      </w:r>
+    </w:p>
+    <w:p>
+      <w:pPr>
+        <w:pStyle w:val="29"/>
+        <w:ind w:left="0" w:leftChars="0" w:firstLine="480" w:firstLineChars="200"/>
+        <w:rPr>
+          <w:rFonts w:hint="eastAsia"/>
+          <w:lang w:val="en-US" w:eastAsia="zh-CN"/>
+        </w:rPr>
+      </w:pPr>
+      <w:r>
+        <w:rPr>
+          <w:rFonts w:hint="eastAsia"/>
+          <w:lang w:val="en-US" w:eastAsia="zh-CN"/>
+        </w:rPr>
+        <w:t>首先，该</w:t>
+      </w:r>
+      <w:r>
+        <w:rPr>
+          <w:rFonts w:hint="default"/>
+          <w:lang w:val="en-US" w:eastAsia="zh-CN"/>
+        </w:rPr>
+        <w:t>模型通过引入0-1充放电状态变量</w:t>
+      </w:r>
+      <w:r>
+        <w:rPr>
+          <w:rFonts w:hint="eastAsia"/>
+          <w:lang w:val="en-US" w:eastAsia="zh-CN"/>
+        </w:rPr>
+        <w:t>z</w:t>
+      </w:r>
+      <w:r>
+        <w:rPr>
+          <w:rFonts w:hint="default"/>
+          <w:lang w:val="en-US" w:eastAsia="zh-CN"/>
+        </w:rPr>
+        <w:t>，从约束层面严格避免了同一时段同时充放电，物理含义清晰；</w:t>
+      </w:r>
+      <w:r>
+        <w:rPr>
+          <w:rFonts w:hint="eastAsia"/>
+          <w:lang w:val="en-US" w:eastAsia="zh-CN"/>
+        </w:rPr>
+        <w:t>其次，</w:t>
+      </w:r>
+      <w:r>
+        <w:rPr>
+          <w:rFonts w:hint="default"/>
+          <w:lang w:val="en-US" w:eastAsia="zh-CN"/>
+        </w:rPr>
+        <w:t>目标函数和约束均为线性，模型规模较小，</w:t>
+      </w:r>
+      <w:r>
+        <w:rPr>
+          <w:rFonts w:hint="eastAsia"/>
+          <w:lang w:val="en-US" w:eastAsia="zh-CN"/>
+        </w:rPr>
+        <w:t>在开源且适合中小规模问题的求解器</w:t>
+      </w:r>
+      <w:r>
+        <w:rPr>
+          <w:rFonts w:hint="default"/>
+          <w:lang w:val="en-US" w:eastAsia="zh-CN"/>
+        </w:rPr>
+        <w:t>GLPK_MI</w:t>
+      </w:r>
+      <w:r>
+        <w:rPr>
+          <w:rFonts w:hint="eastAsia"/>
+          <w:lang w:val="en-US" w:eastAsia="zh-CN"/>
+        </w:rPr>
+        <w:t>即可</w:t>
+      </w:r>
+      <w:r>
+        <w:rPr>
+          <w:rFonts w:hint="default"/>
+          <w:lang w:val="en-US" w:eastAsia="zh-CN"/>
+        </w:rPr>
+        <w:t>求得全局最优解；</w:t>
+      </w:r>
+      <w:r>
+        <w:rPr>
+          <w:rFonts w:hint="eastAsia"/>
+          <w:lang w:val="en-US" w:eastAsia="zh-CN"/>
+        </w:rPr>
+        <w:t>最后，在模型假设中，我们使用</w:t>
+      </w:r>
+      <w:r>
+        <w:rPr>
+          <w:rFonts w:hint="default"/>
+          <w:lang w:val="en-US" w:eastAsia="zh-CN"/>
+        </w:rPr>
+        <w:t>相邻时间点平均处理</w:t>
+      </w:r>
+      <w:r>
+        <w:rPr>
+          <w:rFonts w:hint="eastAsia"/>
+          <w:lang w:val="en-US" w:eastAsia="zh-CN"/>
+        </w:rPr>
+        <w:t>，</w:t>
+      </w:r>
+      <w:r>
+        <w:rPr>
+          <w:rFonts w:hint="default"/>
+          <w:lang w:val="en-US" w:eastAsia="zh-CN"/>
+        </w:rPr>
+        <w:t>提高了时段电量的估计合理性</w:t>
+      </w:r>
+      <w:r>
+        <w:rPr>
+          <w:rFonts w:hint="eastAsia"/>
+          <w:lang w:val="en-US" w:eastAsia="zh-CN"/>
+        </w:rPr>
+        <w:t>。</w:t>
+      </w:r>
+    </w:p>
+    <w:p>
+      <w:pPr>
+        <w:pStyle w:val="29"/>
+        <w:ind w:left="0" w:leftChars="0" w:firstLine="480" w:firstLineChars="200"/>
+        <w:rPr>
+          <w:rFonts w:hint="eastAsia"/>
+          <w:lang w:val="en-US" w:eastAsia="zh-CN"/>
+        </w:rPr>
+      </w:pPr>
+    </w:p>
+    <w:p>
+      <w:pPr>
+        <w:pStyle w:val="29"/>
+        <w:ind w:left="0" w:leftChars="0" w:firstLine="480" w:firstLineChars="200"/>
+        <w:rPr>
+          <w:rFonts w:hint="default"/>
+          <w:lang w:val="en-US" w:eastAsia="zh-CN"/>
+        </w:rPr>
+      </w:pPr>
+      <w:r>
+        <w:rPr>
+          <w:rFonts w:hint="eastAsia"/>
+          <w:lang w:val="en-US" w:eastAsia="zh-CN"/>
+        </w:rPr>
+        <w:t>4.1.7.2</w:t>
+      </w:r>
+      <w:r>
+        <w:rPr>
+          <w:rFonts w:hint="default"/>
+          <w:lang w:val="en-US" w:eastAsia="zh-CN"/>
+        </w:rPr>
+        <w:t>模型局限</w:t>
+      </w:r>
+    </w:p>
+    <w:p>
+      <w:pPr>
+        <w:pStyle w:val="29"/>
+        <w:ind w:left="0" w:leftChars="0" w:firstLine="480" w:firstLineChars="200"/>
+        <w:rPr>
+          <w:rFonts w:hint="default"/>
+          <w:lang w:val="en-US" w:eastAsia="zh-CN"/>
+        </w:rPr>
+      </w:pPr>
+      <w:r>
+        <w:rPr>
+          <w:rFonts w:hint="eastAsia"/>
+          <w:lang w:val="en-US" w:eastAsia="zh-CN"/>
+        </w:rPr>
+        <w:t>本</w:t>
+      </w:r>
+      <w:r>
+        <w:rPr>
+          <w:rFonts w:hint="default"/>
+          <w:lang w:val="en-US" w:eastAsia="zh-CN"/>
+        </w:rPr>
+        <w:t>模型主要针对单日完全信息条件，尚未考虑光伏预测误差、实时电价波动、储能寿命损耗和售电收益。</w:t>
+      </w:r>
+      <w:r>
+        <w:rPr>
+          <w:rFonts w:hint="eastAsia"/>
+          <w:lang w:val="en-US" w:eastAsia="zh-CN"/>
+        </w:rPr>
+        <w:t>在</w:t>
+      </w:r>
+      <w:r>
+        <w:rPr>
+          <w:rFonts w:hint="default"/>
+          <w:lang w:val="en-US" w:eastAsia="zh-CN"/>
+        </w:rPr>
+        <w:t>后续问题</w:t>
+      </w:r>
+      <w:r>
+        <w:rPr>
+          <w:rFonts w:hint="eastAsia"/>
+          <w:lang w:val="en-US" w:eastAsia="zh-CN"/>
+        </w:rPr>
+        <w:t>的求解中我们将</w:t>
+      </w:r>
+      <w:r>
+        <w:rPr>
+          <w:rFonts w:hint="default"/>
+          <w:lang w:val="en-US" w:eastAsia="zh-CN"/>
+        </w:rPr>
+        <w:t>在本模型基础上引入相应</w:t>
+      </w:r>
+      <w:r>
+        <w:rPr>
+          <w:rFonts w:hint="eastAsia"/>
+          <w:lang w:val="en-US" w:eastAsia="zh-CN"/>
+        </w:rPr>
+        <w:t>内容和对应模型</w:t>
+      </w:r>
+      <w:r>
+        <w:rPr>
+          <w:rFonts w:hint="default"/>
+          <w:lang w:val="en-US" w:eastAsia="zh-CN"/>
+        </w:rPr>
+        <w:t>。</w:t>
+      </w:r>
+    </w:p>
+    <w:p>
+      <w:pPr>
+        <w:pStyle w:val="29"/>
+        <w:ind w:left="0" w:leftChars="0" w:firstLine="480" w:firstLineChars="200"/>
+        <w:rPr>
+          <w:rFonts w:hint="default"/>
+          <w:lang w:val="en-US" w:eastAsia="zh-CN"/>
+        </w:rPr>
+      </w:pPr>
+    </w:p>
+    <w:p>
+      <w:pPr>
+        <w:pStyle w:val="29"/>
+        <w:ind w:left="0" w:leftChars="0" w:firstLine="480" w:firstLineChars="200"/>
+        <w:rPr>
+          <w:rFonts w:hint="default"/>
+          <w:lang w:val="en-US" w:eastAsia="zh-CN"/>
+        </w:rPr>
+      </w:pPr>
+      <w:r>
+        <w:rPr>
+          <w:rFonts w:hint="eastAsia"/>
+          <w:lang w:val="en-US" w:eastAsia="zh-CN"/>
+        </w:rPr>
+        <w:t>4.1.8</w:t>
+      </w:r>
+      <w:r>
+        <w:rPr>
+          <w:rFonts w:hint="default"/>
+          <w:lang w:val="en-US" w:eastAsia="zh-CN"/>
+        </w:rPr>
+        <w:t>结论</w:t>
+      </w:r>
+    </w:p>
+    <w:p>
+      <w:pPr>
+        <w:pStyle w:val="29"/>
+        <w:ind w:left="0" w:leftChars="0" w:firstLine="480" w:firstLineChars="200"/>
+        <w:rPr>
+          <w:rFonts w:hint="default"/>
+          <w:lang w:val="en-US" w:eastAsia="zh-CN"/>
+        </w:rPr>
+      </w:pPr>
+      <w:r>
+        <w:rPr>
+          <w:rFonts w:hint="eastAsia"/>
+          <w:lang w:val="en-US" w:eastAsia="zh-CN"/>
+        </w:rPr>
+        <w:t>为了求解问题一，我们</w:t>
+      </w:r>
+      <w:r>
+        <w:rPr>
+          <w:rFonts w:hint="default"/>
+          <w:lang w:val="en-US" w:eastAsia="zh-CN"/>
+        </w:rPr>
+        <w:t>建立了带0-1充放电状态变量的混合整数线性规划模型，并通过相邻时间点平均方法完成数据预处理。最终方案全天购电量为57497.7585 kWh，购电费为33871.9391元，储能全天充电19557.8607 kWh、放电17602.0747 kWh，首末储电量均为6000 kWh。模型从约束层面严格避免了同时充放电，并具有较好的经济性和稳定性。</w:t>
+      </w:r>
+      <w:bookmarkStart w:id="31" w:name="_GoBack"/>
+      <w:bookmarkEnd w:id="31"/>
+    </w:p>
+    <w:p>
+      <w:pPr>
+        <w:pStyle w:val="29"/>
+        <w:ind w:left="0" w:leftChars="0" w:firstLine="480" w:firstLineChars="200"/>
+        <w:rPr>
+          <w:rFonts w:hint="default"/>
+          <w:lang w:val="en-US" w:eastAsia="zh-CN"/>
+        </w:rPr>
+      </w:pPr>
+    </w:p>
+    <w:p>
+      <w:pPr>
+        <w:pStyle w:val="29"/>
+        <w:ind w:left="0" w:leftChars="0" w:firstLine="480" w:firstLineChars="200"/>
+        <w:rPr>
+          <w:rFonts w:hint="default"/>
+          <w:lang w:val="en-US" w:eastAsia="zh-CN"/>
+        </w:rPr>
+      </w:pPr>
+    </w:p>
+    <w:p>
+      <w:pPr>
+        <w:pStyle w:val="29"/>
+        <w:ind w:left="0" w:leftChars="0" w:firstLine="480" w:firstLineChars="200"/>
+        <w:rPr>
+          <w:rFonts w:hint="default"/>
+          <w:lang w:val="en-US" w:eastAsia="zh-CN"/>
+        </w:rPr>
+      </w:pPr>
+    </w:p>
+    <w:p>
+      <w:pPr>
+        <w:pStyle w:val="29"/>
+        <w:ind w:left="0" w:leftChars="0" w:firstLine="480" w:firstLineChars="200"/>
+      </w:pPr>
+    </w:p>
+    <w:p>
+      <w:pPr>
+        <w:pStyle w:val="29"/>
+        <w:ind w:left="0" w:leftChars="0" w:firstLine="480" w:firstLineChars="200"/>
+      </w:pPr>
+    </w:p>
+    <w:p>
+      <w:pPr>
+        <w:pStyle w:val="29"/>
+        <w:ind w:left="0" w:leftChars="0" w:firstLine="480" w:firstLineChars="200"/>
+      </w:pPr>
+    </w:p>
+    <w:p>
+      <w:pPr>
+        <w:pStyle w:val="29"/>
+        <w:ind w:left="0" w:leftChars="0" w:firstLine="480" w:firstLineChars="200"/>
+      </w:pPr>
+    </w:p>
+    <w:p>
+      <w:pPr>
+        <w:pStyle w:val="29"/>
+        <w:ind w:left="0" w:leftChars="0" w:firstLine="480" w:firstLineChars="200"/>
+      </w:pPr>
+    </w:p>
+    <w:p>
+      <w:pPr>
+        <w:pStyle w:val="29"/>
+        <w:ind w:left="0" w:leftChars="0" w:firstLine="480" w:firstLineChars="200"/>
+        <w:rPr>
+          <w:rFonts w:hint="default"/>
+          <w:lang w:val="en-US" w:eastAsia="zh-CN"/>
+        </w:rPr>
+      </w:pPr>
+    </w:p>
+    <w:p>
+      <w:pPr>
+        <w:pStyle w:val="29"/>
+        <w:ind w:left="0" w:leftChars="0" w:firstLine="480" w:firstLineChars="200"/>
+        <w:rPr>
+          <w:rFonts w:hint="default"/>
+          <w:lang w:val="en-US" w:eastAsia="zh-CN"/>
+        </w:rPr>
+      </w:pPr>
+    </w:p>
+    <w:p>
+      <w:pPr>
+        <w:pStyle w:val="29"/>
+        <w:ind w:left="0" w:leftChars="0" w:firstLine="480" w:firstLineChars="200"/>
+        <w:rPr>
+          <w:rFonts w:hint="default"/>
+          <w:lang w:val="en-US" w:eastAsia="zh-CN"/>
+        </w:rPr>
+      </w:pPr>
+    </w:p>
+    <w:p>
+      <w:pPr>
+        <w:pStyle w:val="29"/>
+        <w:ind w:left="0" w:leftChars="0" w:firstLine="480" w:firstLineChars="200"/>
+        <w:rPr>
+          <w:rFonts w:hint="default"/>
+          <w:lang w:val="en-US" w:eastAsia="zh-CN"/>
+        </w:rPr>
+      </w:pPr>
+    </w:p>
+    <w:p>
+      <w:pPr>
+        <w:pStyle w:val="29"/>
+        <w:ind w:left="0" w:leftChars="0" w:firstLine="0" w:firstLineChars="0"/>
+        <w:rPr>
+          <w:rFonts w:hint="eastAsia" w:eastAsia="宋体"/>
+          <w:lang w:eastAsia="zh-CN"/>
+        </w:rPr>
+      </w:pPr>
+    </w:p>
+    <w:p>
+      <w:pPr>
+        <w:pStyle w:val="29"/>
         <w:ind w:firstLine="480"/>
-        <w:rPr>
-          <w:color w:val="FF0000"/>
-        </w:rPr>
-      </w:pPr>
-      <w:r>
-        <w:rPr>
-          <w:rFonts w:hint="eastAsia"/>
-          <w:color w:val="FF0000"/>
-        </w:rPr>
-        <w:t>第一步应用公式样式</w:t>
-      </w:r>
+      </w:pPr>
+    </w:p>
+    <w:p>
+      <w:pPr>
+        <w:pStyle w:val="29"/>
+      </w:pPr>
     </w:p>
     <w:p>
       <w:pPr>
         <w:pStyle w:val="48"/>
-        <w:rPr>
-          <w:color w:val="FF0000"/>
-        </w:rPr>
-      </w:pPr>
-      <w:r>
-        <w:rPr>
-          <w:color w:val="FF0000"/>
-        </w:rPr>
-        <w:tab/>
-      </w:r>
-      <w:r>
-        <w:rPr>
-          <w:rFonts w:hint="eastAsia"/>
-          <w:color w:val="FF0000"/>
-        </w:rPr>
-        <w:t>按</w:t>
-      </w:r>
-      <w:r>
-        <w:rPr>
-          <w:rFonts w:hint="eastAsia"/>
+      </w:pPr>
+    </w:p>
+    <w:p>
+      <w:pPr>
+        <w:pStyle w:val="29"/>
+        <w:ind w:firstLine="480"/>
+      </w:pPr>
+    </w:p>
+    <w:p>
+      <w:pPr>
+        <w:pStyle w:val="34"/>
+        <w:rPr>
+          <w:bCs/>
+        </w:rPr>
+      </w:pPr>
+      <w:bookmarkStart w:id="16" w:name="_Toc206756668"/>
+      <w:r>
+        <w:t>问题</w:t>
+      </w:r>
+      <w:r>
+        <w:rPr>
+          <w:rFonts w:hint="eastAsia"/>
+        </w:rPr>
+        <w:t>二的</w:t>
+      </w:r>
+      <w:r>
+        <w:t>模型</w:t>
+      </w:r>
+      <w:bookmarkEnd w:id="16"/>
+    </w:p>
+    <w:p>
+      <w:pPr>
+        <w:pStyle w:val="29"/>
+        <w:rPr>
+          <w:rFonts w:hint="eastAsia"/>
+        </w:rPr>
+      </w:pPr>
+      <w:r>
+        <w:rPr>
+          <w:rFonts w:hint="eastAsia"/>
+        </w:rPr>
+        <w:t>5 光伏与负荷预测模型</w:t>
+      </w:r>
+    </w:p>
+    <w:p>
+      <w:pPr>
+        <w:pStyle w:val="29"/>
+        <w:rPr>
+          <w:rFonts w:hint="eastAsia"/>
+        </w:rPr>
+      </w:pPr>
+      <w:r>
+        <w:rPr>
+          <w:rFonts w:hint="eastAsia"/>
+        </w:rPr>
+        <w:t>5.1 LightGBM预测原理</w:t>
+      </w:r>
+    </w:p>
+    <w:p>
+      <w:pPr>
+        <w:pStyle w:val="29"/>
+        <w:rPr>
+          <w:rFonts w:hint="eastAsia"/>
+        </w:rPr>
+      </w:pPr>
+      <w:r>
+        <w:rPr>
+          <w:rFonts w:hint="eastAsia"/>
+        </w:rPr>
+        <w:t>5.2 特征构造与滚动训练</w:t>
+      </w:r>
+    </w:p>
+    <w:p>
+      <w:pPr>
+        <w:pStyle w:val="29"/>
+        <w:rPr>
+          <w:rFonts w:hint="eastAsia"/>
+        </w:rPr>
+      </w:pPr>
+      <w:r>
+        <w:rPr>
+          <w:rFonts w:hint="eastAsia"/>
+        </w:rPr>
+        <w:t>5.3 预测误差分析</w:t>
+      </w:r>
+    </w:p>
+    <w:p>
+      <w:pPr>
+        <w:pStyle w:val="29"/>
+        <w:rPr>
+          <w:rFonts w:hint="eastAsia"/>
+        </w:rPr>
+      </w:pPr>
+      <w:r>
+        <w:rPr>
+          <w:rFonts w:hint="eastAsia"/>
+        </w:rPr>
+        <w:t xml:space="preserve">    图：负荷预测对比</w:t>
+      </w:r>
+    </w:p>
+    <w:p>
+      <w:pPr>
+        <w:pStyle w:val="29"/>
+        <w:rPr>
+          <w:rFonts w:hint="eastAsia"/>
+        </w:rPr>
+      </w:pPr>
+      <w:r>
+        <w:rPr>
+          <w:rFonts w:hint="eastAsia"/>
+        </w:rPr>
+        <w:t xml:space="preserve">    图：光伏预测对比</w:t>
+      </w:r>
+    </w:p>
+    <w:p>
+      <w:pPr>
+        <w:pStyle w:val="29"/>
+        <w:rPr>
+          <w:rFonts w:hint="eastAsia"/>
+        </w:rPr>
+      </w:pPr>
+      <w:r>
+        <w:rPr>
+          <w:rFonts w:hint="eastAsia"/>
+        </w:rPr>
+        <w:t xml:space="preserve">    图：预测误差</w:t>
+      </w:r>
+    </w:p>
+    <w:p>
+      <w:pPr>
+        <w:pStyle w:val="29"/>
+        <w:rPr>
+          <w:rFonts w:hint="eastAsia"/>
+        </w:rPr>
+      </w:pPr>
+      <w:r>
+        <w:rPr>
+          <w:rFonts w:hint="eastAsia"/>
+        </w:rPr>
+        <w:t xml:space="preserve">    表：MAE、RMSE、MAPE</w:t>
+      </w:r>
+    </w:p>
+    <w:p>
+      <w:pPr>
+        <w:pStyle w:val="29"/>
+        <w:rPr>
+          <w:rFonts w:hint="eastAsia"/>
+        </w:rPr>
+      </w:pPr>
+    </w:p>
+    <w:p>
+      <w:pPr>
+        <w:pStyle w:val="29"/>
+        <w:rPr>
+          <w:rFonts w:hint="eastAsia"/>
+        </w:rPr>
+      </w:pPr>
+      <w:r>
+        <w:rPr>
+          <w:rFonts w:hint="eastAsia"/>
+        </w:rPr>
+        <w:t>6 基于预测的计划购电模型</w:t>
+      </w:r>
+    </w:p>
+    <w:p>
+      <w:pPr>
+        <w:pStyle w:val="29"/>
+        <w:rPr>
+          <w:rFonts w:hint="eastAsia"/>
+        </w:rPr>
+      </w:pPr>
+      <w:r>
+        <w:rPr>
+          <w:rFonts w:hint="eastAsia"/>
+        </w:rPr>
+        <w:t>6.1 预测负荷与预测光伏输入</w:t>
+      </w:r>
+    </w:p>
+    <w:p>
+      <w:pPr>
+        <w:pStyle w:val="29"/>
+        <w:rPr>
+          <w:rFonts w:hint="eastAsia"/>
+        </w:rPr>
+      </w:pPr>
+      <w:r>
+        <w:rPr>
+          <w:rFonts w:hint="eastAsia"/>
+        </w:rPr>
+        <w:t>6.2 混合整数线性规划模型</w:t>
+      </w:r>
+    </w:p>
+    <w:p>
+      <w:pPr>
+        <w:pStyle w:val="29"/>
+        <w:rPr>
+          <w:rFonts w:hint="eastAsia"/>
+        </w:rPr>
+      </w:pPr>
+      <w:r>
+        <w:rPr>
+          <w:rFonts w:hint="eastAsia"/>
+        </w:rPr>
+        <w:t>6.3 逐日计划求解</w:t>
+      </w:r>
+    </w:p>
+    <w:p>
+      <w:pPr>
+        <w:pStyle w:val="29"/>
+        <w:rPr>
+          <w:rFonts w:hint="eastAsia"/>
+        </w:rPr>
+      </w:pPr>
+    </w:p>
+    <w:p>
+      <w:pPr>
+        <w:pStyle w:val="29"/>
+        <w:rPr>
+          <w:rFonts w:hint="eastAsia"/>
+        </w:rPr>
+      </w:pPr>
+      <w:r>
+        <w:rPr>
+          <w:rFonts w:hint="eastAsia"/>
+        </w:rPr>
+        <w:t>7 实际运行与紧急购电</w:t>
+      </w:r>
+    </w:p>
+    <w:p>
+      <w:pPr>
+        <w:pStyle w:val="29"/>
+        <w:rPr>
+          <w:rFonts w:hint="eastAsia"/>
+        </w:rPr>
+      </w:pPr>
+      <w:r>
+        <w:rPr>
+          <w:rFonts w:hint="eastAsia"/>
+        </w:rPr>
+        <w:t>7.1 实际负荷和实际光伏检验</w:t>
+      </w:r>
+    </w:p>
+    <w:p>
+      <w:pPr>
+        <w:pStyle w:val="29"/>
+        <w:rPr>
+          <w:rFonts w:hint="eastAsia"/>
+        </w:rPr>
+      </w:pPr>
+      <w:r>
+        <w:rPr>
+          <w:rFonts w:hint="eastAsia"/>
+        </w:rPr>
+        <w:t>7.2 紧急购电量计算</w:t>
+      </w:r>
+    </w:p>
+    <w:p>
+      <w:pPr>
+        <w:pStyle w:val="29"/>
+      </w:pPr>
+      <w:r>
+        <w:rPr>
+          <w:rFonts w:hint="eastAsia"/>
+        </w:rPr>
+        <w:t>7.3 结果表和 result2.xlsx</w:t>
+      </w:r>
+    </w:p>
+    <w:p>
+      <w:pPr>
+        <w:pStyle w:val="29"/>
+        <w:rPr>
+          <w:rFonts w:hint="eastAsia" w:eastAsia="宋体"/>
+          <w:lang w:eastAsia="zh-CN"/>
+        </w:rPr>
+      </w:pPr>
+      <w:r>
+        <w:rPr>
+          <w:rFonts w:hint="eastAsia" w:eastAsia="宋体"/>
+          <w:lang w:eastAsia="zh-CN"/>
+        </w:rPr>
+        <w:drawing>
+          <wp:inline distT="0" distB="0" distL="114300" distR="114300">
+            <wp:extent cx="5754370" cy="2694305"/>
+            <wp:effectExtent l="0" t="0" r="11430" b="10795"/>
+            <wp:docPr id="4" name="图片 4" descr="图_预测_load_对比"/>
+            <wp:cNvGraphicFramePr>
+              <a:graphicFrameLocks xmlns:a="http://schemas.openxmlformats.org/drawingml/2006/main" noChangeAspect="1"/>
+            </wp:cNvGraphicFramePr>
+            <a:graphic xmlns:a="http://schemas.openxmlformats.org/drawingml/2006/main">
+              <a:graphicData uri="http://schemas.openxmlformats.org/drawingml/2006/picture">
+                <pic:pic xmlns:pic="http://schemas.openxmlformats.org/drawingml/2006/picture">
+                  <pic:nvPicPr>
+                    <pic:cNvPr id="4" name="图片 4" descr="图_预测_load_对比"/>
+                    <pic:cNvPicPr>
+                      <a:picLocks noChangeAspect="1"/>
+                    </pic:cNvPicPr>
+                  </pic:nvPicPr>
+                  <pic:blipFill>
+                    <a:blip r:embed="rId19"/>
+                    <a:stretch>
+                      <a:fillRect/>
+                    </a:stretch>
+                  </pic:blipFill>
+                  <pic:spPr>
+                    <a:xfrm>
+                      <a:off x="0" y="0"/>
+                      <a:ext cx="5754370" cy="2694305"/>
+                    </a:xfrm>
+                    <a:prstGeom prst="rect">
+                      <a:avLst/>
+                    </a:prstGeom>
+                  </pic:spPr>
+                </pic:pic>
+              </a:graphicData>
+            </a:graphic>
+          </wp:inline>
+        </w:drawing>
+      </w:r>
+    </w:p>
+    <w:p>
+      <w:pPr>
+        <w:pStyle w:val="36"/>
+        <w:rPr>
+          <w:bCs/>
+        </w:rPr>
+      </w:pPr>
+      <w:bookmarkStart w:id="17" w:name="_Toc206756670"/>
+      <w:r>
+        <w:t>模型思路与分析</w:t>
+      </w:r>
+      <w:bookmarkEnd w:id="17"/>
+    </w:p>
+    <w:p>
+      <w:pPr>
+        <w:pStyle w:val="29"/>
+        <w:ind w:firstLine="480"/>
+      </w:pPr>
+    </w:p>
+    <w:p>
+      <w:pPr>
+        <w:pStyle w:val="36"/>
+        <w:rPr>
+          <w:bCs/>
+        </w:rPr>
+      </w:pPr>
+      <w:bookmarkStart w:id="18" w:name="_Toc206756671"/>
+      <w:r>
+        <w:t>模型检验</w:t>
+      </w:r>
+      <w:bookmarkEnd w:id="18"/>
+    </w:p>
+    <w:p>
+      <w:pPr>
+        <w:pStyle w:val="29"/>
+        <w:ind w:firstLine="480"/>
+      </w:pPr>
+    </w:p>
+    <w:p>
+      <w:pPr>
+        <w:pStyle w:val="29"/>
+        <w:ind w:firstLine="480"/>
+      </w:pPr>
+    </w:p>
+    <w:p>
+      <w:pPr>
+        <w:pStyle w:val="34"/>
+      </w:pPr>
+      <w:bookmarkStart w:id="19" w:name="_Toc206756672"/>
+      <w:r>
+        <w:t>问题</w:t>
+      </w:r>
+      <w:r>
+        <w:rPr>
+          <w:rFonts w:hint="eastAsia"/>
+        </w:rPr>
+        <w:t>三的</w:t>
+      </w:r>
+      <w:r>
+        <w:t>模型</w:t>
+      </w:r>
+      <w:bookmarkEnd w:id="19"/>
+    </w:p>
+    <w:p>
+      <w:pPr>
+        <w:pStyle w:val="36"/>
+        <w:rPr>
+          <w:bCs/>
+        </w:rPr>
+      </w:pPr>
+      <w:bookmarkStart w:id="20" w:name="_Toc206756673"/>
+      <w:r>
+        <w:t>指标</w:t>
+      </w:r>
+      <w:r>
+        <w:rPr>
+          <w:rFonts w:hint="eastAsia"/>
+        </w:rPr>
+        <w:t>设计</w:t>
+      </w:r>
+      <w:bookmarkEnd w:id="20"/>
+    </w:p>
+    <w:p>
+      <w:pPr>
+        <w:pStyle w:val="29"/>
+        <w:ind w:firstLine="480"/>
+      </w:pPr>
+    </w:p>
+    <w:p>
+      <w:pPr>
+        <w:pStyle w:val="29"/>
+        <w:ind w:firstLine="480"/>
+      </w:pPr>
+    </w:p>
+    <w:p>
+      <w:pPr>
+        <w:pStyle w:val="36"/>
+        <w:rPr>
+          <w:bCs/>
+        </w:rPr>
+      </w:pPr>
+      <w:bookmarkStart w:id="21" w:name="_Toc206756674"/>
+      <w:r>
+        <w:t>模型思路与分析</w:t>
+      </w:r>
+      <w:bookmarkEnd w:id="21"/>
+    </w:p>
+    <w:p>
+      <w:pPr>
+        <w:pStyle w:val="29"/>
+        <w:ind w:firstLine="480"/>
+        <w:rPr>
+          <w:lang w:bidi="ar"/>
+        </w:rPr>
+      </w:pPr>
+    </w:p>
+    <w:p>
+      <w:pPr>
+        <w:pStyle w:val="29"/>
+        <w:ind w:firstLine="480"/>
+      </w:pPr>
+    </w:p>
+    <w:p>
+      <w:pPr>
+        <w:pStyle w:val="36"/>
+        <w:rPr>
+          <w:bCs/>
+        </w:rPr>
+      </w:pPr>
+      <w:bookmarkStart w:id="22" w:name="_Toc206756675"/>
+      <w:r>
+        <w:t>模型检验</w:t>
+      </w:r>
+      <w:bookmarkEnd w:id="22"/>
+    </w:p>
+    <w:p>
+      <w:pPr>
+        <w:pStyle w:val="32"/>
+        <w:rPr>
           <w:b/>
           <w:bCs/>
-          <w:color w:val="FF0000"/>
-        </w:rPr>
-        <w:t>Ctrl+Tab</w:t>
-      </w:r>
-      <w:r>
-        <w:rPr>
-          <w:rFonts w:hint="eastAsia"/>
-          <w:color w:val="FF0000"/>
-        </w:rPr>
-        <w:t>可召唤出制表符，居中公式</w:t>
-      </w:r>
-      <w:r>
-        <w:rPr>
-          <w:color w:val="FF0000"/>
-        </w:rPr>
-        <w:tab/>
-      </w:r>
+        </w:rPr>
+      </w:pPr>
+      <w:bookmarkStart w:id="23" w:name="_Toc206756676"/>
+      <w:r>
+        <w:rPr>
+          <w:rFonts w:hint="eastAsia"/>
+        </w:rPr>
+        <w:t>模型的分析与检验</w:t>
+      </w:r>
+      <w:bookmarkEnd w:id="23"/>
     </w:p>
     <w:p>
       <w:pPr>
         <w:pStyle w:val="29"/>
         <w:ind w:firstLine="480"/>
-        <w:rPr>
-          <w:color w:val="FF0000"/>
-        </w:rPr>
-      </w:pPr>
-    </w:p>
-    <w:p>
-      <w:pPr>
-        <w:pStyle w:val="48"/>
-      </w:pPr>
-      <w:r>
-        <w:tab/>
-      </w:r>
-      <w:r>
-        <w:rPr>
-          <w:rFonts w:hint="eastAsia"/>
-        </w:rPr>
-        <w:t>这里插入公式</w:t>
-      </w:r>
-      <w:r>
-        <w:tab/>
-      </w:r>
-      <w:r>
-        <w:fldChar w:fldCharType="begin"/>
-      </w:r>
-      <w:r>
-        <w:instrText xml:space="preserve"> ADVANCE \d 4  </w:instrText>
-      </w:r>
-      <w:r>
-        <w:fldChar w:fldCharType="end"/>
-      </w:r>
-      <w:r>
-        <w:fldChar w:fldCharType="begin"/>
-      </w:r>
-      <w:r>
-        <w:instrText xml:space="preserve"> LISTNUM  ListN_Style \l 7 \* CHARFORMAT  \* MERGEFORMAT </w:instrText>
-      </w:r>
-      <w:r>
-        <w:fldChar w:fldCharType="end"/>
-      </w:r>
-      <w:r>
-        <w:fldChar w:fldCharType="begin"/>
-      </w:r>
-      <w:r>
-        <w:instrText xml:space="preserve"> ADVANCE \u 4  </w:instrText>
-      </w:r>
-      <w:r>
-        <w:fldChar w:fldCharType="end"/>
+      </w:pPr>
+      <w:r>
+        <w:rPr>
+          <w:rFonts w:hint="eastAsia"/>
+        </w:rPr>
+        <w:t>模型的分析与检验的内容也可以放到模型的建立与求解部分，这里我们单独抽出来进行讲解，因为这部分往往是论文的加分项，很多优秀论文也会单独抽出一节来对这个内容进行讨论。</w:t>
       </w:r>
     </w:p>
     <w:p>
       <w:pPr>
         <w:pStyle w:val="29"/>
         <w:ind w:firstLine="480"/>
-        <w:rPr>
-          <w:color w:val="FF0000"/>
-        </w:rPr>
-      </w:pPr>
-      <w:r>
-        <w:rPr>
-          <w:rFonts w:hint="eastAsia"/>
-          <w:color w:val="FF0000"/>
-        </w:rPr>
-        <w:t>复制编号</w:t>
-      </w:r>
-      <w:r>
-        <w:rPr>
-          <w:color w:val="FF0000"/>
-        </w:rPr>
-        <w:fldChar w:fldCharType="begin"/>
-      </w:r>
-      <w:r>
-        <w:rPr>
-          <w:color w:val="FF0000"/>
-        </w:rPr>
-        <w:instrText xml:space="preserve"> LISTNUM  ListN_Style \l 7  </w:instrText>
-      </w:r>
-      <w:r>
-        <w:rPr>
-          <w:color w:val="FF0000"/>
-        </w:rPr>
-        <w:fldChar w:fldCharType="end"/>
-      </w:r>
-      <w:r>
-        <w:rPr>
-          <w:color w:val="FF0000"/>
-        </w:rPr>
-        <w:fldChar w:fldCharType="begin"/>
-      </w:r>
-      <w:r>
-        <w:rPr>
-          <w:color w:val="FF0000"/>
-        </w:rPr>
-        <w:instrText xml:space="preserve"> LISTNUM  ListN_Style \l 7  </w:instrText>
-      </w:r>
-      <w:r>
-        <w:rPr>
-          <w:color w:val="FF0000"/>
-        </w:rPr>
-        <w:fldChar w:fldCharType="end"/>
-      </w:r>
-      <w:r>
-        <w:rPr>
-          <w:color w:val="FF0000"/>
-        </w:rPr>
-        <w:fldChar w:fldCharType="begin"/>
-      </w:r>
-      <w:r>
-        <w:rPr>
-          <w:color w:val="FF0000"/>
-        </w:rPr>
-        <w:instrText xml:space="preserve"> LISTNUM  ListN_Style \l 7  </w:instrText>
-      </w:r>
-      <w:r>
-        <w:rPr>
-          <w:color w:val="FF0000"/>
-        </w:rPr>
-        <w:fldChar w:fldCharType="end"/>
-      </w:r>
-      <w:r>
-        <w:rPr>
-          <w:color w:val="FF0000"/>
-        </w:rPr>
-        <w:fldChar w:fldCharType="begin"/>
-      </w:r>
-      <w:r>
-        <w:rPr>
-          <w:color w:val="FF0000"/>
-        </w:rPr>
-        <w:instrText xml:space="preserve"> LISTNUM  ListN_Style \l 7  </w:instrText>
-      </w:r>
-      <w:r>
-        <w:rPr>
-          <w:color w:val="FF0000"/>
-        </w:rPr>
-        <w:fldChar w:fldCharType="end"/>
-      </w:r>
-      <w:r>
-        <w:rPr>
-          <w:rFonts w:hint="eastAsia"/>
-          <w:color w:val="FF0000"/>
-        </w:rPr>
-        <w:t>，可以自动实现编号</w:t>
-      </w:r>
-    </w:p>
-    <w:p>
-      <w:pPr>
-        <w:pStyle w:val="48"/>
-      </w:pPr>
+      </w:pPr>
+      <w:r>
+        <w:rPr>
+          <w:rFonts w:hint="eastAsia"/>
+        </w:rPr>
+        <w:t>模型的分析 ：在建模比赛中模型分析主要有两种，一个是灵敏度(性)分析，另一个是误差分析。灵敏度分析是研究与分析一个系统（或模型）的状态或输出变化对系统参数或周围条件变化的敏感程度的方法。其通用的步骤是：控制其他参数不变的情况下，改变模型中某个重要参数的值，然后观察模型的结果的变化情况。误差分析是指分析模型中的误差来源，或者估算模型中存在的误差，一般用于预测问题或者数值计算类问题。</w:t>
+      </w:r>
     </w:p>
     <w:p>
       <w:pPr>
         <w:pStyle w:val="29"/>
         <w:ind w:firstLine="480"/>
       </w:pPr>
-    </w:p>
-    <w:p>
-      <w:pPr>
-        <w:pStyle w:val="34"/>
-      </w:pPr>
-      <w:bookmarkStart w:id="17" w:name="_Toc206756668"/>
-      <w:r>
-        <w:t>问题</w:t>
-      </w:r>
-      <w:r>
-        <w:rPr>
-          <w:rFonts w:hint="eastAsia"/>
-        </w:rPr>
-        <w:t>二的</w:t>
-      </w:r>
-      <w:r>
-        <w:t>模型</w:t>
-      </w:r>
-      <w:bookmarkEnd w:id="17"/>
-    </w:p>
-    <w:p>
-      <w:pPr>
-        <w:pStyle w:val="36"/>
-        <w:rPr>
-          <w:bCs/>
-        </w:rPr>
-      </w:pPr>
-      <w:bookmarkStart w:id="18" w:name="_Toc206756669"/>
-      <w:r>
-        <w:t>指标说明</w:t>
-      </w:r>
-      <w:bookmarkEnd w:id="18"/>
-    </w:p>
-    <w:p>
-      <w:pPr>
-        <w:pStyle w:val="36"/>
-        <w:rPr>
-          <w:bCs/>
-        </w:rPr>
-      </w:pPr>
-      <w:bookmarkStart w:id="19" w:name="_Toc206756670"/>
-      <w:r>
-        <w:t>模型思路与分析</w:t>
-      </w:r>
-      <w:bookmarkEnd w:id="19"/>
+      <w:r>
+        <w:rPr>
+          <w:rFonts w:hint="eastAsia"/>
+        </w:rPr>
+        <w:t>模型的检验：模型检验可以分为两种，一种是使用模型之前应该进行的检验，例如层次分析法中一致性检验，灰色预测中的准指数规律的检验，这部分内容应该放在模型的建立部分；另一种是使用了模型后对模型的结果进行检验，数模中最常见的是稳定性检验，实际上这里的稳定性检验和前面的灵敏度分析非常类似，等会大家看到例子就明白了。</w:t>
+      </w:r>
     </w:p>
     <w:p>
       <w:pPr>
         <w:pStyle w:val="29"/>
         <w:ind w:firstLine="480"/>
       </w:pPr>
-    </w:p>
-    <w:p>
-      <w:pPr>
-        <w:pStyle w:val="36"/>
-        <w:rPr>
-          <w:bCs/>
-        </w:rPr>
-      </w:pPr>
-      <w:bookmarkStart w:id="20" w:name="_Toc206756671"/>
-      <w:r>
-        <w:t>模型检验</w:t>
-      </w:r>
-      <w:bookmarkEnd w:id="20"/>
-    </w:p>
-    <w:p>
-      <w:pPr>
-        <w:pStyle w:val="29"/>
-        <w:ind w:firstLine="480"/>
-      </w:pPr>
-    </w:p>
-    <w:p>
-      <w:pPr>
-        <w:pStyle w:val="29"/>
-        <w:ind w:firstLine="480"/>
-      </w:pPr>
-    </w:p>
-    <w:p>
-      <w:pPr>
-        <w:pStyle w:val="34"/>
-      </w:pPr>
-      <w:bookmarkStart w:id="21" w:name="_Toc206756672"/>
-      <w:r>
-        <w:t>问题</w:t>
-      </w:r>
-      <w:r>
-        <w:rPr>
-          <w:rFonts w:hint="eastAsia"/>
-        </w:rPr>
-        <w:t>三的</w:t>
-      </w:r>
-      <w:r>
-        <w:t>模型</w:t>
-      </w:r>
-      <w:bookmarkEnd w:id="21"/>
-    </w:p>
-    <w:p>
-      <w:pPr>
-        <w:pStyle w:val="36"/>
-        <w:rPr>
-          <w:bCs/>
-        </w:rPr>
-      </w:pPr>
-      <w:bookmarkStart w:id="22" w:name="_Toc206756673"/>
-      <w:r>
-        <w:t>指标</w:t>
-      </w:r>
-      <w:r>
-        <w:rPr>
-          <w:rFonts w:hint="eastAsia"/>
-        </w:rPr>
-        <w:t>设计</w:t>
-      </w:r>
-      <w:bookmarkEnd w:id="22"/>
-    </w:p>
-    <w:p>
-      <w:pPr>
-        <w:pStyle w:val="29"/>
-        <w:ind w:firstLine="480"/>
-      </w:pPr>
-    </w:p>
-    <w:p>
-      <w:pPr>
-        <w:pStyle w:val="29"/>
-        <w:ind w:firstLine="480"/>
-      </w:pPr>
-    </w:p>
-    <w:p>
-      <w:pPr>
-        <w:pStyle w:val="36"/>
-        <w:rPr>
-          <w:bCs/>
-        </w:rPr>
-      </w:pPr>
-      <w:bookmarkStart w:id="23" w:name="_Toc206756674"/>
-      <w:r>
-        <w:t>模型思路与分析</w:t>
-      </w:r>
-      <w:bookmarkEnd w:id="23"/>
-    </w:p>
-    <w:p>
-      <w:pPr>
-        <w:pStyle w:val="29"/>
-        <w:ind w:firstLine="480"/>
-        <w:rPr>
-          <w:lang w:bidi="ar"/>
-        </w:rPr>
-      </w:pPr>
-    </w:p>
-    <w:p>
-      <w:pPr>
-        <w:pStyle w:val="29"/>
-        <w:ind w:firstLine="480"/>
-      </w:pPr>
-    </w:p>
-    <w:p>
-      <w:pPr>
-        <w:pStyle w:val="36"/>
-        <w:rPr>
-          <w:bCs/>
-        </w:rPr>
-      </w:pPr>
-      <w:bookmarkStart w:id="24" w:name="_Toc206756675"/>
-      <w:r>
-        <w:t>模型检验</w:t>
-      </w:r>
-      <w:bookmarkEnd w:id="24"/>
-    </w:p>
-    <w:p>
-      <w:pPr>
-        <w:pStyle w:val="32"/>
-        <w:rPr>
+      <w:r>
+        <w:rPr>
+          <w:rFonts w:hint="eastAsia"/>
+        </w:rPr>
+        <w:t>(大家尽量在论文中使用</w:t>
+      </w:r>
+      <w:r>
+        <w:rPr>
+          <w:rFonts w:hint="eastAsia"/>
           <w:b/>
           <w:bCs/>
         </w:rPr>
-      </w:pPr>
-      <w:bookmarkStart w:id="25" w:name="_Toc206756676"/>
-      <w:r>
-        <w:rPr>
-          <w:rFonts w:hint="eastAsia"/>
-        </w:rPr>
-        <w:t>模型的分析与检验</w:t>
+        <w:t>灵敏度分析</w:t>
+      </w:r>
+      <w:r>
+        <w:rPr>
+          <w:rFonts w:hint="eastAsia"/>
+        </w:rPr>
+        <w:t>，视频中有详细的讲解</w:t>
+      </w:r>
+      <w:r>
+        <w:t>)</w:t>
+      </w:r>
+    </w:p>
+    <w:p>
+      <w:pPr>
+        <w:pStyle w:val="29"/>
+        <w:ind w:firstLine="480"/>
+      </w:pPr>
+    </w:p>
+    <w:p>
+      <w:pPr>
+        <w:pStyle w:val="29"/>
+        <w:ind w:firstLine="480"/>
+      </w:pPr>
+    </w:p>
+    <w:p>
+      <w:pPr>
+        <w:pStyle w:val="29"/>
+        <w:ind w:firstLine="480"/>
+      </w:pPr>
+    </w:p>
+    <w:p>
+      <w:pPr>
+        <w:pStyle w:val="29"/>
+        <w:ind w:firstLine="480"/>
+      </w:pPr>
+    </w:p>
+    <w:p>
+      <w:pPr>
+        <w:pStyle w:val="29"/>
+        <w:ind w:firstLine="480"/>
+      </w:pPr>
+    </w:p>
+    <w:p>
+      <w:pPr>
+        <w:pStyle w:val="29"/>
+        <w:ind w:firstLine="480"/>
+      </w:pPr>
+    </w:p>
+    <w:p>
+      <w:pPr>
+        <w:pStyle w:val="29"/>
+        <w:ind w:firstLine="480"/>
+      </w:pPr>
+    </w:p>
+    <w:p>
+      <w:pPr>
+        <w:pStyle w:val="32"/>
+      </w:pPr>
+      <w:bookmarkStart w:id="24" w:name="_Toc206756677"/>
+      <w:r>
+        <w:rPr>
+          <w:rFonts w:hint="eastAsia"/>
+        </w:rPr>
+        <w:t>模型评价、改进与推广</w:t>
+      </w:r>
+      <w:bookmarkEnd w:id="24"/>
+    </w:p>
+    <w:p>
+      <w:pPr>
+        <w:pStyle w:val="29"/>
+        <w:ind w:firstLine="480"/>
+      </w:pPr>
+      <w:r>
+        <w:rPr>
+          <w:rFonts w:hint="eastAsia"/>
+        </w:rPr>
+        <w:t>注：本部分的标题需要根据你的内容进行调整，例如：如果你没有写模型推广的话，就直接把标题写成模型的评价与改进。很多论文也把这部分的内容直接统称为“模型评价”部分，也是可以的。</w:t>
+      </w:r>
+    </w:p>
+    <w:p>
+      <w:pPr>
+        <w:pStyle w:val="29"/>
+        <w:ind w:firstLine="480"/>
+      </w:pPr>
+    </w:p>
+    <w:p>
+      <w:pPr>
+        <w:pStyle w:val="34"/>
+      </w:pPr>
+      <w:bookmarkStart w:id="25" w:name="_Toc206756678"/>
+      <w:r>
+        <w:t>模型的优点</w:t>
       </w:r>
       <w:bookmarkEnd w:id="25"/>
     </w:p>
@@ -9288,8 +14047,60 @@
         <w:rPr>
           <w:rFonts w:hint="eastAsia"/>
         </w:rPr>
-        <w:t>模型的分析与检验的内容也可以放到模型的建立与求解部分，这里我们单独抽出来进行讲解，因为这部分往往是论文的加分项，很多优秀论文也会单独抽出一节来对这个内容进行讨论。</w:t>
-      </w:r>
+        <w:t>优缺点是必须要写的内容，改进和推广是可选的，但还是建议大家写，实力比较强的建模者可以在这一块充分发挥，这部分对于整个论文的作用在于画龙点睛。</w:t>
+      </w:r>
+    </w:p>
+    <w:p>
+      <w:pPr>
+        <w:pStyle w:val="36"/>
+      </w:pPr>
+      <w:r>
+        <w:rPr>
+          <w:rFonts w:hint="eastAsia"/>
+        </w:rPr>
+        <w:t>XXX</w:t>
+      </w:r>
+    </w:p>
+    <w:p>
+      <w:pPr>
+        <w:pStyle w:val="36"/>
+      </w:pPr>
+      <w:r>
+        <w:rPr>
+          <w:rFonts w:hint="eastAsia"/>
+        </w:rPr>
+        <w:t>XXX</w:t>
+      </w:r>
+    </w:p>
+    <w:p>
+      <w:pPr>
+        <w:pStyle w:val="36"/>
+      </w:pPr>
+      <w:r>
+        <w:rPr>
+          <w:rFonts w:hint="eastAsia"/>
+        </w:rPr>
+        <w:t>XXX</w:t>
+      </w:r>
+    </w:p>
+    <w:p>
+      <w:pPr>
+        <w:pStyle w:val="34"/>
+      </w:pPr>
+      <w:bookmarkStart w:id="26" w:name="_Toc206756679"/>
+      <w:r>
+        <w:t>模型的</w:t>
+      </w:r>
+      <w:r>
+        <w:rPr>
+          <w:rFonts w:hint="eastAsia"/>
+        </w:rPr>
+        <w:t>缺</w:t>
+      </w:r>
+      <w:r>
+        <w:t>点</w:t>
+      </w:r>
+      <w:bookmarkEnd w:id="26"/>
     </w:p>
     <w:p>
       <w:pPr>
@@ -9300,7 +14111,29 @@
         <w:rPr>
           <w:rFonts w:hint="eastAsia"/>
         </w:rPr>
-        <w:t>模型的分析 ：在建模比赛中模型分析主要有两种，一个是灵敏度(性)分析，另一个是误差分析。灵敏度分析是研究与分析一个系统（或模型）的状态或输出变化对系统参数或周围条件变化的敏感程度的方法。其通用的步骤是：控制其他参数不变的情况下，改变模型中某个重要参数的值，然后观察模型的结果的变化情况。误差分析是指分析模型中的误差来源，或者估算模型中存在的误差，一般用于预测问题或者数值计算类问题。</w:t>
+        <w:t>缺点写的个数要比优点少</w:t>
+      </w:r>
+    </w:p>
+    <w:p>
+      <w:pPr>
+        <w:pStyle w:val="36"/>
+      </w:pPr>
+      <w:r>
+        <w:rPr>
+          <w:rFonts w:hint="eastAsia"/>
+        </w:rPr>
+        <w:t>XXX</w:t>
+      </w:r>
+    </w:p>
+    <w:p>
+      <w:pPr>
+        <w:pStyle w:val="36"/>
+      </w:pPr>
+      <w:r>
+        <w:rPr>
+          <w:rFonts w:hint="eastAsia"/>
+        </w:rPr>
+        <w:t>XXX</w:t>
       </w:r>
     </w:p>
     <w:p>
@@ -9308,238 +14141,16 @@
         <w:pStyle w:val="29"/>
         <w:ind w:firstLine="480"/>
       </w:pPr>
-      <w:r>
-        <w:rPr>
-          <w:rFonts w:hint="eastAsia"/>
-        </w:rPr>
-        <w:t>模型的检验：模型检验可以分为两种，一种是使用模型之前应该进行的检验，例如层次分析法中一致性检验，灰色预测中的准指数规律的检验，这部分内容应该放在模型的建立部分；另一种是使用了模型后对模型的结果进行检验，数模中最常见的是稳定性检验，实际上这里的稳定性检验和前面的灵敏度分析非常类似，等会大家看到例子就明白了。</w:t>
-      </w:r>
-    </w:p>
-    <w:p>
-      <w:pPr>
-        <w:pStyle w:val="29"/>
-        <w:ind w:firstLine="480"/>
-      </w:pPr>
-      <w:r>
-        <w:rPr>
-          <w:rFonts w:hint="eastAsia"/>
-        </w:rPr>
-        <w:t>(大家尽量在论文中使用</w:t>
-      </w:r>
-      <w:r>
-        <w:rPr>
-          <w:rFonts w:hint="eastAsia"/>
-          <w:b/>
-          <w:bCs/>
-        </w:rPr>
-        <w:t>灵敏度分析</w:t>
-      </w:r>
-      <w:r>
-        <w:rPr>
-          <w:rFonts w:hint="eastAsia"/>
-        </w:rPr>
-        <w:t>，视频中有详细的讲解</w:t>
-      </w:r>
-      <w:r>
-        <w:t>)</w:t>
-      </w:r>
-    </w:p>
-    <w:p>
-      <w:pPr>
-        <w:pStyle w:val="29"/>
-        <w:ind w:firstLine="480"/>
-      </w:pPr>
-    </w:p>
-    <w:p>
-      <w:pPr>
-        <w:pStyle w:val="29"/>
-        <w:ind w:firstLine="480"/>
-      </w:pPr>
-    </w:p>
-    <w:p>
-      <w:pPr>
-        <w:pStyle w:val="29"/>
-        <w:ind w:firstLine="480"/>
-      </w:pPr>
-    </w:p>
-    <w:p>
-      <w:pPr>
-        <w:pStyle w:val="29"/>
-        <w:ind w:firstLine="480"/>
-      </w:pPr>
-    </w:p>
-    <w:p>
-      <w:pPr>
-        <w:pStyle w:val="29"/>
-        <w:ind w:firstLine="480"/>
-      </w:pPr>
-    </w:p>
-    <w:p>
-      <w:pPr>
-        <w:pStyle w:val="29"/>
-        <w:ind w:firstLine="480"/>
-      </w:pPr>
-    </w:p>
-    <w:p>
-      <w:pPr>
-        <w:pStyle w:val="29"/>
-        <w:ind w:firstLine="480"/>
-      </w:pPr>
-    </w:p>
-    <w:p>
-      <w:pPr>
-        <w:pStyle w:val="32"/>
-      </w:pPr>
-      <w:bookmarkStart w:id="26" w:name="_Toc206756677"/>
-      <w:r>
-        <w:rPr>
-          <w:rFonts w:hint="eastAsia"/>
-        </w:rPr>
-        <w:t>模型评价、改进与推广</w:t>
-      </w:r>
-      <w:bookmarkEnd w:id="26"/>
-    </w:p>
-    <w:p>
-      <w:pPr>
-        <w:pStyle w:val="29"/>
-        <w:ind w:firstLine="480"/>
-      </w:pPr>
-      <w:r>
-        <w:rPr>
-          <w:rFonts w:hint="eastAsia"/>
-        </w:rPr>
-        <w:t>注：本部分的标题需要根据你的内容进行调整，例如：如果你没有写模型推广的话，就直接把标题写成模型的评价与改进。很多论文也把这部分的内容直接统称为“模型评价”部分，也是可以的。</w:t>
-      </w:r>
-    </w:p>
-    <w:p>
-      <w:pPr>
-        <w:pStyle w:val="29"/>
-        <w:ind w:firstLine="480"/>
-      </w:pPr>
     </w:p>
     <w:p>
       <w:pPr>
         <w:pStyle w:val="34"/>
       </w:pPr>
-      <w:bookmarkStart w:id="27" w:name="_Toc206756678"/>
-      <w:r>
-        <w:t>模型的优点</w:t>
+      <w:bookmarkStart w:id="27" w:name="_Toc206756680"/>
+      <w:r>
+        <w:t>模型的改进与推广</w:t>
       </w:r>
       <w:bookmarkEnd w:id="27"/>
-    </w:p>
-    <w:p>
-      <w:pPr>
-        <w:pStyle w:val="29"/>
-        <w:ind w:firstLine="480"/>
-      </w:pPr>
-      <w:r>
-        <w:rPr>
-          <w:rFonts w:hint="eastAsia"/>
-        </w:rPr>
-        <w:t>优缺点是必须要写的内容，改进和推广是可选的，但还是建议大家写，实力比较强的建模者可以在这一块充分发挥，这部分对于整个论文的作用在于画龙点睛。</w:t>
-      </w:r>
-    </w:p>
-    <w:p>
-      <w:pPr>
-        <w:pStyle w:val="36"/>
-      </w:pPr>
-      <w:r>
-        <w:rPr>
-          <w:rFonts w:hint="eastAsia"/>
-        </w:rPr>
-        <w:t>XXX</w:t>
-      </w:r>
-    </w:p>
-    <w:p>
-      <w:pPr>
-        <w:pStyle w:val="36"/>
-      </w:pPr>
-      <w:r>
-        <w:rPr>
-          <w:rFonts w:hint="eastAsia"/>
-        </w:rPr>
-        <w:t>XXX</w:t>
-      </w:r>
-    </w:p>
-    <w:p>
-      <w:pPr>
-        <w:pStyle w:val="36"/>
-      </w:pPr>
-      <w:r>
-        <w:rPr>
-          <w:rFonts w:hint="eastAsia"/>
-        </w:rPr>
-        <w:t>XXX</w:t>
-      </w:r>
-    </w:p>
-    <w:p>
-      <w:pPr>
-        <w:pStyle w:val="34"/>
-      </w:pPr>
-      <w:bookmarkStart w:id="28" w:name="_Toc206756679"/>
-      <w:r>
-        <w:t>模型的</w:t>
-      </w:r>
-      <w:r>
-        <w:rPr>
-          <w:rFonts w:hint="eastAsia"/>
-        </w:rPr>
-        <w:t>缺</w:t>
-      </w:r>
-      <w:r>
-        <w:t>点</w:t>
-      </w:r>
-      <w:bookmarkEnd w:id="28"/>
-    </w:p>
-    <w:p>
-      <w:pPr>
-        <w:pStyle w:val="29"/>
-        <w:ind w:firstLine="480"/>
-      </w:pPr>
-      <w:r>
-        <w:rPr>
-          <w:rFonts w:hint="eastAsia"/>
-        </w:rPr>
-        <w:t>缺点写的个数要比优点少</w:t>
-      </w:r>
-    </w:p>
-    <w:p>
-      <w:pPr>
-        <w:pStyle w:val="36"/>
-      </w:pPr>
-      <w:r>
-        <w:rPr>
-          <w:rFonts w:hint="eastAsia"/>
-        </w:rPr>
-        <w:t>XXX</w:t>
-      </w:r>
-    </w:p>
-    <w:p>
-      <w:pPr>
-        <w:pStyle w:val="36"/>
-      </w:pPr>
-      <w:r>
-        <w:rPr>
-          <w:rFonts w:hint="eastAsia"/>
-        </w:rPr>
-        <w:t>XXX</w:t>
-      </w:r>
-    </w:p>
-    <w:p>
-      <w:pPr>
-        <w:pStyle w:val="29"/>
-        <w:ind w:firstLine="480"/>
-      </w:pPr>
-    </w:p>
-    <w:p>
-      <w:pPr>
-        <w:pStyle w:val="34"/>
-      </w:pPr>
-      <w:bookmarkStart w:id="29" w:name="_Toc206756680"/>
-      <w:r>
-        <w:t>模型的改进与推广</w:t>
-      </w:r>
-      <w:bookmarkEnd w:id="29"/>
     </w:p>
     <w:p>
       <w:pPr>
@@ -9621,161 +14232,161 @@
       <w:r>
         <w:br w:type="page"/>
       </w:r>
-      <w:bookmarkStart w:id="30" w:name="_Toc206756681"/>
+      <w:bookmarkStart w:id="28" w:name="_Toc206756681"/>
       <w:r>
         <w:t>参考文献</w:t>
       </w:r>
+      <w:bookmarkEnd w:id="28"/>
+    </w:p>
+    <w:p>
+      <w:pPr>
+        <w:pStyle w:val="50"/>
+      </w:pPr>
+      <w:bookmarkStart w:id="29" w:name="_Ref100454673"/>
+      <w:r>
+        <w:t>苗文凯,刘庆芳,刘海云,苏健. 文本情感分析技术在中邮网院的应用研究[J]. 邮政研究,2022,38(02):28-32.</w:t>
+      </w:r>
+    </w:p>
+    <w:p>
+      <w:pPr>
+        <w:pStyle w:val="29"/>
+        <w:ind w:firstLine="480"/>
+      </w:pPr>
+    </w:p>
+    <w:p>
+      <w:pPr>
+        <w:pStyle w:val="29"/>
+        <w:ind w:firstLine="480"/>
+      </w:pPr>
+    </w:p>
+    <w:p>
+      <w:pPr>
+        <w:pStyle w:val="29"/>
+        <w:ind w:firstLine="480"/>
+      </w:pPr>
+    </w:p>
+    <w:bookmarkEnd w:id="29"/>
+    <w:p>
+      <w:pPr>
+        <w:pStyle w:val="29"/>
+        <w:ind w:firstLine="480"/>
+        <w:rPr>
+          <w:lang w:val="zh-CN"/>
+        </w:rPr>
+      </w:pPr>
+      <w:r>
+        <w:rPr>
+          <w:rFonts w:hint="eastAsia"/>
+          <w:lang w:val="zh-CN"/>
+        </w:rPr>
+        <w:t>所有引用他人或公开资料(包括网上资料)的成果必须按照科技论文的规范列出参考文献，并在正文引用处予以标注。</w:t>
+      </w:r>
+    </w:p>
+    <w:p>
+      <w:pPr>
+        <w:pStyle w:val="29"/>
+        <w:ind w:firstLine="480"/>
+      </w:pPr>
+      <w:r>
+        <w:rPr>
+          <w:rFonts w:hint="eastAsia"/>
+        </w:rPr>
+        <w:t>常见的三种参考文献的表达方式（标准不唯一）：</w:t>
+      </w:r>
+    </w:p>
+    <w:p>
+      <w:pPr>
+        <w:pStyle w:val="29"/>
+        <w:ind w:firstLine="480"/>
+      </w:pPr>
+      <w:r>
+        <w:rPr>
+          <w:rFonts w:hint="eastAsia"/>
+        </w:rPr>
+        <w:t>书籍的表述方式为： [编号] 作者，书名，出版地：出版社，出版年月。</w:t>
+      </w:r>
+    </w:p>
+    <w:p>
+      <w:pPr>
+        <w:pStyle w:val="29"/>
+        <w:ind w:firstLine="480"/>
+      </w:pPr>
+      <w:r>
+        <w:rPr>
+          <w:rFonts w:hint="eastAsia"/>
+        </w:rPr>
+        <w:t>期刊杂志论文的表述方式为： [编号] 作者，论文名，杂志名，卷期号：起止页码，出版年。</w:t>
+      </w:r>
+    </w:p>
+    <w:p>
+      <w:pPr>
+        <w:pStyle w:val="29"/>
+        <w:ind w:firstLine="480"/>
+      </w:pPr>
+      <w:r>
+        <w:rPr>
+          <w:rFonts w:hint="eastAsia"/>
+        </w:rPr>
+        <w:t>网上资源(例如数据库、政府报告)的表述方式为： [编号] 作者，资源标题，网址，访问时间。</w:t>
+      </w:r>
+    </w:p>
+    <w:p>
+      <w:pPr>
+        <w:pStyle w:val="29"/>
+        <w:ind w:firstLine="480"/>
+      </w:pPr>
+    </w:p>
+    <w:p>
+      <w:pPr>
+        <w:pStyle w:val="29"/>
+        <w:ind w:firstLine="480"/>
+      </w:pPr>
+    </w:p>
+    <w:p>
+      <w:pPr>
+        <w:pStyle w:val="29"/>
+        <w:ind w:firstLine="480"/>
+      </w:pPr>
+    </w:p>
+    <w:p>
+      <w:pPr>
+        <w:pStyle w:val="29"/>
+        <w:ind w:firstLine="480"/>
+      </w:pPr>
+    </w:p>
+    <w:p>
+      <w:pPr>
+        <w:pStyle w:val="29"/>
+        <w:ind w:firstLine="480"/>
+      </w:pPr>
+    </w:p>
+    <w:p>
+      <w:pPr>
+        <w:pStyle w:val="29"/>
+        <w:ind w:firstLine="480"/>
+      </w:pPr>
+    </w:p>
+    <w:p>
+      <w:pPr>
+        <w:pStyle w:val="29"/>
+        <w:ind w:firstLine="480"/>
+      </w:pPr>
+      <w:r>
+        <w:br w:type="page"/>
+      </w:r>
+    </w:p>
+    <w:p>
+      <w:pPr>
+        <w:pStyle w:val="32"/>
+      </w:pPr>
+      <w:bookmarkStart w:id="30" w:name="_Toc206756682"/>
+      <w:r>
+        <w:rPr>
+          <w:rFonts w:hint="eastAsia"/>
+        </w:rPr>
+        <w:t>附录</w:t>
+      </w:r>
       <w:bookmarkEnd w:id="30"/>
-    </w:p>
-    <w:p>
-      <w:pPr>
-        <w:pStyle w:val="50"/>
-      </w:pPr>
-      <w:bookmarkStart w:id="31" w:name="_Ref100454673"/>
-      <w:r>
-        <w:t>苗文凯,刘庆芳,刘海云,苏健. 文本情感分析技术在中邮网院的应用研究[J]. 邮政研究,2022,38(02):28-32.</w:t>
-      </w:r>
-    </w:p>
-    <w:p>
-      <w:pPr>
-        <w:pStyle w:val="29"/>
-        <w:ind w:firstLine="480"/>
-      </w:pPr>
-    </w:p>
-    <w:p>
-      <w:pPr>
-        <w:pStyle w:val="29"/>
-        <w:ind w:firstLine="480"/>
-      </w:pPr>
-    </w:p>
-    <w:p>
-      <w:pPr>
-        <w:pStyle w:val="29"/>
-        <w:ind w:firstLine="480"/>
-      </w:pPr>
-    </w:p>
-    <w:bookmarkEnd w:id="31"/>
-    <w:p>
-      <w:pPr>
-        <w:pStyle w:val="29"/>
-        <w:ind w:firstLine="480"/>
-        <w:rPr>
-          <w:lang w:val="zh-CN"/>
-        </w:rPr>
-      </w:pPr>
-      <w:r>
-        <w:rPr>
-          <w:rFonts w:hint="eastAsia"/>
-          <w:lang w:val="zh-CN"/>
-        </w:rPr>
-        <w:t>所有引用他人或公开资料(包括网上资料)的成果必须按照科技论文的规范列出参考文献，并在正文引用处予以标注。</w:t>
-      </w:r>
-    </w:p>
-    <w:p>
-      <w:pPr>
-        <w:pStyle w:val="29"/>
-        <w:ind w:firstLine="480"/>
-      </w:pPr>
-      <w:r>
-        <w:rPr>
-          <w:rFonts w:hint="eastAsia"/>
-        </w:rPr>
-        <w:t>常见的三种参考文献的表达方式（标准不唯一）：</w:t>
-      </w:r>
-    </w:p>
-    <w:p>
-      <w:pPr>
-        <w:pStyle w:val="29"/>
-        <w:ind w:firstLine="480"/>
-      </w:pPr>
-      <w:r>
-        <w:rPr>
-          <w:rFonts w:hint="eastAsia"/>
-        </w:rPr>
-        <w:t>书籍的表述方式为： [编号] 作者，书名，出版地：出版社，出版年月。</w:t>
-      </w:r>
-    </w:p>
-    <w:p>
-      <w:pPr>
-        <w:pStyle w:val="29"/>
-        <w:ind w:firstLine="480"/>
-      </w:pPr>
-      <w:r>
-        <w:rPr>
-          <w:rFonts w:hint="eastAsia"/>
-        </w:rPr>
-        <w:t>期刊杂志论文的表述方式为： [编号] 作者，论文名，杂志名，卷期号：起止页码，出版年。</w:t>
-      </w:r>
-    </w:p>
-    <w:p>
-      <w:pPr>
-        <w:pStyle w:val="29"/>
-        <w:ind w:firstLine="480"/>
-      </w:pPr>
-      <w:r>
-        <w:rPr>
-          <w:rFonts w:hint="eastAsia"/>
-        </w:rPr>
-        <w:t>网上资源(例如数据库、政府报告)的表述方式为： [编号] 作者，资源标题，网址，访问时间。</w:t>
-      </w:r>
-    </w:p>
-    <w:p>
-      <w:pPr>
-        <w:pStyle w:val="29"/>
-        <w:ind w:firstLine="480"/>
-      </w:pPr>
-    </w:p>
-    <w:p>
-      <w:pPr>
-        <w:pStyle w:val="29"/>
-        <w:ind w:firstLine="480"/>
-      </w:pPr>
-    </w:p>
-    <w:p>
-      <w:pPr>
-        <w:pStyle w:val="29"/>
-        <w:ind w:firstLine="480"/>
-      </w:pPr>
-    </w:p>
-    <w:p>
-      <w:pPr>
-        <w:pStyle w:val="29"/>
-        <w:ind w:firstLine="480"/>
-      </w:pPr>
-    </w:p>
-    <w:p>
-      <w:pPr>
-        <w:pStyle w:val="29"/>
-        <w:ind w:firstLine="480"/>
-      </w:pPr>
-    </w:p>
-    <w:p>
-      <w:pPr>
-        <w:pStyle w:val="29"/>
-        <w:ind w:firstLine="480"/>
-      </w:pPr>
-    </w:p>
-    <w:p>
-      <w:pPr>
-        <w:pStyle w:val="29"/>
-        <w:ind w:firstLine="480"/>
-      </w:pPr>
-      <w:r>
-        <w:br w:type="page"/>
-      </w:r>
-    </w:p>
-    <w:p>
-      <w:pPr>
-        <w:pStyle w:val="32"/>
-      </w:pPr>
-      <w:bookmarkStart w:id="32" w:name="_Toc206756682"/>
-      <w:r>
-        <w:rPr>
-          <w:rFonts w:hint="eastAsia"/>
-        </w:rPr>
-        <w:t>附录</w:t>
-      </w:r>
-      <w:bookmarkEnd w:id="32"/>
     </w:p>
     <w:p>
       <w:pPr>
@@ -10079,6 +14690,12 @@
             <w:insideH w:val="single" w:color="auto" w:sz="4" w:space="0"/>
             <w:insideV w:val="single" w:color="auto" w:sz="4" w:space="0"/>
           </w:tblBorders>
+          <w:tblCellMar>
+            <w:top w:w="0" w:type="dxa"/>
+            <w:left w:w="108" w:type="dxa"/>
+            <w:bottom w:w="0" w:type="dxa"/>
+            <w:right w:w="108" w:type="dxa"/>
+          </w:tblCellMar>
         </w:tblPrEx>
         <w:tc>
           <w:tcPr>
@@ -11551,7 +16168,7 @@
     <w:lsdException w:qFormat="1" w:unhideWhenUsed="0" w:uiPriority="10" w:semiHidden="0" w:name="Title"/>
     <w:lsdException w:unhideWhenUsed="0" w:uiPriority="0" w:semiHidden="0" w:name="Closing"/>
     <w:lsdException w:unhideWhenUsed="0" w:uiPriority="0" w:semiHidden="0" w:name="Signature"/>
-    <w:lsdException w:qFormat="1" w:uiPriority="1" w:name="Default Paragraph Font"/>
+    <w:lsdException w:uiPriority="1" w:name="Default Paragraph Font"/>
     <w:lsdException w:unhideWhenUsed="0" w:uiPriority="0" w:semiHidden="0" w:name="Body Text"/>
     <w:lsdException w:qFormat="1" w:unhideWhenUsed="0" w:uiPriority="0" w:semiHidden="0" w:name="Body Text Indent"/>
     <w:lsdException w:unhideWhenUsed="0" w:uiPriority="0" w:semiHidden="0" w:name="List Continue"/>
@@ -11582,7 +16199,7 @@
     <w:lsdException w:unhideWhenUsed="0" w:uiPriority="0" w:semiHidden="0" w:name="HTML Acronym"/>
     <w:lsdException w:unhideWhenUsed="0" w:uiPriority="0" w:semiHidden="0" w:name="HTML Address"/>
     <w:lsdException w:unhideWhenUsed="0" w:uiPriority="0" w:semiHidden="0" w:name="HTML Cite"/>
-    <w:lsdException w:qFormat="1" w:unhideWhenUsed="0" w:uiPriority="0" w:semiHidden="0" w:name="HTML Code"/>
+    <w:lsdException w:unhideWhenUsed="0" w:uiPriority="0" w:semiHidden="0" w:name="HTML Code"/>
     <w:lsdException w:unhideWhenUsed="0" w:uiPriority="0" w:semiHidden="0" w:name="HTML Definition"/>
     <w:lsdException w:unhideWhenUsed="0" w:uiPriority="0" w:semiHidden="0" w:name="HTML Keyboard"/>
     <w:lsdException w:unhideWhenUsed="0" w:uiPriority="0" w:semiHidden="0" w:name="HTML Preformatted"/>
@@ -11880,7 +16497,6 @@
     <w:name w:val="Default Paragraph Font"/>
     <w:semiHidden/>
     <w:unhideWhenUsed/>
-    <w:qFormat/>
     <w:uiPriority w:val="1"/>
   </w:style>
   <w:style w:type="table" w:default="1" w:styleId="21">
@@ -12157,7 +16773,6 @@
   <w:style w:type="character" w:styleId="26">
     <w:name w:val="HTML Code"/>
     <w:basedOn w:val="23"/>
-    <w:qFormat/>
     <w:uiPriority w:val="0"/>
     <w:rPr>
       <w:rFonts w:ascii="Courier New" w:hAnsi="Courier New"/>
@@ -12287,7 +16902,6 @@
     <w:name w:val="标题1_Style 字符"/>
     <w:basedOn w:val="31"/>
     <w:link w:val="32"/>
-    <w:qFormat/>
     <w:uiPriority w:val="0"/>
     <w:rPr>
       <w:rFonts w:ascii="Times New Roman" w:hAnsi="Times New Roman" w:eastAsia="黑体" w:cs="Times New Roman"/>
@@ -12410,7 +17024,6 @@
     <w:name w:val="标题5_Style"/>
     <w:next w:val="29"/>
     <w:link w:val="41"/>
-    <w:qFormat/>
     <w:uiPriority w:val="0"/>
     <w:pPr>
       <w:numPr>
@@ -13374,7 +17987,7 @@
 </file>
 
 <file path=customXml/item1.xml><?xml version="1.0" encoding="utf-8"?>
-<b:Sources xmlns:b="http://schemas.openxmlformats.org/officeDocument/2006/bibliography" xmlns="http://schemas.openxmlformats.org/officeDocument/2006/bibliography" StyleName="APA" SelectedStyle="\APASixthEditionOfficeOnline.xsl" Version="6"/>
+<b:Sources xmlns:b="http://schemas.openxmlformats.org/officeDocument/2006/bibliography" xmlns="http://schemas.openxmlformats.org/officeDocument/2006/bibliography" SelectedStyle="\APASixthEditionOfficeOnline.xsl" StyleName="APA" Version="6"/>
 </file>
 
 <file path=customXml/itemProps1.xml><?xml version="1.0" encoding="utf-8"?>
